--- a/p3/P3.docx
+++ b/p3/P3.docx
@@ -1,6 +1,6 @@
 
 <file path=word/document.xml><?xml version="1.0" encoding="utf-8"?>
-<w:document xmlns:wpc="http://schemas.microsoft.com/office/word/2010/wordprocessingCanvas" xmlns:cx="http://schemas.microsoft.com/office/drawing/2014/chartex" xmlns:cx1="http://schemas.microsoft.com/office/drawing/2015/9/8/chartex" xmlns:mc="http://schemas.openxmlformats.org/markup-compatibility/2006" xmlns:o="urn:schemas-microsoft-com:office:office" xmlns:r="http://schemas.openxmlformats.org/officeDocument/2006/relationships" xmlns:m="http://schemas.openxmlformats.org/officeDocument/2006/math" xmlns:v="urn:schemas-microsoft-com:vml" xmlns:wp14="http://schemas.microsoft.com/office/word/2010/wordprocessingDrawing" xmlns:wp="http://schemas.openxmlformats.org/drawingml/2006/wordprocessingDrawing" xmlns:w10="urn:schemas-microsoft-com:office:word" xmlns:w="http://schemas.openxmlformats.org/wordprocessingml/2006/main" xmlns:w14="http://schemas.microsoft.com/office/word/2010/wordml" xmlns:w15="http://schemas.microsoft.com/office/word/2012/wordml" xmlns:w16se="http://schemas.microsoft.com/office/word/2015/wordml/symex" xmlns:wpg="http://schemas.microsoft.com/office/word/2010/wordprocessingGroup" xmlns:wpi="http://schemas.microsoft.com/office/word/2010/wordprocessingInk" xmlns:wne="http://schemas.microsoft.com/office/word/2006/wordml" xmlns:wps="http://schemas.microsoft.com/office/word/2010/wordprocessingShape" mc:Ignorable="w14 w15 w16se wp14">
+<w:document xmlns:wpc="http://schemas.microsoft.com/office/word/2010/wordprocessingCanvas" xmlns:cx="http://schemas.microsoft.com/office/drawing/2014/chartex" xmlns:mc="http://schemas.openxmlformats.org/markup-compatibility/2006" xmlns:o="urn:schemas-microsoft-com:office:office" xmlns:r="http://schemas.openxmlformats.org/officeDocument/2006/relationships" xmlns:m="http://schemas.openxmlformats.org/officeDocument/2006/math" xmlns:v="urn:schemas-microsoft-com:vml" xmlns:wp14="http://schemas.microsoft.com/office/word/2010/wordprocessingDrawing" xmlns:wp="http://schemas.openxmlformats.org/drawingml/2006/wordprocessingDrawing" xmlns:w10="urn:schemas-microsoft-com:office:word" xmlns:w="http://schemas.openxmlformats.org/wordprocessingml/2006/main" xmlns:w14="http://schemas.microsoft.com/office/word/2010/wordml" xmlns:w15="http://schemas.microsoft.com/office/word/2012/wordml" xmlns:w16se="http://schemas.microsoft.com/office/word/2015/wordml/symex" xmlns:wpg="http://schemas.microsoft.com/office/word/2010/wordprocessingGroup" xmlns:wpi="http://schemas.microsoft.com/office/word/2010/wordprocessingInk" xmlns:wne="http://schemas.microsoft.com/office/word/2006/wordml" xmlns:wps="http://schemas.microsoft.com/office/word/2010/wordprocessingShape" mc:Ignorable="w14 w15 w16se wp14">
   <w:body>
     <w:p>
       <w:pPr>
@@ -76,7 +76,25 @@
           <w:sz w:val="26"/>
           <w:szCs w:val="26"/>
         </w:rPr>
-        <w:t>para los valores de n expuestos (5000,10000, 20000, 40000, 80000, …). Si para alguna n tardara más de 60 segundos puede poner FdT (“Fuera de Tiempo”), tanto en este apartado como en los apartados posteriores.</w:t>
+        <w:t xml:space="preserve">para los valores de n expuestos (5000,10000, 20000, 40000, 80000, …). Si para alguna n tardara más de 60 segundos puede poner </w:t>
+      </w:r>
+      <w:proofErr w:type="spellStart"/>
+      <w:r>
+        <w:rPr>
+          <w:b/>
+          <w:sz w:val="26"/>
+          <w:szCs w:val="26"/>
+        </w:rPr>
+        <w:t>FdT</w:t>
+      </w:r>
+      <w:proofErr w:type="spellEnd"/>
+      <w:r>
+        <w:rPr>
+          <w:b/>
+          <w:sz w:val="26"/>
+          <w:szCs w:val="26"/>
+        </w:rPr>
+        <w:t xml:space="preserve"> (“Fuera de Tiempo”), tanto en este apartado como en los apartados posteriores.</w:t>
       </w:r>
     </w:p>
     <w:p>
@@ -1017,7 +1035,21 @@
         <w:rPr>
           <w:sz w:val="24"/>
         </w:rPr>
-        <w:t xml:space="preserve">Un long son 64 bits, lo que da para 18.446.744.073.709.551.616 combinaciones, </w:t>
+        <w:t xml:space="preserve">Un </w:t>
+      </w:r>
+      <w:proofErr w:type="spellStart"/>
+      <w:r>
+        <w:rPr>
+          <w:sz w:val="24"/>
+        </w:rPr>
+        <w:t>long</w:t>
+      </w:r>
+      <w:proofErr w:type="spellEnd"/>
+      <w:r>
+        <w:rPr>
+          <w:sz w:val="24"/>
+        </w:rPr>
+        <w:t xml:space="preserve"> son 64 bits, lo que da para 18.446.744.073.709.551.616 combinaciones, </w:t>
       </w:r>
       <w:r>
         <w:rPr>
@@ -1029,7 +1061,35 @@
         <w:rPr>
           <w:sz w:val="24"/>
         </w:rPr>
-        <w:t xml:space="preserve">y desde que se empezó a usar, se va por el numero 1.770.228.540.138, por lo que el numero de años que quedan es el siguiente: </w:t>
+        <w:t xml:space="preserve">y desde que se empezó a usar, se va por el </w:t>
+      </w:r>
+      <w:proofErr w:type="spellStart"/>
+      <w:r>
+        <w:rPr>
+          <w:sz w:val="24"/>
+        </w:rPr>
+        <w:t>numero</w:t>
+      </w:r>
+      <w:proofErr w:type="spellEnd"/>
+      <w:r>
+        <w:rPr>
+          <w:sz w:val="24"/>
+        </w:rPr>
+        <w:t xml:space="preserve"> 1.770.228.540.138, por lo que el </w:t>
+      </w:r>
+      <w:proofErr w:type="spellStart"/>
+      <w:r>
+        <w:rPr>
+          <w:sz w:val="24"/>
+        </w:rPr>
+        <w:t>numero</w:t>
+      </w:r>
+      <w:proofErr w:type="spellEnd"/>
+      <w:r>
+        <w:rPr>
+          <w:sz w:val="24"/>
+        </w:rPr>
+        <w:t xml:space="preserve"> de años que quedan es el siguiente: </w:t>
       </w:r>
       <w:r>
         <w:rPr>
@@ -1063,7 +1123,21 @@
         <w:rPr>
           <w:b/>
         </w:rPr>
-        <w:t>Tabla para las ejecuciones usando –Xint Vector2</w:t>
+        <w:t>Tabla para las ejecuciones usando –</w:t>
+      </w:r>
+      <w:proofErr w:type="spellStart"/>
+      <w:r>
+        <w:rPr>
+          <w:b/>
+        </w:rPr>
+        <w:t>Xint</w:t>
+      </w:r>
+      <w:proofErr w:type="spellEnd"/>
+      <w:r>
+        <w:rPr>
+          <w:b/>
+        </w:rPr>
+        <w:t xml:space="preserve"> Vector2</w:t>
       </w:r>
     </w:p>
     <w:tbl>
@@ -1433,7 +1507,21 @@
         <w:rPr>
           <w:b/>
         </w:rPr>
-        <w:t>Ejecuciones usando –Xint Vector3</w:t>
+        <w:t>Ejecuciones usando –</w:t>
+      </w:r>
+      <w:proofErr w:type="spellStart"/>
+      <w:r>
+        <w:rPr>
+          <w:b/>
+        </w:rPr>
+        <w:t>Xint</w:t>
+      </w:r>
+      <w:proofErr w:type="spellEnd"/>
+      <w:r>
+        <w:rPr>
+          <w:b/>
+        </w:rPr>
+        <w:t xml:space="preserve"> Vector3</w:t>
       </w:r>
     </w:p>
     <w:p>
@@ -1528,7 +1616,21 @@
         <w:rPr>
           <w:b/>
         </w:rPr>
-        <w:t xml:space="preserve"> usando –Xint Vector3</w:t>
+        <w:t xml:space="preserve"> usando –</w:t>
+      </w:r>
+      <w:proofErr w:type="spellStart"/>
+      <w:r>
+        <w:rPr>
+          <w:b/>
+        </w:rPr>
+        <w:t>Xint</w:t>
+      </w:r>
+      <w:proofErr w:type="spellEnd"/>
+      <w:r>
+        <w:rPr>
+          <w:b/>
+        </w:rPr>
+        <w:t xml:space="preserve"> Vector3</w:t>
       </w:r>
     </w:p>
     <w:p>
@@ -1605,7 +1707,21 @@
         <w:rPr>
           <w:b/>
         </w:rPr>
-        <w:t xml:space="preserve">Ejecuciones usando –Xint </w:t>
+        <w:t>Ejecuciones usando –</w:t>
+      </w:r>
+      <w:proofErr w:type="spellStart"/>
+      <w:r>
+        <w:rPr>
+          <w:b/>
+        </w:rPr>
+        <w:t>Xint</w:t>
+      </w:r>
+      <w:proofErr w:type="spellEnd"/>
+      <w:r>
+        <w:rPr>
+          <w:b/>
+        </w:rPr>
+        <w:t xml:space="preserve"> </w:t>
       </w:r>
       <w:r>
         <w:rPr>
@@ -3462,6 +3578,7 @@
                 <w:szCs w:val="26"/>
               </w:rPr>
             </w:pPr>
+            <w:proofErr w:type="spellStart"/>
             <w:r>
               <w:rPr>
                 <w:sz w:val="26"/>
@@ -3469,6 +3586,7 @@
               </w:rPr>
               <w:t>Fdt</w:t>
             </w:r>
+            <w:proofErr w:type="spellEnd"/>
           </w:p>
         </w:tc>
       </w:tr>
@@ -3566,6 +3684,7 @@
                 <w:szCs w:val="26"/>
               </w:rPr>
             </w:pPr>
+            <w:proofErr w:type="spellStart"/>
             <w:r>
               <w:rPr>
                 <w:sz w:val="26"/>
@@ -3573,6 +3692,7 @@
               </w:rPr>
               <w:t>Fdt</w:t>
             </w:r>
+            <w:proofErr w:type="spellEnd"/>
           </w:p>
         </w:tc>
       </w:tr>
@@ -3670,6 +3790,7 @@
                 <w:szCs w:val="26"/>
               </w:rPr>
             </w:pPr>
+            <w:proofErr w:type="spellStart"/>
             <w:r>
               <w:rPr>
                 <w:sz w:val="26"/>
@@ -3677,6 +3798,7 @@
               </w:rPr>
               <w:t>Fdt</w:t>
             </w:r>
+            <w:proofErr w:type="spellEnd"/>
           </w:p>
         </w:tc>
       </w:tr>
@@ -4622,6 +4744,7 @@
                 <w:szCs w:val="26"/>
               </w:rPr>
             </w:pPr>
+            <w:proofErr w:type="spellStart"/>
             <w:r>
               <w:rPr>
                 <w:b/>
@@ -4630,6 +4753,7 @@
               </w:rPr>
               <w:t>Fdt</w:t>
             </w:r>
+            <w:proofErr w:type="spellEnd"/>
           </w:p>
         </w:tc>
       </w:tr>
@@ -4698,6 +4822,7 @@
                 <w:szCs w:val="26"/>
               </w:rPr>
             </w:pPr>
+            <w:proofErr w:type="spellStart"/>
             <w:r>
               <w:rPr>
                 <w:b/>
@@ -4706,6 +4831,7 @@
               </w:rPr>
               <w:t>Fdt</w:t>
             </w:r>
+            <w:proofErr w:type="spellEnd"/>
           </w:p>
         </w:tc>
         <w:tc>
@@ -4720,6 +4846,7 @@
                 <w:szCs w:val="26"/>
               </w:rPr>
             </w:pPr>
+            <w:proofErr w:type="spellStart"/>
             <w:r>
               <w:rPr>
                 <w:b/>
@@ -4728,6 +4855,7 @@
               </w:rPr>
               <w:t>Fdt</w:t>
             </w:r>
+            <w:proofErr w:type="spellEnd"/>
           </w:p>
         </w:tc>
       </w:tr>
@@ -4788,6 +4916,7 @@
                 <w:szCs w:val="26"/>
               </w:rPr>
             </w:pPr>
+            <w:proofErr w:type="spellStart"/>
             <w:r>
               <w:rPr>
                 <w:b/>
@@ -4796,6 +4925,7 @@
               </w:rPr>
               <w:t>Fdt</w:t>
             </w:r>
+            <w:proofErr w:type="spellEnd"/>
           </w:p>
         </w:tc>
         <w:tc>
@@ -4810,6 +4940,7 @@
                 <w:szCs w:val="26"/>
               </w:rPr>
             </w:pPr>
+            <w:proofErr w:type="spellStart"/>
             <w:r>
               <w:rPr>
                 <w:b/>
@@ -4818,6 +4949,7 @@
               </w:rPr>
               <w:t>Fdt</w:t>
             </w:r>
+            <w:proofErr w:type="spellEnd"/>
           </w:p>
         </w:tc>
       </w:tr>
@@ -7108,6 +7240,7 @@
                 <w:szCs w:val="26"/>
               </w:rPr>
             </w:pPr>
+            <w:proofErr w:type="spellStart"/>
             <w:r>
               <w:rPr>
                 <w:b/>
@@ -7122,8 +7255,27 @@
                 <w:sz w:val="26"/>
                 <w:szCs w:val="26"/>
               </w:rPr>
-              <w:t>Python/tJava</w:t>
-            </w:r>
+              <w:t>Python</w:t>
+            </w:r>
+            <w:proofErr w:type="spellEnd"/>
+            <w:r>
+              <w:rPr>
+                <w:b/>
+                <w:sz w:val="26"/>
+                <w:szCs w:val="26"/>
+              </w:rPr>
+              <w:t>/</w:t>
+            </w:r>
+            <w:proofErr w:type="spellStart"/>
+            <w:r>
+              <w:rPr>
+                <w:b/>
+                <w:sz w:val="26"/>
+                <w:szCs w:val="26"/>
+              </w:rPr>
+              <w:t>tJava</w:t>
+            </w:r>
+            <w:proofErr w:type="spellEnd"/>
           </w:p>
         </w:tc>
       </w:tr>
@@ -7500,6 +7652,7 @@
                 <w:szCs w:val="26"/>
               </w:rPr>
             </w:pPr>
+            <w:proofErr w:type="spellStart"/>
             <w:r>
               <w:rPr>
                 <w:sz w:val="26"/>
@@ -7507,6 +7660,7 @@
               </w:rPr>
               <w:t>Fdt</w:t>
             </w:r>
+            <w:proofErr w:type="spellEnd"/>
           </w:p>
         </w:tc>
         <w:tc>
@@ -7584,6 +7738,7 @@
                 <w:szCs w:val="26"/>
               </w:rPr>
             </w:pPr>
+            <w:proofErr w:type="spellStart"/>
             <w:r>
               <w:rPr>
                 <w:sz w:val="26"/>
@@ -7591,6 +7746,7 @@
               </w:rPr>
               <w:t>Fdt</w:t>
             </w:r>
+            <w:proofErr w:type="spellEnd"/>
           </w:p>
         </w:tc>
         <w:tc>
@@ -8393,6 +8549,7 @@
                 <w:szCs w:val="26"/>
               </w:rPr>
             </w:pPr>
+            <w:proofErr w:type="spellStart"/>
             <w:r>
               <w:rPr>
                 <w:sz w:val="26"/>
@@ -8400,19 +8557,21 @@
               </w:rPr>
               <w:t>Fdt</w:t>
             </w:r>
-          </w:p>
-        </w:tc>
-        <w:tc>
-          <w:tcPr>
-            <w:tcW w:w="1699" w:type="dxa"/>
-          </w:tcPr>
-          <w:p>
-            <w:pPr>
-              <w:rPr>
-                <w:sz w:val="26"/>
-                <w:szCs w:val="26"/>
-              </w:rPr>
-            </w:pPr>
+            <w:proofErr w:type="spellEnd"/>
+          </w:p>
+        </w:tc>
+        <w:tc>
+          <w:tcPr>
+            <w:tcW w:w="1699" w:type="dxa"/>
+          </w:tcPr>
+          <w:p>
+            <w:pPr>
+              <w:rPr>
+                <w:sz w:val="26"/>
+                <w:szCs w:val="26"/>
+              </w:rPr>
+            </w:pPr>
+            <w:proofErr w:type="spellStart"/>
             <w:r>
               <w:rPr>
                 <w:sz w:val="26"/>
@@ -8420,19 +8579,21 @@
               </w:rPr>
               <w:t>Fdt</w:t>
             </w:r>
-          </w:p>
-        </w:tc>
-        <w:tc>
-          <w:tcPr>
-            <w:tcW w:w="1699" w:type="dxa"/>
-          </w:tcPr>
-          <w:p>
-            <w:pPr>
-              <w:rPr>
-                <w:sz w:val="26"/>
-                <w:szCs w:val="26"/>
-              </w:rPr>
-            </w:pPr>
+            <w:proofErr w:type="spellEnd"/>
+          </w:p>
+        </w:tc>
+        <w:tc>
+          <w:tcPr>
+            <w:tcW w:w="1699" w:type="dxa"/>
+          </w:tcPr>
+          <w:p>
+            <w:pPr>
+              <w:rPr>
+                <w:sz w:val="26"/>
+                <w:szCs w:val="26"/>
+              </w:rPr>
+            </w:pPr>
+            <w:proofErr w:type="spellStart"/>
             <w:r>
               <w:rPr>
                 <w:sz w:val="26"/>
@@ -8440,6 +8601,7 @@
               </w:rPr>
               <w:t>Fdt</w:t>
             </w:r>
+            <w:proofErr w:type="spellEnd"/>
           </w:p>
         </w:tc>
       </w:tr>
@@ -8485,6 +8647,7 @@
                 <w:szCs w:val="26"/>
               </w:rPr>
             </w:pPr>
+            <w:proofErr w:type="spellStart"/>
             <w:r>
               <w:rPr>
                 <w:sz w:val="26"/>
@@ -8492,19 +8655,21 @@
               </w:rPr>
               <w:t>Fdt</w:t>
             </w:r>
-          </w:p>
-        </w:tc>
-        <w:tc>
-          <w:tcPr>
-            <w:tcW w:w="1699" w:type="dxa"/>
-          </w:tcPr>
-          <w:p>
-            <w:pPr>
-              <w:rPr>
-                <w:sz w:val="26"/>
-                <w:szCs w:val="26"/>
-              </w:rPr>
-            </w:pPr>
+            <w:proofErr w:type="spellEnd"/>
+          </w:p>
+        </w:tc>
+        <w:tc>
+          <w:tcPr>
+            <w:tcW w:w="1699" w:type="dxa"/>
+          </w:tcPr>
+          <w:p>
+            <w:pPr>
+              <w:rPr>
+                <w:sz w:val="26"/>
+                <w:szCs w:val="26"/>
+              </w:rPr>
+            </w:pPr>
+            <w:proofErr w:type="spellStart"/>
             <w:r>
               <w:rPr>
                 <w:sz w:val="26"/>
@@ -8512,19 +8677,21 @@
               </w:rPr>
               <w:t>Fdt</w:t>
             </w:r>
-          </w:p>
-        </w:tc>
-        <w:tc>
-          <w:tcPr>
-            <w:tcW w:w="1699" w:type="dxa"/>
-          </w:tcPr>
-          <w:p>
-            <w:pPr>
-              <w:rPr>
-                <w:sz w:val="26"/>
-                <w:szCs w:val="26"/>
-              </w:rPr>
-            </w:pPr>
+            <w:proofErr w:type="spellEnd"/>
+          </w:p>
+        </w:tc>
+        <w:tc>
+          <w:tcPr>
+            <w:tcW w:w="1699" w:type="dxa"/>
+          </w:tcPr>
+          <w:p>
+            <w:pPr>
+              <w:rPr>
+                <w:sz w:val="26"/>
+                <w:szCs w:val="26"/>
+              </w:rPr>
+            </w:pPr>
+            <w:proofErr w:type="spellStart"/>
             <w:r>
               <w:rPr>
                 <w:sz w:val="26"/>
@@ -8532,6 +8699,7 @@
               </w:rPr>
               <w:t>Fdt</w:t>
             </w:r>
+            <w:proofErr w:type="spellEnd"/>
           </w:p>
         </w:tc>
       </w:tr>
@@ -8577,6 +8745,7 @@
                 <w:szCs w:val="26"/>
               </w:rPr>
             </w:pPr>
+            <w:proofErr w:type="spellStart"/>
             <w:r>
               <w:rPr>
                 <w:sz w:val="26"/>
@@ -8584,19 +8753,21 @@
               </w:rPr>
               <w:t>Fdt</w:t>
             </w:r>
-          </w:p>
-        </w:tc>
-        <w:tc>
-          <w:tcPr>
-            <w:tcW w:w="1699" w:type="dxa"/>
-          </w:tcPr>
-          <w:p>
-            <w:pPr>
-              <w:rPr>
-                <w:sz w:val="26"/>
-                <w:szCs w:val="26"/>
-              </w:rPr>
-            </w:pPr>
+            <w:proofErr w:type="spellEnd"/>
+          </w:p>
+        </w:tc>
+        <w:tc>
+          <w:tcPr>
+            <w:tcW w:w="1699" w:type="dxa"/>
+          </w:tcPr>
+          <w:p>
+            <w:pPr>
+              <w:rPr>
+                <w:sz w:val="26"/>
+                <w:szCs w:val="26"/>
+              </w:rPr>
+            </w:pPr>
+            <w:proofErr w:type="spellStart"/>
             <w:r>
               <w:rPr>
                 <w:sz w:val="26"/>
@@ -8604,19 +8775,21 @@
               </w:rPr>
               <w:t>Fdt</w:t>
             </w:r>
-          </w:p>
-        </w:tc>
-        <w:tc>
-          <w:tcPr>
-            <w:tcW w:w="1699" w:type="dxa"/>
-          </w:tcPr>
-          <w:p>
-            <w:pPr>
-              <w:rPr>
-                <w:sz w:val="26"/>
-                <w:szCs w:val="26"/>
-              </w:rPr>
-            </w:pPr>
+            <w:proofErr w:type="spellEnd"/>
+          </w:p>
+        </w:tc>
+        <w:tc>
+          <w:tcPr>
+            <w:tcW w:w="1699" w:type="dxa"/>
+          </w:tcPr>
+          <w:p>
+            <w:pPr>
+              <w:rPr>
+                <w:sz w:val="26"/>
+                <w:szCs w:val="26"/>
+              </w:rPr>
+            </w:pPr>
+            <w:proofErr w:type="spellStart"/>
             <w:r>
               <w:rPr>
                 <w:sz w:val="26"/>
@@ -8624,6 +8797,7 @@
               </w:rPr>
               <w:t>Fdt</w:t>
             </w:r>
+            <w:proofErr w:type="spellEnd"/>
           </w:p>
         </w:tc>
       </w:tr>
@@ -9428,6 +9602,7 @@
                 <w:szCs w:val="26"/>
               </w:rPr>
             </w:pPr>
+            <w:proofErr w:type="spellStart"/>
             <w:r>
               <w:rPr>
                 <w:sz w:val="26"/>
@@ -9435,19 +9610,21 @@
               </w:rPr>
               <w:t>Fdt</w:t>
             </w:r>
-          </w:p>
-        </w:tc>
-        <w:tc>
-          <w:tcPr>
-            <w:tcW w:w="1699" w:type="dxa"/>
-          </w:tcPr>
-          <w:p>
-            <w:pPr>
-              <w:rPr>
-                <w:sz w:val="26"/>
-                <w:szCs w:val="26"/>
-              </w:rPr>
-            </w:pPr>
+            <w:proofErr w:type="spellEnd"/>
+          </w:p>
+        </w:tc>
+        <w:tc>
+          <w:tcPr>
+            <w:tcW w:w="1699" w:type="dxa"/>
+          </w:tcPr>
+          <w:p>
+            <w:pPr>
+              <w:rPr>
+                <w:sz w:val="26"/>
+                <w:szCs w:val="26"/>
+              </w:rPr>
+            </w:pPr>
+            <w:proofErr w:type="spellStart"/>
             <w:r>
               <w:rPr>
                 <w:sz w:val="26"/>
@@ -9455,19 +9632,21 @@
               </w:rPr>
               <w:t>Fdt</w:t>
             </w:r>
-          </w:p>
-        </w:tc>
-        <w:tc>
-          <w:tcPr>
-            <w:tcW w:w="1699" w:type="dxa"/>
-          </w:tcPr>
-          <w:p>
-            <w:pPr>
-              <w:rPr>
-                <w:sz w:val="26"/>
-                <w:szCs w:val="26"/>
-              </w:rPr>
-            </w:pPr>
+            <w:proofErr w:type="spellEnd"/>
+          </w:p>
+        </w:tc>
+        <w:tc>
+          <w:tcPr>
+            <w:tcW w:w="1699" w:type="dxa"/>
+          </w:tcPr>
+          <w:p>
+            <w:pPr>
+              <w:rPr>
+                <w:sz w:val="26"/>
+                <w:szCs w:val="26"/>
+              </w:rPr>
+            </w:pPr>
+            <w:proofErr w:type="spellStart"/>
             <w:r>
               <w:rPr>
                 <w:sz w:val="26"/>
@@ -9475,6 +9654,7 @@
               </w:rPr>
               <w:t>Fdt</w:t>
             </w:r>
+            <w:proofErr w:type="spellEnd"/>
           </w:p>
         </w:tc>
       </w:tr>
@@ -9520,6 +9700,7 @@
                 <w:szCs w:val="26"/>
               </w:rPr>
             </w:pPr>
+            <w:proofErr w:type="spellStart"/>
             <w:r>
               <w:rPr>
                 <w:sz w:val="26"/>
@@ -9527,19 +9708,21 @@
               </w:rPr>
               <w:t>Fdt</w:t>
             </w:r>
-          </w:p>
-        </w:tc>
-        <w:tc>
-          <w:tcPr>
-            <w:tcW w:w="1699" w:type="dxa"/>
-          </w:tcPr>
-          <w:p>
-            <w:pPr>
-              <w:rPr>
-                <w:sz w:val="26"/>
-                <w:szCs w:val="26"/>
-              </w:rPr>
-            </w:pPr>
+            <w:proofErr w:type="spellEnd"/>
+          </w:p>
+        </w:tc>
+        <w:tc>
+          <w:tcPr>
+            <w:tcW w:w="1699" w:type="dxa"/>
+          </w:tcPr>
+          <w:p>
+            <w:pPr>
+              <w:rPr>
+                <w:sz w:val="26"/>
+                <w:szCs w:val="26"/>
+              </w:rPr>
+            </w:pPr>
+            <w:proofErr w:type="spellStart"/>
             <w:r>
               <w:rPr>
                 <w:sz w:val="26"/>
@@ -9547,19 +9730,21 @@
               </w:rPr>
               <w:t>Fdt</w:t>
             </w:r>
-          </w:p>
-        </w:tc>
-        <w:tc>
-          <w:tcPr>
-            <w:tcW w:w="1699" w:type="dxa"/>
-          </w:tcPr>
-          <w:p>
-            <w:pPr>
-              <w:rPr>
-                <w:sz w:val="26"/>
-                <w:szCs w:val="26"/>
-              </w:rPr>
-            </w:pPr>
+            <w:proofErr w:type="spellEnd"/>
+          </w:p>
+        </w:tc>
+        <w:tc>
+          <w:tcPr>
+            <w:tcW w:w="1699" w:type="dxa"/>
+          </w:tcPr>
+          <w:p>
+            <w:pPr>
+              <w:rPr>
+                <w:sz w:val="26"/>
+                <w:szCs w:val="26"/>
+              </w:rPr>
+            </w:pPr>
+            <w:proofErr w:type="spellStart"/>
             <w:r>
               <w:rPr>
                 <w:sz w:val="26"/>
@@ -9567,6 +9752,7 @@
               </w:rPr>
               <w:t>Fdt</w:t>
             </w:r>
+            <w:proofErr w:type="spellEnd"/>
           </w:p>
         </w:tc>
       </w:tr>
@@ -9612,6 +9798,7 @@
                 <w:szCs w:val="26"/>
               </w:rPr>
             </w:pPr>
+            <w:proofErr w:type="spellStart"/>
             <w:r>
               <w:rPr>
                 <w:sz w:val="26"/>
@@ -9619,19 +9806,21 @@
               </w:rPr>
               <w:t>Fdt</w:t>
             </w:r>
-          </w:p>
-        </w:tc>
-        <w:tc>
-          <w:tcPr>
-            <w:tcW w:w="1699" w:type="dxa"/>
-          </w:tcPr>
-          <w:p>
-            <w:pPr>
-              <w:rPr>
-                <w:sz w:val="26"/>
-                <w:szCs w:val="26"/>
-              </w:rPr>
-            </w:pPr>
+            <w:proofErr w:type="spellEnd"/>
+          </w:p>
+        </w:tc>
+        <w:tc>
+          <w:tcPr>
+            <w:tcW w:w="1699" w:type="dxa"/>
+          </w:tcPr>
+          <w:p>
+            <w:pPr>
+              <w:rPr>
+                <w:sz w:val="26"/>
+                <w:szCs w:val="26"/>
+              </w:rPr>
+            </w:pPr>
+            <w:proofErr w:type="spellStart"/>
             <w:r>
               <w:rPr>
                 <w:sz w:val="26"/>
@@ -9639,19 +9828,21 @@
               </w:rPr>
               <w:t>Fdt</w:t>
             </w:r>
-          </w:p>
-        </w:tc>
-        <w:tc>
-          <w:tcPr>
-            <w:tcW w:w="1699" w:type="dxa"/>
-          </w:tcPr>
-          <w:p>
-            <w:pPr>
-              <w:rPr>
-                <w:sz w:val="26"/>
-                <w:szCs w:val="26"/>
-              </w:rPr>
-            </w:pPr>
+            <w:proofErr w:type="spellEnd"/>
+          </w:p>
+        </w:tc>
+        <w:tc>
+          <w:tcPr>
+            <w:tcW w:w="1699" w:type="dxa"/>
+          </w:tcPr>
+          <w:p>
+            <w:pPr>
+              <w:rPr>
+                <w:sz w:val="26"/>
+                <w:szCs w:val="26"/>
+              </w:rPr>
+            </w:pPr>
+            <w:proofErr w:type="spellStart"/>
             <w:r>
               <w:rPr>
                 <w:sz w:val="26"/>
@@ -9659,6 +9850,7 @@
               </w:rPr>
               <w:t>Fdt</w:t>
             </w:r>
+            <w:proofErr w:type="spellEnd"/>
           </w:p>
         </w:tc>
       </w:tr>
@@ -10519,6 +10711,7 @@
                 <w:szCs w:val="26"/>
               </w:rPr>
             </w:pPr>
+            <w:proofErr w:type="spellStart"/>
             <w:r>
               <w:rPr>
                 <w:sz w:val="26"/>
@@ -10526,19 +10719,21 @@
               </w:rPr>
               <w:t>Fdt</w:t>
             </w:r>
-          </w:p>
-        </w:tc>
-        <w:tc>
-          <w:tcPr>
-            <w:tcW w:w="1699" w:type="dxa"/>
-          </w:tcPr>
-          <w:p>
-            <w:pPr>
-              <w:rPr>
-                <w:sz w:val="26"/>
-                <w:szCs w:val="26"/>
-              </w:rPr>
-            </w:pPr>
+            <w:proofErr w:type="spellEnd"/>
+          </w:p>
+        </w:tc>
+        <w:tc>
+          <w:tcPr>
+            <w:tcW w:w="1699" w:type="dxa"/>
+          </w:tcPr>
+          <w:p>
+            <w:pPr>
+              <w:rPr>
+                <w:sz w:val="26"/>
+                <w:szCs w:val="26"/>
+              </w:rPr>
+            </w:pPr>
+            <w:proofErr w:type="spellStart"/>
             <w:r>
               <w:rPr>
                 <w:sz w:val="26"/>
@@ -10546,6 +10741,7 @@
               </w:rPr>
               <w:t>Fdt</w:t>
             </w:r>
+            <w:proofErr w:type="spellEnd"/>
           </w:p>
         </w:tc>
       </w:tr>
@@ -10611,6 +10807,7 @@
                 <w:szCs w:val="26"/>
               </w:rPr>
             </w:pPr>
+            <w:proofErr w:type="spellStart"/>
             <w:r>
               <w:rPr>
                 <w:sz w:val="26"/>
@@ -10618,19 +10815,21 @@
               </w:rPr>
               <w:t>Fdt</w:t>
             </w:r>
-          </w:p>
-        </w:tc>
-        <w:tc>
-          <w:tcPr>
-            <w:tcW w:w="1699" w:type="dxa"/>
-          </w:tcPr>
-          <w:p>
-            <w:pPr>
-              <w:rPr>
-                <w:sz w:val="26"/>
-                <w:szCs w:val="26"/>
-              </w:rPr>
-            </w:pPr>
+            <w:proofErr w:type="spellEnd"/>
+          </w:p>
+        </w:tc>
+        <w:tc>
+          <w:tcPr>
+            <w:tcW w:w="1699" w:type="dxa"/>
+          </w:tcPr>
+          <w:p>
+            <w:pPr>
+              <w:rPr>
+                <w:sz w:val="26"/>
+                <w:szCs w:val="26"/>
+              </w:rPr>
+            </w:pPr>
+            <w:proofErr w:type="spellStart"/>
             <w:r>
               <w:rPr>
                 <w:sz w:val="26"/>
@@ -10638,6 +10837,7 @@
               </w:rPr>
               <w:t>Fdt</w:t>
             </w:r>
+            <w:proofErr w:type="spellEnd"/>
           </w:p>
         </w:tc>
       </w:tr>
@@ -10703,6 +10903,7 @@
                 <w:szCs w:val="26"/>
               </w:rPr>
             </w:pPr>
+            <w:proofErr w:type="spellStart"/>
             <w:r>
               <w:rPr>
                 <w:sz w:val="26"/>
@@ -10710,19 +10911,21 @@
               </w:rPr>
               <w:t>Fdt</w:t>
             </w:r>
-          </w:p>
-        </w:tc>
-        <w:tc>
-          <w:tcPr>
-            <w:tcW w:w="1699" w:type="dxa"/>
-          </w:tcPr>
-          <w:p>
-            <w:pPr>
-              <w:rPr>
-                <w:sz w:val="26"/>
-                <w:szCs w:val="26"/>
-              </w:rPr>
-            </w:pPr>
+            <w:proofErr w:type="spellEnd"/>
+          </w:p>
+        </w:tc>
+        <w:tc>
+          <w:tcPr>
+            <w:tcW w:w="1699" w:type="dxa"/>
+          </w:tcPr>
+          <w:p>
+            <w:pPr>
+              <w:rPr>
+                <w:sz w:val="26"/>
+                <w:szCs w:val="26"/>
+              </w:rPr>
+            </w:pPr>
+            <w:proofErr w:type="spellStart"/>
             <w:r>
               <w:rPr>
                 <w:sz w:val="26"/>
@@ -10730,6 +10933,7 @@
               </w:rPr>
               <w:t>Fdt</w:t>
             </w:r>
+            <w:proofErr w:type="spellEnd"/>
           </w:p>
         </w:tc>
       </w:tr>
@@ -11784,7 +11988,23 @@
           <w:sz w:val="24"/>
           <w:szCs w:val="24"/>
         </w:rPr>
-        <w:t xml:space="preserve">Este algoritmo obtiene una complejidad quasi-lineal en los tres casos, cuando esta ordenado, aleatorio o inversamente ordenado, teniendo casi siempre una complejidad de </w:t>
+        <w:t xml:space="preserve">Este algoritmo obtiene una complejidad </w:t>
+      </w:r>
+      <w:proofErr w:type="spellStart"/>
+      <w:r>
+        <w:rPr>
+          <w:sz w:val="24"/>
+          <w:szCs w:val="24"/>
+        </w:rPr>
+        <w:t>quasi</w:t>
+      </w:r>
+      <w:proofErr w:type="spellEnd"/>
+      <w:r>
+        <w:rPr>
+          <w:sz w:val="24"/>
+          <w:szCs w:val="24"/>
+        </w:rPr>
+        <w:t xml:space="preserve">-lineal en los tres casos, cuando esta ordenado, aleatorio o inversamente ordenado, teniendo casi siempre una complejidad de </w:t>
       </w:r>
       <w:proofErr w:type="gramStart"/>
       <w:r>
@@ -11800,7 +12020,23 @@
           <w:sz w:val="24"/>
           <w:szCs w:val="24"/>
         </w:rPr>
-        <w:t xml:space="preserve">n logn), </w:t>
+        <w:t xml:space="preserve">n </w:t>
+      </w:r>
+      <w:proofErr w:type="spellStart"/>
+      <w:r>
+        <w:rPr>
+          <w:sz w:val="24"/>
+          <w:szCs w:val="24"/>
+        </w:rPr>
+        <w:t>logn</w:t>
+      </w:r>
+      <w:proofErr w:type="spellEnd"/>
+      <w:r>
+        <w:rPr>
+          <w:sz w:val="24"/>
+          <w:szCs w:val="24"/>
+        </w:rPr>
+        <w:t xml:space="preserve">), </w:t>
       </w:r>
       <w:r>
         <w:rPr>
@@ -11907,7 +12143,23 @@
           <w:sz w:val="24"/>
           <w:szCs w:val="24"/>
         </w:rPr>
-        <w:t>n logn)), presentando en los tres casos tiempos similares.</w:t>
+        <w:t xml:space="preserve">n </w:t>
+      </w:r>
+      <w:proofErr w:type="spellStart"/>
+      <w:r>
+        <w:rPr>
+          <w:sz w:val="24"/>
+          <w:szCs w:val="24"/>
+        </w:rPr>
+        <w:t>logn</w:t>
+      </w:r>
+      <w:proofErr w:type="spellEnd"/>
+      <w:r>
+        <w:rPr>
+          <w:sz w:val="24"/>
+          <w:szCs w:val="24"/>
+        </w:rPr>
+        <w:t>)), presentando en los tres casos tiempos similares.</w:t>
       </w:r>
     </w:p>
     <w:p>
@@ -12001,7 +12253,23 @@
           <w:sz w:val="24"/>
           <w:szCs w:val="26"/>
         </w:rPr>
-        <w:t xml:space="preserve">es de Fdt en varios algoritmos), nuestro n ahora es 811920000​, por lo que aumentamos n en un factor de </w:t>
+        <w:t xml:space="preserve">es de </w:t>
+      </w:r>
+      <w:proofErr w:type="spellStart"/>
+      <w:r>
+        <w:rPr>
+          <w:sz w:val="24"/>
+          <w:szCs w:val="26"/>
+        </w:rPr>
+        <w:t>Fdt</w:t>
+      </w:r>
+      <w:proofErr w:type="spellEnd"/>
+      <w:r>
+        <w:rPr>
+          <w:sz w:val="24"/>
+          <w:szCs w:val="26"/>
+        </w:rPr>
+        <w:t xml:space="preserve"> en varios algoritmos), nuestro n ahora es 811920000​, por lo que aumentamos n en un factor de </w:t>
       </w:r>
       <w:r>
         <w:rPr>
@@ -12362,7 +12630,23 @@
           <w:sz w:val="24"/>
           <w:szCs w:val="26"/>
         </w:rPr>
-        <w:t>n logn), y con t</w:t>
+        <w:t xml:space="preserve">n </w:t>
+      </w:r>
+      <w:proofErr w:type="spellStart"/>
+      <w:r>
+        <w:rPr>
+          <w:sz w:val="24"/>
+          <w:szCs w:val="26"/>
+        </w:rPr>
+        <w:t>logn</w:t>
+      </w:r>
+      <w:proofErr w:type="spellEnd"/>
+      <w:r>
+        <w:rPr>
+          <w:sz w:val="24"/>
+          <w:szCs w:val="26"/>
+        </w:rPr>
+        <w:t>), y con t</w:t>
       </w:r>
       <w:r>
         <w:rPr>
@@ -12462,6 +12746,7 @@
         </w:rPr>
         <w:t>⋅</w:t>
       </w:r>
+      <w:proofErr w:type="spellStart"/>
       <w:r>
         <w:rPr>
           <w:sz w:val="24"/>
@@ -12482,7 +12767,15 @@
           <w:sz w:val="24"/>
           <w:szCs w:val="26"/>
         </w:rPr>
-        <w:t>logn/</w:t>
+        <w:t>logn</w:t>
+      </w:r>
+      <w:proofErr w:type="spellEnd"/>
+      <w:r>
+        <w:rPr>
+          <w:sz w:val="24"/>
+          <w:szCs w:val="26"/>
+        </w:rPr>
+        <w:t>/</w:t>
       </w:r>
       <w:r>
         <w:rPr>
@@ -12492,6 +12785,7 @@
         </w:rPr>
         <w:t>​</w:t>
       </w:r>
+      <w:proofErr w:type="spellStart"/>
       <w:r>
         <w:rPr>
           <w:sz w:val="24"/>
@@ -12499,6 +12793,7 @@
         </w:rPr>
         <w:t>logn</w:t>
       </w:r>
+      <w:proofErr w:type="spellEnd"/>
       <w:r>
         <w:rPr>
           <w:rFonts w:ascii="Calibri" w:hAnsi="Calibri" w:cs="Calibri"/>
@@ -14562,7 +14857,23 @@
           <w:sz w:val="24"/>
           <w:szCs w:val="26"/>
         </w:rPr>
-        <w:t>n logn) frente a O(n</w:t>
+        <w:t xml:space="preserve">n </w:t>
+      </w:r>
+      <w:proofErr w:type="spellStart"/>
+      <w:r>
+        <w:rPr>
+          <w:sz w:val="24"/>
+          <w:szCs w:val="26"/>
+        </w:rPr>
+        <w:t>logn</w:t>
+      </w:r>
+      <w:proofErr w:type="spellEnd"/>
+      <w:r>
+        <w:rPr>
+          <w:sz w:val="24"/>
+          <w:szCs w:val="26"/>
+        </w:rPr>
+        <w:t>) frente a O(n</w:t>
       </w:r>
       <w:r>
         <w:rPr>
@@ -14819,7 +15130,23 @@
           <w:sz w:val="24"/>
           <w:szCs w:val="26"/>
         </w:rPr>
-        <w:t xml:space="preserve">la complejidad del método es O(1), teniendo a=1, b=1 y k=0, por lo que </w:t>
+        <w:t xml:space="preserve">la complejidad del método es </w:t>
+      </w:r>
+      <w:proofErr w:type="gramStart"/>
+      <w:r>
+        <w:rPr>
+          <w:sz w:val="24"/>
+          <w:szCs w:val="26"/>
+        </w:rPr>
+        <w:t>O(</w:t>
+      </w:r>
+      <w:proofErr w:type="gramEnd"/>
+      <w:r>
+        <w:rPr>
+          <w:sz w:val="24"/>
+          <w:szCs w:val="26"/>
+        </w:rPr>
+        <w:t xml:space="preserve">1), teniendo a=1, b=1 y k=0, por lo que </w:t>
       </w:r>
       <w:r>
         <w:rPr>
@@ -14871,49 +15198,7 @@
           <w:sz w:val="24"/>
           <w:szCs w:val="26"/>
         </w:rPr>
-        <w:t xml:space="preserve">Para sustracción </w:t>
-      </w:r>
-      <w:r>
-        <w:rPr>
-          <w:sz w:val="24"/>
-          <w:szCs w:val="26"/>
-        </w:rPr>
-        <w:t>2</w:t>
-      </w:r>
-      <w:r>
-        <w:rPr>
-          <w:sz w:val="24"/>
-          <w:szCs w:val="26"/>
-        </w:rPr>
-        <w:t>, la complejidad del métod</w:t>
-      </w:r>
-      <w:r>
-        <w:rPr>
-          <w:sz w:val="24"/>
-          <w:szCs w:val="26"/>
-        </w:rPr>
-        <w:t>o es O(n</w:t>
-      </w:r>
-      <w:r>
-        <w:rPr>
-          <w:sz w:val="24"/>
-          <w:szCs w:val="26"/>
-        </w:rPr>
-        <w:t>)</w:t>
-      </w:r>
-      <w:r>
-        <w:rPr>
-          <w:sz w:val="24"/>
-          <w:szCs w:val="26"/>
-        </w:rPr>
-        <w:t xml:space="preserve"> al haber un bucle for, teniendo a=1, b=1 y k=1</w:t>
-      </w:r>
-      <w:r>
-        <w:rPr>
-          <w:sz w:val="24"/>
-          <w:szCs w:val="26"/>
-        </w:rPr>
-        <w:t>, por lo que la complejidad temporal es O(n</w:t>
+        <w:t>Para sustracción 2, la complejidad del método es O(n) al haber un bucle for, teniendo a=1, b=1 y k=1, por lo que la complejidad temporal es O(n</w:t>
       </w:r>
       <w:r>
         <w:rPr>
@@ -14981,56 +15266,22 @@
           <w:sz w:val="24"/>
           <w:szCs w:val="26"/>
         </w:rPr>
-        <w:t xml:space="preserve">Para sustracción </w:t>
-      </w:r>
-      <w:r>
-        <w:rPr>
-          <w:sz w:val="24"/>
-          <w:szCs w:val="26"/>
-        </w:rPr>
-        <w:t>2</w:t>
-      </w:r>
-      <w:r>
-        <w:rPr>
-          <w:sz w:val="24"/>
-          <w:szCs w:val="26"/>
-        </w:rPr>
-        <w:t xml:space="preserve">, </w:t>
-      </w:r>
-      <w:r>
-        <w:rPr>
-          <w:sz w:val="24"/>
-          <w:szCs w:val="26"/>
-        </w:rPr>
-        <w:t>a=2 (ya que hay 2 llamadas recursivas) y</w:t>
-      </w:r>
-      <w:r>
-        <w:rPr>
-          <w:sz w:val="24"/>
-          <w:szCs w:val="26"/>
-        </w:rPr>
-        <w:t xml:space="preserve"> b=</w:t>
-      </w:r>
-      <w:r>
-        <w:rPr>
-          <w:sz w:val="24"/>
-          <w:szCs w:val="26"/>
-        </w:rPr>
-        <w:t>1</w:t>
-      </w:r>
-      <w:r>
-        <w:rPr>
-          <w:sz w:val="24"/>
-          <w:szCs w:val="26"/>
-        </w:rPr>
-        <w:t>, por lo que la complejidad</w:t>
-      </w:r>
-      <w:r>
-        <w:rPr>
-          <w:sz w:val="24"/>
-          <w:szCs w:val="26"/>
-        </w:rPr>
-        <w:t xml:space="preserve"> temporal es O(a</w:t>
+        <w:t>Para sustracción 3</w:t>
+      </w:r>
+      <w:r>
+        <w:rPr>
+          <w:sz w:val="24"/>
+          <w:szCs w:val="26"/>
+        </w:rPr>
+        <w:t>, a=2 (ya que hay 2 llamadas recursivas) y b=1, por lo que la complejidad temporal es O(</w:t>
+      </w:r>
+      <w:proofErr w:type="spellStart"/>
+      <w:r>
+        <w:rPr>
+          <w:sz w:val="24"/>
+          <w:szCs w:val="26"/>
+        </w:rPr>
+        <w:t>a</w:t>
       </w:r>
       <w:r>
         <w:rPr>
@@ -15038,7 +15289,16 @@
           <w:szCs w:val="26"/>
           <w:vertAlign w:val="superscript"/>
         </w:rPr>
-        <w:t>n/b</w:t>
+        <w:t>n</w:t>
+      </w:r>
+      <w:proofErr w:type="spellEnd"/>
+      <w:r>
+        <w:rPr>
+          <w:sz w:val="24"/>
+          <w:szCs w:val="26"/>
+          <w:vertAlign w:val="superscript"/>
+        </w:rPr>
+        <w:t>/b</w:t>
       </w:r>
       <w:r>
         <w:rPr>
@@ -15205,7 +15465,23 @@
           <w:sz w:val="24"/>
           <w:szCs w:val="26"/>
         </w:rPr>
-        <w:t>T(80)=T(32)</w:t>
+        <w:t>T(</w:t>
+      </w:r>
+      <w:proofErr w:type="gramStart"/>
+      <w:r>
+        <w:rPr>
+          <w:sz w:val="24"/>
+          <w:szCs w:val="26"/>
+        </w:rPr>
+        <w:t>80)=</w:t>
+      </w:r>
+      <w:proofErr w:type="gramEnd"/>
+      <w:r>
+        <w:rPr>
+          <w:sz w:val="24"/>
+          <w:szCs w:val="26"/>
+        </w:rPr>
+        <w:t>T(32)</w:t>
       </w:r>
       <w:r>
         <w:rPr>
@@ -15547,7 +15823,43 @@
           <w:sz w:val="26"/>
           <w:szCs w:val="26"/>
         </w:rPr>
-        <w:t>tiempo (en milisg.) para n=100, 200, 400, 800, … (hasta FdT).</w:t>
+        <w:t xml:space="preserve">tiempo (en </w:t>
+      </w:r>
+      <w:proofErr w:type="spellStart"/>
+      <w:r>
+        <w:rPr>
+          <w:b/>
+          <w:sz w:val="26"/>
+          <w:szCs w:val="26"/>
+        </w:rPr>
+        <w:t>milisg</w:t>
+      </w:r>
+      <w:proofErr w:type="spellEnd"/>
+      <w:r>
+        <w:rPr>
+          <w:b/>
+          <w:sz w:val="26"/>
+          <w:szCs w:val="26"/>
+        </w:rPr>
+        <w:t xml:space="preserve">.) para n=100, 200, 400, 800, … (hasta </w:t>
+      </w:r>
+      <w:proofErr w:type="spellStart"/>
+      <w:r>
+        <w:rPr>
+          <w:b/>
+          <w:sz w:val="26"/>
+          <w:szCs w:val="26"/>
+        </w:rPr>
+        <w:t>FdT</w:t>
+      </w:r>
+      <w:proofErr w:type="spellEnd"/>
+      <w:r>
+        <w:rPr>
+          <w:b/>
+          <w:sz w:val="26"/>
+          <w:szCs w:val="26"/>
+        </w:rPr>
+        <w:t>).</w:t>
       </w:r>
     </w:p>
     <w:p>
@@ -15650,6 +15962,7 @@
         </w:rPr>
         <w:t xml:space="preserve"> (</w:t>
       </w:r>
+      <w:proofErr w:type="spellStart"/>
       <w:r>
         <w:rPr>
           <w:rFonts w:ascii="Consolas" w:eastAsia="Times New Roman" w:hAnsi="Consolas" w:cs="Times New Roman"/>
@@ -15661,6 +15974,7 @@
         </w:rPr>
         <w:t>int</w:t>
       </w:r>
+      <w:proofErr w:type="spellEnd"/>
       <w:r>
         <w:rPr>
           <w:rFonts w:ascii="Consolas" w:eastAsia="Times New Roman" w:hAnsi="Consolas" w:cs="Times New Roman"/>
@@ -15832,6 +16146,7 @@
         </w:rPr>
         <w:t xml:space="preserve">        </w:t>
       </w:r>
+      <w:proofErr w:type="spellStart"/>
       <w:r>
         <w:rPr>
           <w:rFonts w:ascii="Consolas" w:eastAsia="Times New Roman" w:hAnsi="Consolas" w:cs="Times New Roman"/>
@@ -15843,6 +16158,7 @@
         </w:rPr>
         <w:t>cont</w:t>
       </w:r>
+      <w:proofErr w:type="spellEnd"/>
       <w:r>
         <w:rPr>
           <w:rFonts w:ascii="Consolas" w:eastAsia="Times New Roman" w:hAnsi="Consolas" w:cs="Times New Roman"/>
@@ -15981,6 +16297,7 @@
         </w:rPr>
         <w:t xml:space="preserve"> (</w:t>
       </w:r>
+      <w:proofErr w:type="spellStart"/>
       <w:r>
         <w:rPr>
           <w:rFonts w:ascii="Consolas" w:eastAsia="Times New Roman" w:hAnsi="Consolas" w:cs="Times New Roman"/>
@@ -15992,6 +16309,7 @@
         </w:rPr>
         <w:t>int</w:t>
       </w:r>
+      <w:proofErr w:type="spellEnd"/>
       <w:r>
         <w:rPr>
           <w:rFonts w:ascii="Consolas" w:eastAsia="Times New Roman" w:hAnsi="Consolas" w:cs="Times New Roman"/>
@@ -16003,6 +16321,7 @@
         </w:rPr>
         <w:t xml:space="preserve"> </w:t>
       </w:r>
+      <w:proofErr w:type="spellStart"/>
       <w:r>
         <w:rPr>
           <w:rFonts w:ascii="Consolas" w:eastAsia="Times New Roman" w:hAnsi="Consolas" w:cs="Times New Roman"/>
@@ -16014,6 +16333,7 @@
         </w:rPr>
         <w:t>i</w:t>
       </w:r>
+      <w:proofErr w:type="spellEnd"/>
       <w:r>
         <w:rPr>
           <w:rFonts w:ascii="Consolas" w:eastAsia="Times New Roman" w:hAnsi="Consolas" w:cs="Times New Roman"/>
@@ -16025,6 +16345,7 @@
         </w:rPr>
         <w:t>=</w:t>
       </w:r>
+      <w:proofErr w:type="gramStart"/>
       <w:r>
         <w:rPr>
           <w:rFonts w:ascii="Consolas" w:eastAsia="Times New Roman" w:hAnsi="Consolas" w:cs="Times New Roman"/>
@@ -16058,6 +16379,7 @@
         </w:rPr>
         <w:t>i</w:t>
       </w:r>
+      <w:proofErr w:type="gramEnd"/>
       <w:r>
         <w:rPr>
           <w:rFonts w:ascii="Consolas" w:eastAsia="Times New Roman" w:hAnsi="Consolas" w:cs="Times New Roman"/>
@@ -16069,6 +16391,7 @@
         </w:rPr>
         <w:t>&lt;</w:t>
       </w:r>
+      <w:proofErr w:type="spellStart"/>
       <w:r>
         <w:rPr>
           <w:rFonts w:ascii="Consolas" w:eastAsia="Times New Roman" w:hAnsi="Consolas" w:cs="Times New Roman"/>
@@ -16102,6 +16425,7 @@
         </w:rPr>
         <w:t>i</w:t>
       </w:r>
+      <w:proofErr w:type="spellEnd"/>
       <w:r>
         <w:rPr>
           <w:rFonts w:ascii="Consolas" w:eastAsia="Times New Roman" w:hAnsi="Consolas" w:cs="Times New Roman"/>
@@ -16170,6 +16494,7 @@
         </w:rPr>
         <w:t xml:space="preserve"> (</w:t>
       </w:r>
+      <w:proofErr w:type="spellStart"/>
       <w:r>
         <w:rPr>
           <w:rFonts w:ascii="Consolas" w:eastAsia="Times New Roman" w:hAnsi="Consolas" w:cs="Times New Roman"/>
@@ -16181,6 +16506,7 @@
         </w:rPr>
         <w:t>int</w:t>
       </w:r>
+      <w:proofErr w:type="spellEnd"/>
       <w:r>
         <w:rPr>
           <w:rFonts w:ascii="Consolas" w:eastAsia="Times New Roman" w:hAnsi="Consolas" w:cs="Times New Roman"/>
@@ -16214,6 +16540,7 @@
         </w:rPr>
         <w:t>=</w:t>
       </w:r>
+      <w:proofErr w:type="gramStart"/>
       <w:r>
         <w:rPr>
           <w:rFonts w:ascii="Consolas" w:eastAsia="Times New Roman" w:hAnsi="Consolas" w:cs="Times New Roman"/>
@@ -16247,6 +16574,7 @@
         </w:rPr>
         <w:t>j</w:t>
       </w:r>
+      <w:proofErr w:type="gramEnd"/>
       <w:r>
         <w:rPr>
           <w:rFonts w:ascii="Consolas" w:eastAsia="Times New Roman" w:hAnsi="Consolas" w:cs="Times New Roman"/>
@@ -16258,6 +16586,7 @@
         </w:rPr>
         <w:t>&lt;</w:t>
       </w:r>
+      <w:proofErr w:type="spellStart"/>
       <w:r>
         <w:rPr>
           <w:rFonts w:ascii="Consolas" w:eastAsia="Times New Roman" w:hAnsi="Consolas" w:cs="Times New Roman"/>
@@ -16291,6 +16620,7 @@
         </w:rPr>
         <w:t>j</w:t>
       </w:r>
+      <w:proofErr w:type="spellEnd"/>
       <w:r>
         <w:rPr>
           <w:rFonts w:ascii="Consolas" w:eastAsia="Times New Roman" w:hAnsi="Consolas" w:cs="Times New Roman"/>
@@ -16337,7 +16667,6 @@
         </w:rPr>
         <w:t xml:space="preserve">                </w:t>
       </w:r>
-      <w:proofErr w:type="spellStart"/>
       <w:r>
         <w:rPr>
           <w:rFonts w:ascii="Consolas" w:eastAsia="Times New Roman" w:hAnsi="Consolas" w:cs="Times New Roman"/>
@@ -16349,7 +16678,6 @@
         </w:rPr>
         <w:t>cont</w:t>
       </w:r>
-      <w:proofErr w:type="spellEnd"/>
       <w:r>
         <w:rPr>
           <w:rFonts w:ascii="Consolas" w:eastAsia="Times New Roman" w:hAnsi="Consolas" w:cs="Times New Roman"/>
@@ -17166,7 +17494,43 @@
           <w:sz w:val="26"/>
           <w:szCs w:val="26"/>
         </w:rPr>
-        <w:t>tiempo (en milisg.) para n=30, 32, 34, 36, … (hasta FdT).</w:t>
+        <w:t xml:space="preserve">tiempo (en </w:t>
+      </w:r>
+      <w:proofErr w:type="spellStart"/>
+      <w:r>
+        <w:rPr>
+          <w:b/>
+          <w:sz w:val="26"/>
+          <w:szCs w:val="26"/>
+        </w:rPr>
+        <w:t>milisg</w:t>
+      </w:r>
+      <w:proofErr w:type="spellEnd"/>
+      <w:r>
+        <w:rPr>
+          <w:b/>
+          <w:sz w:val="26"/>
+          <w:szCs w:val="26"/>
+        </w:rPr>
+        <w:t xml:space="preserve">.) para n=30, 32, 34, 36, … (hasta </w:t>
+      </w:r>
+      <w:proofErr w:type="spellStart"/>
+      <w:r>
+        <w:rPr>
+          <w:b/>
+          <w:sz w:val="26"/>
+          <w:szCs w:val="26"/>
+        </w:rPr>
+        <w:t>FdT</w:t>
+      </w:r>
+      <w:proofErr w:type="spellEnd"/>
+      <w:r>
+        <w:rPr>
+          <w:b/>
+          <w:sz w:val="26"/>
+          <w:szCs w:val="26"/>
+        </w:rPr>
+        <w:t>).</w:t>
       </w:r>
     </w:p>
     <w:p>
@@ -17269,6 +17633,7 @@
         </w:rPr>
         <w:t xml:space="preserve"> (</w:t>
       </w:r>
+      <w:proofErr w:type="spellStart"/>
       <w:r>
         <w:rPr>
           <w:rFonts w:ascii="Consolas" w:eastAsia="Times New Roman" w:hAnsi="Consolas" w:cs="Times New Roman"/>
@@ -17280,6 +17645,7 @@
         </w:rPr>
         <w:t>int</w:t>
       </w:r>
+      <w:proofErr w:type="spellEnd"/>
       <w:r>
         <w:rPr>
           <w:rFonts w:ascii="Consolas" w:eastAsia="Times New Roman" w:hAnsi="Consolas" w:cs="Times New Roman"/>
@@ -17451,6 +17817,7 @@
         </w:rPr>
         <w:t xml:space="preserve">        </w:t>
       </w:r>
+      <w:proofErr w:type="spellStart"/>
       <w:r>
         <w:rPr>
           <w:rFonts w:ascii="Consolas" w:eastAsia="Times New Roman" w:hAnsi="Consolas" w:cs="Times New Roman"/>
@@ -17462,6 +17829,7 @@
         </w:rPr>
         <w:t>cont</w:t>
       </w:r>
+      <w:proofErr w:type="spellEnd"/>
       <w:r>
         <w:rPr>
           <w:rFonts w:ascii="Consolas" w:eastAsia="Times New Roman" w:hAnsi="Consolas" w:cs="Times New Roman"/>
@@ -17567,6 +17935,7 @@
         </w:rPr>
         <w:t xml:space="preserve">        </w:t>
       </w:r>
+      <w:proofErr w:type="spellStart"/>
       <w:r>
         <w:rPr>
           <w:rFonts w:ascii="Consolas" w:eastAsia="Times New Roman" w:hAnsi="Consolas" w:cs="Times New Roman"/>
@@ -17578,6 +17947,7 @@
         </w:rPr>
         <w:t>cont</w:t>
       </w:r>
+      <w:proofErr w:type="spellEnd"/>
       <w:r>
         <w:rPr>
           <w:rFonts w:ascii="Consolas" w:eastAsia="Times New Roman" w:hAnsi="Consolas" w:cs="Times New Roman"/>
@@ -17609,7 +17979,31 @@
           <w:szCs w:val="21"/>
           <w:lang w:val="en-GB" w:eastAsia="es-ES"/>
         </w:rPr>
-        <w:t>// O(1)    </w:t>
+        <w:t xml:space="preserve">// </w:t>
+      </w:r>
+      <w:proofErr w:type="gramStart"/>
+      <w:r>
+        <w:rPr>
+          <w:rFonts w:ascii="Consolas" w:eastAsia="Times New Roman" w:hAnsi="Consolas" w:cs="Times New Roman"/>
+          <w:b/>
+          <w:color w:val="6A9955"/>
+          <w:sz w:val="21"/>
+          <w:szCs w:val="21"/>
+          <w:lang w:val="en-GB" w:eastAsia="es-ES"/>
+        </w:rPr>
+        <w:t>O(</w:t>
+      </w:r>
+      <w:proofErr w:type="gramEnd"/>
+      <w:r>
+        <w:rPr>
+          <w:rFonts w:ascii="Consolas" w:eastAsia="Times New Roman" w:hAnsi="Consolas" w:cs="Times New Roman"/>
+          <w:b/>
+          <w:color w:val="6A9955"/>
+          <w:sz w:val="21"/>
+          <w:szCs w:val="21"/>
+          <w:lang w:val="en-GB" w:eastAsia="es-ES"/>
+        </w:rPr>
+        <w:t>1)    </w:t>
       </w:r>
     </w:p>
     <w:p>
@@ -18376,8 +18770,2703 @@
           <w:szCs w:val="26"/>
         </w:rPr>
       </w:pPr>
-      <w:bookmarkStart w:id="0" w:name="_GoBack"/>
-      <w:bookmarkEnd w:id="0"/>
+      <w:r>
+        <w:rPr>
+          <w:sz w:val="24"/>
+          <w:szCs w:val="26"/>
+        </w:rPr>
+        <w:t xml:space="preserve">Calculando la </w:t>
+      </w:r>
+      <w:r>
+        <w:rPr>
+          <w:sz w:val="24"/>
+          <w:szCs w:val="26"/>
+        </w:rPr>
+        <w:t>relación entre el último n del que se tienen tiempos, que es n = 40, y n = 80, tenemos que T</w:t>
+      </w:r>
+      <w:r>
+        <w:rPr>
+          <w:sz w:val="24"/>
+          <w:szCs w:val="26"/>
+        </w:rPr>
+        <w:t>(</w:t>
+      </w:r>
+      <w:proofErr w:type="gramStart"/>
+      <w:r>
+        <w:rPr>
+          <w:sz w:val="24"/>
+          <w:szCs w:val="26"/>
+        </w:rPr>
+        <w:t>80)</w:t>
+      </w:r>
+      <w:r>
+        <w:rPr>
+          <w:sz w:val="24"/>
+          <w:szCs w:val="26"/>
+        </w:rPr>
+        <w:t>/</w:t>
+      </w:r>
+      <w:proofErr w:type="gramEnd"/>
+      <w:r>
+        <w:rPr>
+          <w:sz w:val="24"/>
+          <w:szCs w:val="26"/>
+        </w:rPr>
+        <w:t>T(40)</w:t>
+      </w:r>
+      <w:r>
+        <w:rPr>
+          <w:sz w:val="24"/>
+          <w:szCs w:val="26"/>
+        </w:rPr>
+        <w:t xml:space="preserve"> </w:t>
+      </w:r>
+      <w:r>
+        <w:rPr>
+          <w:sz w:val="24"/>
+          <w:szCs w:val="26"/>
+        </w:rPr>
+        <w:t>​=</w:t>
+      </w:r>
+      <w:r>
+        <w:rPr>
+          <w:sz w:val="24"/>
+          <w:szCs w:val="26"/>
+        </w:rPr>
+        <w:t xml:space="preserve"> </w:t>
+      </w:r>
+      <w:r>
+        <w:rPr>
+          <w:sz w:val="24"/>
+          <w:szCs w:val="26"/>
+        </w:rPr>
+        <w:t>3</w:t>
+      </w:r>
+      <w:r>
+        <w:rPr>
+          <w:sz w:val="24"/>
+          <w:szCs w:val="26"/>
+          <w:vertAlign w:val="superscript"/>
+        </w:rPr>
+        <w:t>80/2</w:t>
+      </w:r>
+      <w:r>
+        <w:rPr>
+          <w:sz w:val="24"/>
+          <w:szCs w:val="26"/>
+        </w:rPr>
+        <w:t>​</w:t>
+      </w:r>
+      <w:r>
+        <w:rPr>
+          <w:sz w:val="24"/>
+          <w:szCs w:val="26"/>
+        </w:rPr>
+        <w:t>/</w:t>
+      </w:r>
+      <w:r>
+        <w:rPr>
+          <w:sz w:val="24"/>
+          <w:szCs w:val="26"/>
+        </w:rPr>
+        <w:t>3</w:t>
+      </w:r>
+      <w:r>
+        <w:rPr>
+          <w:sz w:val="24"/>
+          <w:szCs w:val="26"/>
+          <w:vertAlign w:val="superscript"/>
+        </w:rPr>
+        <w:t>40/2</w:t>
+      </w:r>
+      <w:r>
+        <w:rPr>
+          <w:sz w:val="24"/>
+          <w:szCs w:val="26"/>
+          <w:vertAlign w:val="superscript"/>
+        </w:rPr>
+        <w:t xml:space="preserve"> </w:t>
+      </w:r>
+      <w:r>
+        <w:rPr>
+          <w:sz w:val="24"/>
+          <w:szCs w:val="26"/>
+        </w:rPr>
+        <w:t>=</w:t>
+      </w:r>
+      <w:r>
+        <w:rPr>
+          <w:sz w:val="24"/>
+          <w:szCs w:val="26"/>
+        </w:rPr>
+        <w:t xml:space="preserve"> </w:t>
+      </w:r>
+      <w:r>
+        <w:rPr>
+          <w:sz w:val="24"/>
+          <w:szCs w:val="26"/>
+        </w:rPr>
+        <w:t>3</w:t>
+      </w:r>
+      <w:r>
+        <w:rPr>
+          <w:sz w:val="24"/>
+          <w:szCs w:val="26"/>
+          <w:vertAlign w:val="superscript"/>
+        </w:rPr>
+        <w:t>40</w:t>
+      </w:r>
+      <w:r>
+        <w:rPr>
+          <w:sz w:val="24"/>
+          <w:szCs w:val="26"/>
+        </w:rPr>
+        <w:t>/</w:t>
+      </w:r>
+      <w:r>
+        <w:rPr>
+          <w:sz w:val="24"/>
+          <w:szCs w:val="26"/>
+        </w:rPr>
+        <w:t>3</w:t>
+      </w:r>
+      <w:r>
+        <w:rPr>
+          <w:sz w:val="24"/>
+          <w:szCs w:val="26"/>
+          <w:vertAlign w:val="superscript"/>
+        </w:rPr>
+        <w:t>20</w:t>
+      </w:r>
+      <w:r>
+        <w:rPr>
+          <w:sz w:val="24"/>
+          <w:szCs w:val="26"/>
+          <w:vertAlign w:val="superscript"/>
+        </w:rPr>
+        <w:t xml:space="preserve"> </w:t>
+      </w:r>
+      <w:r>
+        <w:rPr>
+          <w:sz w:val="24"/>
+          <w:szCs w:val="26"/>
+        </w:rPr>
+        <w:t>​=</w:t>
+      </w:r>
+      <w:r>
+        <w:rPr>
+          <w:sz w:val="24"/>
+          <w:szCs w:val="26"/>
+        </w:rPr>
+        <w:t xml:space="preserve"> </w:t>
+      </w:r>
+      <w:r>
+        <w:rPr>
+          <w:sz w:val="24"/>
+          <w:szCs w:val="26"/>
+        </w:rPr>
+        <w:t>3</w:t>
+      </w:r>
+      <w:r>
+        <w:rPr>
+          <w:sz w:val="24"/>
+          <w:szCs w:val="26"/>
+          <w:vertAlign w:val="superscript"/>
+        </w:rPr>
+        <w:t>20</w:t>
+      </w:r>
+      <w:r>
+        <w:rPr>
+          <w:sz w:val="24"/>
+          <w:szCs w:val="26"/>
+          <w:vertAlign w:val="superscript"/>
+        </w:rPr>
+        <w:t xml:space="preserve"> </w:t>
+      </w:r>
+      <w:r>
+        <w:rPr>
+          <w:sz w:val="24"/>
+          <w:szCs w:val="26"/>
+        </w:rPr>
+        <w:t>= 3,</w:t>
+      </w:r>
+      <w:r>
+        <w:rPr>
+          <w:sz w:val="24"/>
+          <w:szCs w:val="26"/>
+        </w:rPr>
+        <w:t>49×10</w:t>
+      </w:r>
+      <w:r>
+        <w:rPr>
+          <w:sz w:val="24"/>
+          <w:szCs w:val="26"/>
+          <w:vertAlign w:val="superscript"/>
+        </w:rPr>
+        <w:t>9</w:t>
+      </w:r>
+      <w:r>
+        <w:rPr>
+          <w:sz w:val="24"/>
+          <w:szCs w:val="26"/>
+        </w:rPr>
+        <w:t xml:space="preserve">, por lo que T(80) = </w:t>
+      </w:r>
+      <w:r>
+        <w:rPr>
+          <w:sz w:val="24"/>
+          <w:szCs w:val="26"/>
+        </w:rPr>
+        <w:lastRenderedPageBreak/>
+        <w:t>96</w:t>
+      </w:r>
+      <w:r>
+        <w:rPr>
+          <w:sz w:val="24"/>
+          <w:szCs w:val="26"/>
+        </w:rPr>
+        <w:t>.</w:t>
+      </w:r>
+      <w:r>
+        <w:rPr>
+          <w:sz w:val="24"/>
+          <w:szCs w:val="26"/>
+        </w:rPr>
+        <w:t>5</w:t>
+      </w:r>
+      <w:r>
+        <w:rPr>
+          <w:sz w:val="24"/>
+          <w:szCs w:val="26"/>
+        </w:rPr>
+        <w:t>19</w:t>
+      </w:r>
+      <w:r>
+        <w:rPr>
+          <w:rFonts w:ascii="Cambria Math" w:hAnsi="Cambria Math" w:cs="Cambria Math"/>
+          <w:sz w:val="24"/>
+          <w:szCs w:val="26"/>
+        </w:rPr>
+        <w:t>⋅</w:t>
+      </w:r>
+      <w:r>
+        <w:rPr>
+          <w:sz w:val="24"/>
+          <w:szCs w:val="26"/>
+        </w:rPr>
+        <w:t>3</w:t>
+      </w:r>
+      <w:r>
+        <w:rPr>
+          <w:sz w:val="24"/>
+          <w:szCs w:val="26"/>
+        </w:rPr>
+        <w:t>,</w:t>
+      </w:r>
+      <w:r>
+        <w:rPr>
+          <w:sz w:val="24"/>
+          <w:szCs w:val="26"/>
+        </w:rPr>
+        <w:t>49</w:t>
+      </w:r>
+      <w:r>
+        <w:rPr>
+          <w:rFonts w:ascii="Calibri" w:hAnsi="Calibri" w:cs="Calibri"/>
+          <w:sz w:val="24"/>
+          <w:szCs w:val="26"/>
+        </w:rPr>
+        <w:t>×</w:t>
+      </w:r>
+      <w:r>
+        <w:rPr>
+          <w:sz w:val="24"/>
+          <w:szCs w:val="26"/>
+        </w:rPr>
+        <w:t>10</w:t>
+      </w:r>
+      <w:r>
+        <w:rPr>
+          <w:sz w:val="24"/>
+          <w:szCs w:val="26"/>
+          <w:vertAlign w:val="superscript"/>
+        </w:rPr>
+        <w:t>9</w:t>
+      </w:r>
+      <w:r>
+        <w:rPr>
+          <w:sz w:val="24"/>
+          <w:szCs w:val="26"/>
+          <w:vertAlign w:val="superscript"/>
+        </w:rPr>
+        <w:t xml:space="preserve"> </w:t>
+      </w:r>
+      <w:r>
+        <w:rPr>
+          <w:sz w:val="24"/>
+          <w:szCs w:val="26"/>
+        </w:rPr>
+        <w:t>y para pasarlo a años hay que dividir entre 3,</w:t>
+      </w:r>
+      <w:r>
+        <w:rPr>
+          <w:sz w:val="24"/>
+          <w:szCs w:val="26"/>
+        </w:rPr>
+        <w:t>15×10</w:t>
+      </w:r>
+      <w:r>
+        <w:rPr>
+          <w:sz w:val="24"/>
+          <w:szCs w:val="26"/>
+          <w:vertAlign w:val="superscript"/>
+        </w:rPr>
+        <w:t>7</w:t>
+      </w:r>
+      <w:r>
+        <w:rPr>
+          <w:sz w:val="24"/>
+          <w:szCs w:val="26"/>
+        </w:rPr>
+        <w:t xml:space="preserve"> ms que tiene un año, lo que da  1,</w:t>
+      </w:r>
+      <w:r>
+        <w:rPr>
+          <w:sz w:val="24"/>
+          <w:szCs w:val="26"/>
+        </w:rPr>
+        <w:t>07×10</w:t>
+      </w:r>
+      <w:r>
+        <w:rPr>
+          <w:sz w:val="24"/>
+          <w:szCs w:val="26"/>
+          <w:vertAlign w:val="superscript"/>
+        </w:rPr>
+        <w:t>4</w:t>
+      </w:r>
+      <w:r>
+        <w:rPr>
+          <w:sz w:val="24"/>
+          <w:szCs w:val="26"/>
+        </w:rPr>
+        <w:t xml:space="preserve"> añ</w:t>
+      </w:r>
+      <w:r>
+        <w:rPr>
+          <w:sz w:val="24"/>
+          <w:szCs w:val="26"/>
+        </w:rPr>
+        <w:t>os</w:t>
+      </w:r>
+      <w:r>
+        <w:rPr>
+          <w:sz w:val="24"/>
+          <w:szCs w:val="26"/>
+        </w:rPr>
+        <w:t>.</w:t>
+      </w:r>
+    </w:p>
+    <w:p>
+      <w:pPr>
+        <w:rPr>
+          <w:b/>
+          <w:sz w:val="26"/>
+          <w:szCs w:val="26"/>
+        </w:rPr>
+      </w:pPr>
+      <w:r>
+        <w:rPr>
+          <w:b/>
+          <w:sz w:val="26"/>
+          <w:szCs w:val="26"/>
+        </w:rPr>
+        <w:t>SE LE PIDE: Tras analizar la complejidad de las tres clases anteriores, no se le pide hacer sus tablas de tiempos, pero sí razonar si los tiempos coinciden o no la complejidad temporal de cada algoritmo.</w:t>
+      </w:r>
+    </w:p>
+    <w:p>
+      <w:pPr>
+        <w:rPr>
+          <w:sz w:val="24"/>
+          <w:szCs w:val="26"/>
+        </w:rPr>
+      </w:pPr>
+      <w:r>
+        <w:rPr>
+          <w:sz w:val="24"/>
+          <w:szCs w:val="26"/>
+        </w:rPr>
+        <w:t xml:space="preserve">Para </w:t>
+      </w:r>
+      <w:r>
+        <w:rPr>
+          <w:sz w:val="24"/>
+          <w:szCs w:val="26"/>
+        </w:rPr>
+        <w:t>división</w:t>
+      </w:r>
+      <w:r>
+        <w:rPr>
+          <w:sz w:val="24"/>
+          <w:szCs w:val="26"/>
+        </w:rPr>
+        <w:t xml:space="preserve"> 1, </w:t>
+      </w:r>
+      <w:r>
+        <w:rPr>
+          <w:sz w:val="24"/>
+          <w:szCs w:val="26"/>
+        </w:rPr>
+        <w:t>la complejidad del método es O(n/3</w:t>
+      </w:r>
+      <w:r>
+        <w:rPr>
+          <w:sz w:val="24"/>
+          <w:szCs w:val="26"/>
+        </w:rPr>
+        <w:t>), teniendo a=1, b=</w:t>
+      </w:r>
+      <w:r>
+        <w:rPr>
+          <w:sz w:val="24"/>
+          <w:szCs w:val="26"/>
+        </w:rPr>
+        <w:t>3 y k=1</w:t>
+      </w:r>
+      <w:r>
+        <w:rPr>
+          <w:sz w:val="24"/>
+          <w:szCs w:val="26"/>
+        </w:rPr>
+        <w:t>, por lo que la complejidad temporal es O(n</w:t>
+      </w:r>
+      <w:r>
+        <w:rPr>
+          <w:sz w:val="24"/>
+          <w:szCs w:val="26"/>
+          <w:vertAlign w:val="superscript"/>
+        </w:rPr>
+        <w:t>k</w:t>
+      </w:r>
+      <w:r>
+        <w:rPr>
+          <w:sz w:val="24"/>
+          <w:szCs w:val="26"/>
+        </w:rPr>
+        <w:t>) que es O(n</w:t>
+      </w:r>
+      <w:r>
+        <w:rPr>
+          <w:sz w:val="24"/>
+          <w:szCs w:val="26"/>
+          <w:vertAlign w:val="superscript"/>
+        </w:rPr>
+        <w:t>1</w:t>
+      </w:r>
+      <w:r>
+        <w:rPr>
+          <w:sz w:val="24"/>
+          <w:szCs w:val="26"/>
+        </w:rPr>
+        <w:t>), O(n).</w:t>
+      </w:r>
+    </w:p>
+    <w:p>
+      <w:pPr>
+        <w:rPr>
+          <w:sz w:val="24"/>
+          <w:szCs w:val="26"/>
+        </w:rPr>
+      </w:pPr>
+      <w:r>
+        <w:rPr>
+          <w:sz w:val="24"/>
+          <w:szCs w:val="26"/>
+        </w:rPr>
+        <w:t>Para división 2, la complejidad del método es O(n) al haber un bucle for</w:t>
+      </w:r>
+      <w:r>
+        <w:rPr>
+          <w:sz w:val="24"/>
+          <w:szCs w:val="26"/>
+        </w:rPr>
+        <w:t xml:space="preserve"> (k=1), teniendo a=2 y b=2</w:t>
+      </w:r>
+      <w:r>
+        <w:rPr>
+          <w:sz w:val="24"/>
+          <w:szCs w:val="26"/>
+        </w:rPr>
+        <w:t>, por lo que la complejidad temporal es O(n</w:t>
+      </w:r>
+      <w:r>
+        <w:rPr>
+          <w:sz w:val="24"/>
+          <w:szCs w:val="26"/>
+          <w:vertAlign w:val="superscript"/>
+        </w:rPr>
+        <w:t>k</w:t>
+      </w:r>
+      <w:r>
+        <w:rPr>
+          <w:sz w:val="24"/>
+          <w:szCs w:val="26"/>
+        </w:rPr>
+        <w:t>·logn</w:t>
+      </w:r>
+      <w:r>
+        <w:rPr>
+          <w:sz w:val="24"/>
+          <w:szCs w:val="26"/>
+        </w:rPr>
+        <w:t>) que es O(n</w:t>
+      </w:r>
+      <w:r>
+        <w:rPr>
+          <w:sz w:val="24"/>
+          <w:szCs w:val="26"/>
+          <w:vertAlign w:val="superscript"/>
+        </w:rPr>
+        <w:t>1</w:t>
+      </w:r>
+      <w:r>
+        <w:rPr>
+          <w:sz w:val="24"/>
+          <w:szCs w:val="26"/>
+        </w:rPr>
+        <w:t>·logn</w:t>
+      </w:r>
+      <w:r>
+        <w:rPr>
+          <w:sz w:val="24"/>
+          <w:szCs w:val="26"/>
+        </w:rPr>
+        <w:t>), O(n</w:t>
+      </w:r>
+      <w:r>
+        <w:rPr>
+          <w:sz w:val="24"/>
+          <w:szCs w:val="26"/>
+        </w:rPr>
+        <w:t>logn</w:t>
+      </w:r>
+      <w:r>
+        <w:rPr>
+          <w:sz w:val="24"/>
+          <w:szCs w:val="26"/>
+        </w:rPr>
+        <w:t>).</w:t>
+      </w:r>
+    </w:p>
+    <w:p>
+      <w:pPr>
+        <w:rPr>
+          <w:sz w:val="24"/>
+          <w:szCs w:val="26"/>
+        </w:rPr>
+      </w:pPr>
+      <w:r>
+        <w:rPr>
+          <w:sz w:val="24"/>
+          <w:szCs w:val="26"/>
+        </w:rPr>
+        <w:t xml:space="preserve">Para división </w:t>
+      </w:r>
+      <w:r>
+        <w:rPr>
+          <w:sz w:val="24"/>
+          <w:szCs w:val="26"/>
+        </w:rPr>
+        <w:t xml:space="preserve">3 la complejidad es </w:t>
+      </w:r>
+      <w:proofErr w:type="gramStart"/>
+      <w:r>
+        <w:rPr>
+          <w:sz w:val="24"/>
+          <w:szCs w:val="26"/>
+        </w:rPr>
+        <w:t>O(</w:t>
+      </w:r>
+      <w:proofErr w:type="gramEnd"/>
+      <w:r>
+        <w:rPr>
+          <w:sz w:val="24"/>
+          <w:szCs w:val="26"/>
+        </w:rPr>
+        <w:t>1), por lo que a=2,</w:t>
+      </w:r>
+      <w:r>
+        <w:rPr>
+          <w:sz w:val="24"/>
+          <w:szCs w:val="26"/>
+        </w:rPr>
+        <w:t xml:space="preserve"> b=</w:t>
+      </w:r>
+      <w:r>
+        <w:rPr>
+          <w:sz w:val="24"/>
+          <w:szCs w:val="26"/>
+        </w:rPr>
+        <w:t>2 y k=0</w:t>
+      </w:r>
+      <w:r>
+        <w:rPr>
+          <w:sz w:val="24"/>
+          <w:szCs w:val="26"/>
+        </w:rPr>
+        <w:t xml:space="preserve">, </w:t>
+      </w:r>
+      <w:r>
+        <w:rPr>
+          <w:sz w:val="24"/>
+          <w:szCs w:val="26"/>
+        </w:rPr>
+        <w:t>como a</w:t>
+      </w:r>
+      <w:r>
+        <w:rPr>
+          <w:sz w:val="24"/>
+          <w:szCs w:val="26"/>
+        </w:rPr>
+        <w:t>&gt;</w:t>
+      </w:r>
+      <w:proofErr w:type="spellStart"/>
+      <w:r>
+        <w:rPr>
+          <w:sz w:val="24"/>
+          <w:szCs w:val="26"/>
+        </w:rPr>
+        <w:t>b</w:t>
+      </w:r>
+      <w:r>
+        <w:rPr>
+          <w:sz w:val="24"/>
+          <w:szCs w:val="26"/>
+          <w:vertAlign w:val="superscript"/>
+        </w:rPr>
+        <w:t>k</w:t>
+      </w:r>
+      <w:proofErr w:type="spellEnd"/>
+      <w:r>
+        <w:rPr>
+          <w:sz w:val="24"/>
+          <w:szCs w:val="26"/>
+        </w:rPr>
+        <w:t>, la complejidad temporal es O(</w:t>
+      </w:r>
+      <w:proofErr w:type="spellStart"/>
+      <w:r>
+        <w:rPr>
+          <w:sz w:val="24"/>
+          <w:szCs w:val="26"/>
+        </w:rPr>
+        <w:t>n</w:t>
+      </w:r>
+      <w:r>
+        <w:rPr>
+          <w:sz w:val="24"/>
+          <w:szCs w:val="26"/>
+          <w:vertAlign w:val="superscript"/>
+        </w:rPr>
+        <w:t>log</w:t>
+      </w:r>
+      <w:r>
+        <w:rPr>
+          <w:sz w:val="24"/>
+          <w:szCs w:val="26"/>
+          <w:vertAlign w:val="subscript"/>
+        </w:rPr>
+        <w:t>b</w:t>
+      </w:r>
+      <w:r>
+        <w:rPr>
+          <w:sz w:val="24"/>
+          <w:szCs w:val="26"/>
+          <w:vertAlign w:val="superscript"/>
+        </w:rPr>
+        <w:t>a</w:t>
+      </w:r>
+      <w:proofErr w:type="spellEnd"/>
+      <w:r>
+        <w:rPr>
+          <w:sz w:val="24"/>
+          <w:szCs w:val="26"/>
+        </w:rPr>
+        <w:t>) que es O(n</w:t>
+      </w:r>
+      <w:r>
+        <w:rPr>
+          <w:sz w:val="24"/>
+          <w:szCs w:val="26"/>
+          <w:vertAlign w:val="superscript"/>
+        </w:rPr>
+        <w:t>log</w:t>
+      </w:r>
+      <w:r>
+        <w:rPr>
+          <w:sz w:val="24"/>
+          <w:szCs w:val="26"/>
+          <w:vertAlign w:val="subscript"/>
+        </w:rPr>
+        <w:t>2</w:t>
+      </w:r>
+      <w:r>
+        <w:rPr>
+          <w:sz w:val="24"/>
+          <w:szCs w:val="26"/>
+          <w:vertAlign w:val="superscript"/>
+        </w:rPr>
+        <w:t>2</w:t>
+      </w:r>
+      <w:r>
+        <w:rPr>
+          <w:sz w:val="24"/>
+          <w:szCs w:val="26"/>
+        </w:rPr>
+        <w:t>)</w:t>
+      </w:r>
+      <w:r>
+        <w:rPr>
+          <w:sz w:val="24"/>
+          <w:szCs w:val="26"/>
+        </w:rPr>
+        <w:t>, O(n)</w:t>
+      </w:r>
+      <w:r>
+        <w:rPr>
+          <w:sz w:val="24"/>
+          <w:szCs w:val="26"/>
+        </w:rPr>
+        <w:t>.</w:t>
+      </w:r>
+    </w:p>
+    <w:p>
+      <w:pPr>
+        <w:rPr>
+          <w:b/>
+          <w:sz w:val="26"/>
+          <w:szCs w:val="26"/>
+        </w:rPr>
+      </w:pPr>
+      <w:r>
+        <w:rPr>
+          <w:b/>
+          <w:sz w:val="26"/>
+          <w:szCs w:val="26"/>
+        </w:rPr>
+        <w:t>Implementar una clase Division4.java con una complejidad O(n</w:t>
+      </w:r>
+      <w:r>
+        <w:rPr>
+          <w:b/>
+          <w:sz w:val="26"/>
+          <w:szCs w:val="26"/>
+          <w:vertAlign w:val="superscript"/>
+        </w:rPr>
+        <w:t>2</w:t>
+      </w:r>
+      <w:r>
+        <w:rPr>
+          <w:b/>
+          <w:sz w:val="26"/>
+          <w:szCs w:val="26"/>
+        </w:rPr>
+        <w:t>) (con a&lt;</w:t>
+      </w:r>
+      <w:proofErr w:type="spellStart"/>
+      <w:r>
+        <w:rPr>
+          <w:b/>
+          <w:sz w:val="26"/>
+          <w:szCs w:val="26"/>
+        </w:rPr>
+        <w:t>b</w:t>
+      </w:r>
+      <w:r>
+        <w:rPr>
+          <w:b/>
+          <w:sz w:val="26"/>
+          <w:szCs w:val="26"/>
+          <w:vertAlign w:val="superscript"/>
+        </w:rPr>
+        <w:t>k</w:t>
+      </w:r>
+      <w:proofErr w:type="spellEnd"/>
+      <w:r>
+        <w:rPr>
+          <w:b/>
+          <w:sz w:val="26"/>
+          <w:szCs w:val="26"/>
+        </w:rPr>
+        <w:t xml:space="preserve">) y la pertinente toma de tiempos. Después rellenar una tabla en la que se muestre el tiempo (en milisg.) para n=1000, 2000, 4000, 8000, … (hasta </w:t>
+      </w:r>
+      <w:proofErr w:type="spellStart"/>
+      <w:r>
+        <w:rPr>
+          <w:b/>
+          <w:sz w:val="26"/>
+          <w:szCs w:val="26"/>
+        </w:rPr>
+        <w:t>FdT</w:t>
+      </w:r>
+      <w:proofErr w:type="spellEnd"/>
+      <w:r>
+        <w:rPr>
+          <w:b/>
+          <w:sz w:val="26"/>
+          <w:szCs w:val="26"/>
+        </w:rPr>
+        <w:t>).</w:t>
+      </w:r>
+    </w:p>
+    <w:p>
+      <w:pPr>
+        <w:spacing w:after="0" w:line="285" w:lineRule="atLeast"/>
+        <w:rPr>
+          <w:rFonts w:ascii="Consolas" w:eastAsia="Times New Roman" w:hAnsi="Consolas" w:cs="Times New Roman"/>
+          <w:b/>
+          <w:color w:val="CCCCCC"/>
+          <w:sz w:val="21"/>
+          <w:szCs w:val="21"/>
+          <w:lang w:eastAsia="es-ES"/>
+        </w:rPr>
+      </w:pPr>
+      <w:r>
+        <w:rPr>
+          <w:rFonts w:ascii="Consolas" w:eastAsia="Times New Roman" w:hAnsi="Consolas" w:cs="Times New Roman"/>
+          <w:b/>
+          <w:color w:val="569CD6"/>
+          <w:sz w:val="21"/>
+          <w:szCs w:val="21"/>
+          <w:lang w:eastAsia="es-ES"/>
+        </w:rPr>
+        <w:t>public</w:t>
+      </w:r>
+      <w:r>
+        <w:rPr>
+          <w:rFonts w:ascii="Consolas" w:eastAsia="Times New Roman" w:hAnsi="Consolas" w:cs="Times New Roman"/>
+          <w:b/>
+          <w:color w:val="CCCCCC"/>
+          <w:sz w:val="21"/>
+          <w:szCs w:val="21"/>
+          <w:lang w:eastAsia="es-ES"/>
+        </w:rPr>
+        <w:t xml:space="preserve"> </w:t>
+      </w:r>
+      <w:r>
+        <w:rPr>
+          <w:rFonts w:ascii="Consolas" w:eastAsia="Times New Roman" w:hAnsi="Consolas" w:cs="Times New Roman"/>
+          <w:b/>
+          <w:color w:val="569CD6"/>
+          <w:sz w:val="21"/>
+          <w:szCs w:val="21"/>
+          <w:lang w:eastAsia="es-ES"/>
+        </w:rPr>
+        <w:t>static</w:t>
+      </w:r>
+      <w:r>
+        <w:rPr>
+          <w:rFonts w:ascii="Consolas" w:eastAsia="Times New Roman" w:hAnsi="Consolas" w:cs="Times New Roman"/>
+          <w:b/>
+          <w:color w:val="CCCCCC"/>
+          <w:sz w:val="21"/>
+          <w:szCs w:val="21"/>
+          <w:lang w:eastAsia="es-ES"/>
+        </w:rPr>
+        <w:t xml:space="preserve"> </w:t>
+      </w:r>
+      <w:r>
+        <w:rPr>
+          <w:rFonts w:ascii="Consolas" w:eastAsia="Times New Roman" w:hAnsi="Consolas" w:cs="Times New Roman"/>
+          <w:b/>
+          <w:color w:val="4EC9B0"/>
+          <w:sz w:val="21"/>
+          <w:szCs w:val="21"/>
+          <w:lang w:eastAsia="es-ES"/>
+        </w:rPr>
+        <w:t>void</w:t>
+      </w:r>
+      <w:r>
+        <w:rPr>
+          <w:rFonts w:ascii="Consolas" w:eastAsia="Times New Roman" w:hAnsi="Consolas" w:cs="Times New Roman"/>
+          <w:b/>
+          <w:color w:val="CCCCCC"/>
+          <w:sz w:val="21"/>
+          <w:szCs w:val="21"/>
+          <w:lang w:eastAsia="es-ES"/>
+        </w:rPr>
+        <w:t xml:space="preserve"> </w:t>
+      </w:r>
+      <w:r>
+        <w:rPr>
+          <w:rFonts w:ascii="Consolas" w:eastAsia="Times New Roman" w:hAnsi="Consolas" w:cs="Times New Roman"/>
+          <w:b/>
+          <w:color w:val="DCDCAA"/>
+          <w:sz w:val="21"/>
+          <w:szCs w:val="21"/>
+          <w:lang w:eastAsia="es-ES"/>
+        </w:rPr>
+        <w:t>rec4</w:t>
+      </w:r>
+      <w:r>
+        <w:rPr>
+          <w:rFonts w:ascii="Consolas" w:eastAsia="Times New Roman" w:hAnsi="Consolas" w:cs="Times New Roman"/>
+          <w:b/>
+          <w:color w:val="CCCCCC"/>
+          <w:sz w:val="21"/>
+          <w:szCs w:val="21"/>
+          <w:lang w:eastAsia="es-ES"/>
+        </w:rPr>
+        <w:t xml:space="preserve"> (</w:t>
+      </w:r>
+      <w:r>
+        <w:rPr>
+          <w:rFonts w:ascii="Consolas" w:eastAsia="Times New Roman" w:hAnsi="Consolas" w:cs="Times New Roman"/>
+          <w:b/>
+          <w:color w:val="4EC9B0"/>
+          <w:sz w:val="21"/>
+          <w:szCs w:val="21"/>
+          <w:lang w:eastAsia="es-ES"/>
+        </w:rPr>
+        <w:t>int</w:t>
+      </w:r>
+      <w:r>
+        <w:rPr>
+          <w:rFonts w:ascii="Consolas" w:eastAsia="Times New Roman" w:hAnsi="Consolas" w:cs="Times New Roman"/>
+          <w:b/>
+          <w:color w:val="CCCCCC"/>
+          <w:sz w:val="21"/>
+          <w:szCs w:val="21"/>
+          <w:lang w:eastAsia="es-ES"/>
+        </w:rPr>
+        <w:t xml:space="preserve"> </w:t>
+      </w:r>
+      <w:r>
+        <w:rPr>
+          <w:rFonts w:ascii="Consolas" w:eastAsia="Times New Roman" w:hAnsi="Consolas" w:cs="Times New Roman"/>
+          <w:b/>
+          <w:color w:val="9CDCFE"/>
+          <w:sz w:val="21"/>
+          <w:szCs w:val="21"/>
+          <w:lang w:eastAsia="es-ES"/>
+        </w:rPr>
+        <w:t>n</w:t>
+      </w:r>
+      <w:r>
+        <w:rPr>
+          <w:rFonts w:ascii="Consolas" w:eastAsia="Times New Roman" w:hAnsi="Consolas" w:cs="Times New Roman"/>
+          <w:b/>
+          <w:color w:val="CCCCCC"/>
+          <w:sz w:val="21"/>
+          <w:szCs w:val="21"/>
+          <w:lang w:eastAsia="es-ES"/>
+        </w:rPr>
+        <w:t>)</w:t>
+      </w:r>
+    </w:p>
+    <w:p>
+      <w:pPr>
+        <w:spacing w:after="0" w:line="285" w:lineRule="atLeast"/>
+        <w:rPr>
+          <w:rFonts w:ascii="Consolas" w:eastAsia="Times New Roman" w:hAnsi="Consolas" w:cs="Times New Roman"/>
+          <w:b/>
+          <w:color w:val="CCCCCC"/>
+          <w:sz w:val="21"/>
+          <w:szCs w:val="21"/>
+          <w:lang w:eastAsia="es-ES"/>
+        </w:rPr>
+      </w:pPr>
+      <w:r>
+        <w:rPr>
+          <w:rFonts w:ascii="Consolas" w:eastAsia="Times New Roman" w:hAnsi="Consolas" w:cs="Times New Roman"/>
+          <w:b/>
+          <w:color w:val="CCCCCC"/>
+          <w:sz w:val="21"/>
+          <w:szCs w:val="21"/>
+          <w:lang w:eastAsia="es-ES"/>
+        </w:rPr>
+        <w:t xml:space="preserve">{ </w:t>
+      </w:r>
+    </w:p>
+    <w:p>
+      <w:pPr>
+        <w:spacing w:after="0" w:line="285" w:lineRule="atLeast"/>
+        <w:rPr>
+          <w:rFonts w:ascii="Consolas" w:eastAsia="Times New Roman" w:hAnsi="Consolas" w:cs="Times New Roman"/>
+          <w:b/>
+          <w:color w:val="CCCCCC"/>
+          <w:sz w:val="21"/>
+          <w:szCs w:val="21"/>
+          <w:lang w:eastAsia="es-ES"/>
+        </w:rPr>
+      </w:pPr>
+      <w:r>
+        <w:rPr>
+          <w:rFonts w:ascii="Consolas" w:eastAsia="Times New Roman" w:hAnsi="Consolas" w:cs="Times New Roman"/>
+          <w:b/>
+          <w:color w:val="CCCCCC"/>
+          <w:sz w:val="21"/>
+          <w:szCs w:val="21"/>
+          <w:lang w:eastAsia="es-ES"/>
+        </w:rPr>
+        <w:t xml:space="preserve">    </w:t>
+      </w:r>
+      <w:r>
+        <w:rPr>
+          <w:rFonts w:ascii="Consolas" w:eastAsia="Times New Roman" w:hAnsi="Consolas" w:cs="Times New Roman"/>
+          <w:b/>
+          <w:color w:val="C586C0"/>
+          <w:sz w:val="21"/>
+          <w:szCs w:val="21"/>
+          <w:lang w:eastAsia="es-ES"/>
+        </w:rPr>
+        <w:t>if</w:t>
+      </w:r>
+      <w:r>
+        <w:rPr>
+          <w:rFonts w:ascii="Consolas" w:eastAsia="Times New Roman" w:hAnsi="Consolas" w:cs="Times New Roman"/>
+          <w:b/>
+          <w:color w:val="CCCCCC"/>
+          <w:sz w:val="21"/>
+          <w:szCs w:val="21"/>
+          <w:lang w:eastAsia="es-ES"/>
+        </w:rPr>
+        <w:t xml:space="preserve"> (n</w:t>
+      </w:r>
+      <w:r>
+        <w:rPr>
+          <w:rFonts w:ascii="Consolas" w:eastAsia="Times New Roman" w:hAnsi="Consolas" w:cs="Times New Roman"/>
+          <w:b/>
+          <w:color w:val="D4D4D4"/>
+          <w:sz w:val="21"/>
+          <w:szCs w:val="21"/>
+          <w:lang w:eastAsia="es-ES"/>
+        </w:rPr>
+        <w:t>&lt;=</w:t>
+      </w:r>
+      <w:r>
+        <w:rPr>
+          <w:rFonts w:ascii="Consolas" w:eastAsia="Times New Roman" w:hAnsi="Consolas" w:cs="Times New Roman"/>
+          <w:b/>
+          <w:color w:val="B5CEA8"/>
+          <w:sz w:val="21"/>
+          <w:szCs w:val="21"/>
+          <w:lang w:eastAsia="es-ES"/>
+        </w:rPr>
+        <w:t>0</w:t>
+      </w:r>
+      <w:r>
+        <w:rPr>
+          <w:rFonts w:ascii="Consolas" w:eastAsia="Times New Roman" w:hAnsi="Consolas" w:cs="Times New Roman"/>
+          <w:b/>
+          <w:color w:val="CCCCCC"/>
+          <w:sz w:val="21"/>
+          <w:szCs w:val="21"/>
+          <w:lang w:eastAsia="es-ES"/>
+        </w:rPr>
+        <w:t xml:space="preserve">) </w:t>
+      </w:r>
+    </w:p>
+    <w:p>
+      <w:pPr>
+        <w:spacing w:after="0" w:line="285" w:lineRule="atLeast"/>
+        <w:rPr>
+          <w:rFonts w:ascii="Consolas" w:eastAsia="Times New Roman" w:hAnsi="Consolas" w:cs="Times New Roman"/>
+          <w:b/>
+          <w:color w:val="CCCCCC"/>
+          <w:sz w:val="21"/>
+          <w:szCs w:val="21"/>
+          <w:lang w:eastAsia="es-ES"/>
+        </w:rPr>
+      </w:pPr>
+      <w:r>
+        <w:rPr>
+          <w:rFonts w:ascii="Consolas" w:eastAsia="Times New Roman" w:hAnsi="Consolas" w:cs="Times New Roman"/>
+          <w:b/>
+          <w:color w:val="CCCCCC"/>
+          <w:sz w:val="21"/>
+          <w:szCs w:val="21"/>
+          <w:lang w:eastAsia="es-ES"/>
+        </w:rPr>
+        <w:t>        cont</w:t>
+      </w:r>
+      <w:r>
+        <w:rPr>
+          <w:rFonts w:ascii="Consolas" w:eastAsia="Times New Roman" w:hAnsi="Consolas" w:cs="Times New Roman"/>
+          <w:b/>
+          <w:color w:val="D4D4D4"/>
+          <w:sz w:val="21"/>
+          <w:szCs w:val="21"/>
+          <w:lang w:eastAsia="es-ES"/>
+        </w:rPr>
+        <w:t>++</w:t>
+      </w:r>
+      <w:r>
+        <w:rPr>
+          <w:rFonts w:ascii="Consolas" w:eastAsia="Times New Roman" w:hAnsi="Consolas" w:cs="Times New Roman"/>
+          <w:b/>
+          <w:color w:val="CCCCCC"/>
+          <w:sz w:val="21"/>
+          <w:szCs w:val="21"/>
+          <w:lang w:eastAsia="es-ES"/>
+        </w:rPr>
+        <w:t>;</w:t>
+      </w:r>
+    </w:p>
+    <w:p>
+      <w:pPr>
+        <w:spacing w:after="0" w:line="285" w:lineRule="atLeast"/>
+        <w:rPr>
+          <w:rFonts w:ascii="Consolas" w:eastAsia="Times New Roman" w:hAnsi="Consolas" w:cs="Times New Roman"/>
+          <w:b/>
+          <w:color w:val="CCCCCC"/>
+          <w:sz w:val="21"/>
+          <w:szCs w:val="21"/>
+          <w:lang w:eastAsia="es-ES"/>
+        </w:rPr>
+      </w:pPr>
+      <w:r>
+        <w:rPr>
+          <w:rFonts w:ascii="Consolas" w:eastAsia="Times New Roman" w:hAnsi="Consolas" w:cs="Times New Roman"/>
+          <w:b/>
+          <w:color w:val="CCCCCC"/>
+          <w:sz w:val="21"/>
+          <w:szCs w:val="21"/>
+          <w:lang w:eastAsia="es-ES"/>
+        </w:rPr>
+        <w:t xml:space="preserve">    </w:t>
+      </w:r>
+      <w:r>
+        <w:rPr>
+          <w:rFonts w:ascii="Consolas" w:eastAsia="Times New Roman" w:hAnsi="Consolas" w:cs="Times New Roman"/>
+          <w:b/>
+          <w:color w:val="C586C0"/>
+          <w:sz w:val="21"/>
+          <w:szCs w:val="21"/>
+          <w:lang w:eastAsia="es-ES"/>
+        </w:rPr>
+        <w:t>else</w:t>
+      </w:r>
+    </w:p>
+    <w:p>
+      <w:pPr>
+        <w:spacing w:after="0" w:line="285" w:lineRule="atLeast"/>
+        <w:rPr>
+          <w:rFonts w:ascii="Consolas" w:eastAsia="Times New Roman" w:hAnsi="Consolas" w:cs="Times New Roman"/>
+          <w:b/>
+          <w:color w:val="CCCCCC"/>
+          <w:sz w:val="21"/>
+          <w:szCs w:val="21"/>
+          <w:lang w:eastAsia="es-ES"/>
+        </w:rPr>
+      </w:pPr>
+      <w:r>
+        <w:rPr>
+          <w:rFonts w:ascii="Consolas" w:eastAsia="Times New Roman" w:hAnsi="Consolas" w:cs="Times New Roman"/>
+          <w:b/>
+          <w:color w:val="CCCCCC"/>
+          <w:sz w:val="21"/>
+          <w:szCs w:val="21"/>
+          <w:lang w:eastAsia="es-ES"/>
+        </w:rPr>
+        <w:t xml:space="preserve">    { </w:t>
+      </w:r>
+    </w:p>
+    <w:p>
+      <w:pPr>
+        <w:spacing w:after="0" w:line="285" w:lineRule="atLeast"/>
+        <w:rPr>
+          <w:rFonts w:ascii="Consolas" w:eastAsia="Times New Roman" w:hAnsi="Consolas" w:cs="Times New Roman"/>
+          <w:b/>
+          <w:color w:val="CCCCCC"/>
+          <w:sz w:val="21"/>
+          <w:szCs w:val="21"/>
+          <w:lang w:eastAsia="es-ES"/>
+        </w:rPr>
+      </w:pPr>
+      <w:r>
+        <w:rPr>
+          <w:rFonts w:ascii="Consolas" w:eastAsia="Times New Roman" w:hAnsi="Consolas" w:cs="Times New Roman"/>
+          <w:b/>
+          <w:color w:val="CCCCCC"/>
+          <w:sz w:val="21"/>
+          <w:szCs w:val="21"/>
+          <w:lang w:eastAsia="es-ES"/>
+        </w:rPr>
+        <w:t xml:space="preserve">        </w:t>
+      </w:r>
+      <w:r>
+        <w:rPr>
+          <w:rFonts w:ascii="Consolas" w:eastAsia="Times New Roman" w:hAnsi="Consolas" w:cs="Times New Roman"/>
+          <w:b/>
+          <w:color w:val="C586C0"/>
+          <w:sz w:val="21"/>
+          <w:szCs w:val="21"/>
+          <w:lang w:eastAsia="es-ES"/>
+        </w:rPr>
+        <w:t>for</w:t>
+      </w:r>
+      <w:r>
+        <w:rPr>
+          <w:rFonts w:ascii="Consolas" w:eastAsia="Times New Roman" w:hAnsi="Consolas" w:cs="Times New Roman"/>
+          <w:b/>
+          <w:color w:val="CCCCCC"/>
+          <w:sz w:val="21"/>
+          <w:szCs w:val="21"/>
+          <w:lang w:eastAsia="es-ES"/>
+        </w:rPr>
+        <w:t xml:space="preserve"> (</w:t>
+      </w:r>
+      <w:r>
+        <w:rPr>
+          <w:rFonts w:ascii="Consolas" w:eastAsia="Times New Roman" w:hAnsi="Consolas" w:cs="Times New Roman"/>
+          <w:b/>
+          <w:color w:val="4EC9B0"/>
+          <w:sz w:val="21"/>
+          <w:szCs w:val="21"/>
+          <w:lang w:eastAsia="es-ES"/>
+        </w:rPr>
+        <w:t>int</w:t>
+      </w:r>
+      <w:r>
+        <w:rPr>
+          <w:rFonts w:ascii="Consolas" w:eastAsia="Times New Roman" w:hAnsi="Consolas" w:cs="Times New Roman"/>
+          <w:b/>
+          <w:color w:val="CCCCCC"/>
+          <w:sz w:val="21"/>
+          <w:szCs w:val="21"/>
+          <w:lang w:eastAsia="es-ES"/>
+        </w:rPr>
+        <w:t xml:space="preserve"> </w:t>
+      </w:r>
+      <w:r>
+        <w:rPr>
+          <w:rFonts w:ascii="Consolas" w:eastAsia="Times New Roman" w:hAnsi="Consolas" w:cs="Times New Roman"/>
+          <w:b/>
+          <w:color w:val="9CDCFE"/>
+          <w:sz w:val="21"/>
+          <w:szCs w:val="21"/>
+          <w:lang w:eastAsia="es-ES"/>
+        </w:rPr>
+        <w:t>i</w:t>
+      </w:r>
+      <w:r>
+        <w:rPr>
+          <w:rFonts w:ascii="Consolas" w:eastAsia="Times New Roman" w:hAnsi="Consolas" w:cs="Times New Roman"/>
+          <w:b/>
+          <w:color w:val="D4D4D4"/>
+          <w:sz w:val="21"/>
+          <w:szCs w:val="21"/>
+          <w:lang w:eastAsia="es-ES"/>
+        </w:rPr>
+        <w:t>=</w:t>
+      </w:r>
+      <w:r>
+        <w:rPr>
+          <w:rFonts w:ascii="Consolas" w:eastAsia="Times New Roman" w:hAnsi="Consolas" w:cs="Times New Roman"/>
+          <w:b/>
+          <w:color w:val="B5CEA8"/>
+          <w:sz w:val="21"/>
+          <w:szCs w:val="21"/>
+          <w:lang w:eastAsia="es-ES"/>
+        </w:rPr>
+        <w:t>1</w:t>
+      </w:r>
+      <w:r>
+        <w:rPr>
+          <w:rFonts w:ascii="Consolas" w:eastAsia="Times New Roman" w:hAnsi="Consolas" w:cs="Times New Roman"/>
+          <w:b/>
+          <w:color w:val="CCCCCC"/>
+          <w:sz w:val="21"/>
+          <w:szCs w:val="21"/>
+          <w:lang w:eastAsia="es-ES"/>
+        </w:rPr>
+        <w:t>;i</w:t>
+      </w:r>
+      <w:r>
+        <w:rPr>
+          <w:rFonts w:ascii="Consolas" w:eastAsia="Times New Roman" w:hAnsi="Consolas" w:cs="Times New Roman"/>
+          <w:b/>
+          <w:color w:val="D4D4D4"/>
+          <w:sz w:val="21"/>
+          <w:szCs w:val="21"/>
+          <w:lang w:eastAsia="es-ES"/>
+        </w:rPr>
+        <w:t>&lt;</w:t>
+      </w:r>
+      <w:r>
+        <w:rPr>
+          <w:rFonts w:ascii="Consolas" w:eastAsia="Times New Roman" w:hAnsi="Consolas" w:cs="Times New Roman"/>
+          <w:b/>
+          <w:color w:val="CCCCCC"/>
+          <w:sz w:val="21"/>
+          <w:szCs w:val="21"/>
+          <w:lang w:eastAsia="es-ES"/>
+        </w:rPr>
+        <w:t>n;i</w:t>
+      </w:r>
+      <w:r>
+        <w:rPr>
+          <w:rFonts w:ascii="Consolas" w:eastAsia="Times New Roman" w:hAnsi="Consolas" w:cs="Times New Roman"/>
+          <w:b/>
+          <w:color w:val="D4D4D4"/>
+          <w:sz w:val="21"/>
+          <w:szCs w:val="21"/>
+          <w:lang w:eastAsia="es-ES"/>
+        </w:rPr>
+        <w:t>++</w:t>
+      </w:r>
+      <w:r>
+        <w:rPr>
+          <w:rFonts w:ascii="Consolas" w:eastAsia="Times New Roman" w:hAnsi="Consolas" w:cs="Times New Roman"/>
+          <w:b/>
+          <w:color w:val="CCCCCC"/>
+          <w:sz w:val="21"/>
+          <w:szCs w:val="21"/>
+          <w:lang w:eastAsia="es-ES"/>
+        </w:rPr>
+        <w:t>)</w:t>
+      </w:r>
+    </w:p>
+    <w:p>
+      <w:pPr>
+        <w:spacing w:after="0" w:line="285" w:lineRule="atLeast"/>
+        <w:rPr>
+          <w:rFonts w:ascii="Consolas" w:eastAsia="Times New Roman" w:hAnsi="Consolas" w:cs="Times New Roman"/>
+          <w:b/>
+          <w:color w:val="CCCCCC"/>
+          <w:sz w:val="21"/>
+          <w:szCs w:val="21"/>
+          <w:lang w:eastAsia="es-ES"/>
+        </w:rPr>
+      </w:pPr>
+      <w:r>
+        <w:rPr>
+          <w:rFonts w:ascii="Consolas" w:eastAsia="Times New Roman" w:hAnsi="Consolas" w:cs="Times New Roman"/>
+          <w:b/>
+          <w:color w:val="CCCCCC"/>
+          <w:sz w:val="21"/>
+          <w:szCs w:val="21"/>
+          <w:lang w:eastAsia="es-ES"/>
+        </w:rPr>
+        <w:t>        {</w:t>
+      </w:r>
+    </w:p>
+    <w:p>
+      <w:pPr>
+        <w:spacing w:after="0" w:line="285" w:lineRule="atLeast"/>
+        <w:rPr>
+          <w:rFonts w:ascii="Consolas" w:eastAsia="Times New Roman" w:hAnsi="Consolas" w:cs="Times New Roman"/>
+          <w:b/>
+          <w:color w:val="CCCCCC"/>
+          <w:sz w:val="21"/>
+          <w:szCs w:val="21"/>
+          <w:lang w:eastAsia="es-ES"/>
+        </w:rPr>
+      </w:pPr>
+      <w:r>
+        <w:rPr>
+          <w:rFonts w:ascii="Consolas" w:eastAsia="Times New Roman" w:hAnsi="Consolas" w:cs="Times New Roman"/>
+          <w:b/>
+          <w:color w:val="CCCCCC"/>
+          <w:sz w:val="21"/>
+          <w:szCs w:val="21"/>
+          <w:lang w:eastAsia="es-ES"/>
+        </w:rPr>
+        <w:t xml:space="preserve">            </w:t>
+      </w:r>
+      <w:r>
+        <w:rPr>
+          <w:rFonts w:ascii="Consolas" w:eastAsia="Times New Roman" w:hAnsi="Consolas" w:cs="Times New Roman"/>
+          <w:b/>
+          <w:color w:val="C586C0"/>
+          <w:sz w:val="21"/>
+          <w:szCs w:val="21"/>
+          <w:lang w:eastAsia="es-ES"/>
+        </w:rPr>
+        <w:t>for</w:t>
+      </w:r>
+      <w:r>
+        <w:rPr>
+          <w:rFonts w:ascii="Consolas" w:eastAsia="Times New Roman" w:hAnsi="Consolas" w:cs="Times New Roman"/>
+          <w:b/>
+          <w:color w:val="CCCCCC"/>
+          <w:sz w:val="21"/>
+          <w:szCs w:val="21"/>
+          <w:lang w:eastAsia="es-ES"/>
+        </w:rPr>
+        <w:t xml:space="preserve"> (</w:t>
+      </w:r>
+      <w:r>
+        <w:rPr>
+          <w:rFonts w:ascii="Consolas" w:eastAsia="Times New Roman" w:hAnsi="Consolas" w:cs="Times New Roman"/>
+          <w:b/>
+          <w:color w:val="4EC9B0"/>
+          <w:sz w:val="21"/>
+          <w:szCs w:val="21"/>
+          <w:lang w:eastAsia="es-ES"/>
+        </w:rPr>
+        <w:t>int</w:t>
+      </w:r>
+      <w:r>
+        <w:rPr>
+          <w:rFonts w:ascii="Consolas" w:eastAsia="Times New Roman" w:hAnsi="Consolas" w:cs="Times New Roman"/>
+          <w:b/>
+          <w:color w:val="CCCCCC"/>
+          <w:sz w:val="21"/>
+          <w:szCs w:val="21"/>
+          <w:lang w:eastAsia="es-ES"/>
+        </w:rPr>
+        <w:t xml:space="preserve"> </w:t>
+      </w:r>
+      <w:r>
+        <w:rPr>
+          <w:rFonts w:ascii="Consolas" w:eastAsia="Times New Roman" w:hAnsi="Consolas" w:cs="Times New Roman"/>
+          <w:b/>
+          <w:color w:val="9CDCFE"/>
+          <w:sz w:val="21"/>
+          <w:szCs w:val="21"/>
+          <w:lang w:eastAsia="es-ES"/>
+        </w:rPr>
+        <w:t>i</w:t>
+      </w:r>
+      <w:r>
+        <w:rPr>
+          <w:rFonts w:ascii="Consolas" w:eastAsia="Times New Roman" w:hAnsi="Consolas" w:cs="Times New Roman"/>
+          <w:b/>
+          <w:color w:val="D4D4D4"/>
+          <w:sz w:val="21"/>
+          <w:szCs w:val="21"/>
+          <w:lang w:eastAsia="es-ES"/>
+        </w:rPr>
+        <w:t>=</w:t>
+      </w:r>
+      <w:r>
+        <w:rPr>
+          <w:rFonts w:ascii="Consolas" w:eastAsia="Times New Roman" w:hAnsi="Consolas" w:cs="Times New Roman"/>
+          <w:b/>
+          <w:color w:val="B5CEA8"/>
+          <w:sz w:val="21"/>
+          <w:szCs w:val="21"/>
+          <w:lang w:eastAsia="es-ES"/>
+        </w:rPr>
+        <w:t>1</w:t>
+      </w:r>
+      <w:r>
+        <w:rPr>
+          <w:rFonts w:ascii="Consolas" w:eastAsia="Times New Roman" w:hAnsi="Consolas" w:cs="Times New Roman"/>
+          <w:b/>
+          <w:color w:val="CCCCCC"/>
+          <w:sz w:val="21"/>
+          <w:szCs w:val="21"/>
+          <w:lang w:eastAsia="es-ES"/>
+        </w:rPr>
+        <w:t>;i</w:t>
+      </w:r>
+      <w:r>
+        <w:rPr>
+          <w:rFonts w:ascii="Consolas" w:eastAsia="Times New Roman" w:hAnsi="Consolas" w:cs="Times New Roman"/>
+          <w:b/>
+          <w:color w:val="D4D4D4"/>
+          <w:sz w:val="21"/>
+          <w:szCs w:val="21"/>
+          <w:lang w:eastAsia="es-ES"/>
+        </w:rPr>
+        <w:t>&lt;</w:t>
+      </w:r>
+      <w:r>
+        <w:rPr>
+          <w:rFonts w:ascii="Consolas" w:eastAsia="Times New Roman" w:hAnsi="Consolas" w:cs="Times New Roman"/>
+          <w:b/>
+          <w:color w:val="CCCCCC"/>
+          <w:sz w:val="21"/>
+          <w:szCs w:val="21"/>
+          <w:lang w:eastAsia="es-ES"/>
+        </w:rPr>
+        <w:t>n;i</w:t>
+      </w:r>
+      <w:r>
+        <w:rPr>
+          <w:rFonts w:ascii="Consolas" w:eastAsia="Times New Roman" w:hAnsi="Consolas" w:cs="Times New Roman"/>
+          <w:b/>
+          <w:color w:val="D4D4D4"/>
+          <w:sz w:val="21"/>
+          <w:szCs w:val="21"/>
+          <w:lang w:eastAsia="es-ES"/>
+        </w:rPr>
+        <w:t>++</w:t>
+      </w:r>
+      <w:r>
+        <w:rPr>
+          <w:rFonts w:ascii="Consolas" w:eastAsia="Times New Roman" w:hAnsi="Consolas" w:cs="Times New Roman"/>
+          <w:b/>
+          <w:color w:val="CCCCCC"/>
+          <w:sz w:val="21"/>
+          <w:szCs w:val="21"/>
+          <w:lang w:eastAsia="es-ES"/>
+        </w:rPr>
+        <w:t>)</w:t>
+      </w:r>
+    </w:p>
+    <w:p>
+      <w:pPr>
+        <w:spacing w:after="0" w:line="285" w:lineRule="atLeast"/>
+        <w:rPr>
+          <w:rFonts w:ascii="Consolas" w:eastAsia="Times New Roman" w:hAnsi="Consolas" w:cs="Times New Roman"/>
+          <w:b/>
+          <w:color w:val="CCCCCC"/>
+          <w:sz w:val="21"/>
+          <w:szCs w:val="21"/>
+          <w:lang w:eastAsia="es-ES"/>
+        </w:rPr>
+      </w:pPr>
+      <w:r>
+        <w:rPr>
+          <w:rFonts w:ascii="Consolas" w:eastAsia="Times New Roman" w:hAnsi="Consolas" w:cs="Times New Roman"/>
+          <w:b/>
+          <w:color w:val="CCCCCC"/>
+          <w:sz w:val="21"/>
+          <w:szCs w:val="21"/>
+          <w:lang w:eastAsia="es-ES"/>
+        </w:rPr>
+        <w:t>            {</w:t>
+      </w:r>
+    </w:p>
+    <w:p>
+      <w:pPr>
+        <w:spacing w:after="0" w:line="285" w:lineRule="atLeast"/>
+        <w:rPr>
+          <w:rFonts w:ascii="Consolas" w:eastAsia="Times New Roman" w:hAnsi="Consolas" w:cs="Times New Roman"/>
+          <w:b/>
+          <w:color w:val="CCCCCC"/>
+          <w:sz w:val="21"/>
+          <w:szCs w:val="21"/>
+          <w:lang w:eastAsia="es-ES"/>
+        </w:rPr>
+      </w:pPr>
+      <w:r>
+        <w:rPr>
+          <w:rFonts w:ascii="Consolas" w:eastAsia="Times New Roman" w:hAnsi="Consolas" w:cs="Times New Roman"/>
+          <w:b/>
+          <w:color w:val="CCCCCC"/>
+          <w:sz w:val="21"/>
+          <w:szCs w:val="21"/>
+          <w:lang w:eastAsia="es-ES"/>
+        </w:rPr>
+        <w:t>                count</w:t>
+      </w:r>
+      <w:r>
+        <w:rPr>
+          <w:rFonts w:ascii="Consolas" w:eastAsia="Times New Roman" w:hAnsi="Consolas" w:cs="Times New Roman"/>
+          <w:b/>
+          <w:color w:val="D4D4D4"/>
+          <w:sz w:val="21"/>
+          <w:szCs w:val="21"/>
+          <w:lang w:eastAsia="es-ES"/>
+        </w:rPr>
+        <w:t>++</w:t>
+      </w:r>
+      <w:r>
+        <w:rPr>
+          <w:rFonts w:ascii="Consolas" w:eastAsia="Times New Roman" w:hAnsi="Consolas" w:cs="Times New Roman"/>
+          <w:b/>
+          <w:color w:val="CCCCCC"/>
+          <w:sz w:val="21"/>
+          <w:szCs w:val="21"/>
+          <w:lang w:eastAsia="es-ES"/>
+        </w:rPr>
+        <w:t>;    </w:t>
+      </w:r>
+      <w:r>
+        <w:rPr>
+          <w:rFonts w:ascii="Consolas" w:eastAsia="Times New Roman" w:hAnsi="Consolas" w:cs="Times New Roman"/>
+          <w:b/>
+          <w:color w:val="6A9955"/>
+          <w:sz w:val="21"/>
+          <w:szCs w:val="21"/>
+          <w:lang w:eastAsia="es-ES"/>
+        </w:rPr>
+        <w:t>// k = 2</w:t>
+      </w:r>
+    </w:p>
+    <w:p>
+      <w:pPr>
+        <w:spacing w:after="0" w:line="285" w:lineRule="atLeast"/>
+        <w:rPr>
+          <w:rFonts w:ascii="Consolas" w:eastAsia="Times New Roman" w:hAnsi="Consolas" w:cs="Times New Roman"/>
+          <w:b/>
+          <w:color w:val="CCCCCC"/>
+          <w:sz w:val="21"/>
+          <w:szCs w:val="21"/>
+          <w:lang w:eastAsia="es-ES"/>
+        </w:rPr>
+      </w:pPr>
+      <w:r>
+        <w:rPr>
+          <w:rFonts w:ascii="Consolas" w:eastAsia="Times New Roman" w:hAnsi="Consolas" w:cs="Times New Roman"/>
+          <w:b/>
+          <w:color w:val="CCCCCC"/>
+          <w:sz w:val="21"/>
+          <w:szCs w:val="21"/>
+          <w:lang w:eastAsia="es-ES"/>
+        </w:rPr>
+        <w:t>            }</w:t>
+      </w:r>
+    </w:p>
+    <w:p>
+      <w:pPr>
+        <w:spacing w:after="0" w:line="285" w:lineRule="atLeast"/>
+        <w:rPr>
+          <w:rFonts w:ascii="Consolas" w:eastAsia="Times New Roman" w:hAnsi="Consolas" w:cs="Times New Roman"/>
+          <w:b/>
+          <w:color w:val="CCCCCC"/>
+          <w:sz w:val="21"/>
+          <w:szCs w:val="21"/>
+          <w:lang w:eastAsia="es-ES"/>
+        </w:rPr>
+      </w:pPr>
+      <w:r>
+        <w:rPr>
+          <w:rFonts w:ascii="Consolas" w:eastAsia="Times New Roman" w:hAnsi="Consolas" w:cs="Times New Roman"/>
+          <w:b/>
+          <w:color w:val="CCCCCC"/>
+          <w:sz w:val="21"/>
+          <w:szCs w:val="21"/>
+          <w:lang w:eastAsia="es-ES"/>
+        </w:rPr>
+        <w:t>        }</w:t>
+      </w:r>
+    </w:p>
+    <w:p>
+      <w:pPr>
+        <w:spacing w:after="0" w:line="285" w:lineRule="atLeast"/>
+        <w:rPr>
+          <w:rFonts w:ascii="Consolas" w:eastAsia="Times New Roman" w:hAnsi="Consolas" w:cs="Times New Roman"/>
+          <w:b/>
+          <w:color w:val="CCCCCC"/>
+          <w:sz w:val="21"/>
+          <w:szCs w:val="21"/>
+          <w:lang w:eastAsia="es-ES"/>
+        </w:rPr>
+      </w:pPr>
+      <w:r>
+        <w:rPr>
+          <w:rFonts w:ascii="Consolas" w:eastAsia="Times New Roman" w:hAnsi="Consolas" w:cs="Times New Roman"/>
+          <w:b/>
+          <w:color w:val="CCCCCC"/>
+          <w:sz w:val="21"/>
+          <w:szCs w:val="21"/>
+          <w:lang w:eastAsia="es-ES"/>
+        </w:rPr>
+        <w:t xml:space="preserve">        </w:t>
+      </w:r>
+      <w:r>
+        <w:rPr>
+          <w:rFonts w:ascii="Consolas" w:eastAsia="Times New Roman" w:hAnsi="Consolas" w:cs="Times New Roman"/>
+          <w:b/>
+          <w:color w:val="DCDCAA"/>
+          <w:sz w:val="21"/>
+          <w:szCs w:val="21"/>
+          <w:lang w:eastAsia="es-ES"/>
+        </w:rPr>
+        <w:t>rec1</w:t>
+      </w:r>
+      <w:r>
+        <w:rPr>
+          <w:rFonts w:ascii="Consolas" w:eastAsia="Times New Roman" w:hAnsi="Consolas" w:cs="Times New Roman"/>
+          <w:b/>
+          <w:color w:val="CCCCCC"/>
+          <w:sz w:val="21"/>
+          <w:szCs w:val="21"/>
+          <w:lang w:eastAsia="es-ES"/>
+        </w:rPr>
+        <w:t xml:space="preserve"> (n</w:t>
+      </w:r>
+      <w:r>
+        <w:rPr>
+          <w:rFonts w:ascii="Consolas" w:eastAsia="Times New Roman" w:hAnsi="Consolas" w:cs="Times New Roman"/>
+          <w:b/>
+          <w:color w:val="D4D4D4"/>
+          <w:sz w:val="21"/>
+          <w:szCs w:val="21"/>
+          <w:lang w:eastAsia="es-ES"/>
+        </w:rPr>
+        <w:t>/</w:t>
+      </w:r>
+      <w:r>
+        <w:rPr>
+          <w:rFonts w:ascii="Consolas" w:eastAsia="Times New Roman" w:hAnsi="Consolas" w:cs="Times New Roman"/>
+          <w:b/>
+          <w:color w:val="B5CEA8"/>
+          <w:sz w:val="21"/>
+          <w:szCs w:val="21"/>
+          <w:lang w:eastAsia="es-ES"/>
+        </w:rPr>
+        <w:t>3</w:t>
+      </w:r>
+      <w:r>
+        <w:rPr>
+          <w:rFonts w:ascii="Consolas" w:eastAsia="Times New Roman" w:hAnsi="Consolas" w:cs="Times New Roman"/>
+          <w:b/>
+          <w:color w:val="CCCCCC"/>
+          <w:sz w:val="21"/>
+          <w:szCs w:val="21"/>
+          <w:lang w:eastAsia="es-ES"/>
+        </w:rPr>
+        <w:t xml:space="preserve">); </w:t>
+      </w:r>
+      <w:r>
+        <w:rPr>
+          <w:rFonts w:ascii="Consolas" w:eastAsia="Times New Roman" w:hAnsi="Consolas" w:cs="Times New Roman"/>
+          <w:b/>
+          <w:color w:val="6A9955"/>
+          <w:sz w:val="21"/>
+          <w:szCs w:val="21"/>
+          <w:lang w:eastAsia="es-ES"/>
+        </w:rPr>
+        <w:t>// b = 3 y a = 1</w:t>
+      </w:r>
+    </w:p>
+    <w:p>
+      <w:pPr>
+        <w:spacing w:after="0" w:line="285" w:lineRule="atLeast"/>
+        <w:rPr>
+          <w:rFonts w:ascii="Consolas" w:eastAsia="Times New Roman" w:hAnsi="Consolas" w:cs="Times New Roman"/>
+          <w:b/>
+          <w:color w:val="CCCCCC"/>
+          <w:sz w:val="21"/>
+          <w:szCs w:val="21"/>
+          <w:lang w:eastAsia="es-ES"/>
+        </w:rPr>
+      </w:pPr>
+      <w:r>
+        <w:rPr>
+          <w:rFonts w:ascii="Consolas" w:eastAsia="Times New Roman" w:hAnsi="Consolas" w:cs="Times New Roman"/>
+          <w:b/>
+          <w:color w:val="CCCCCC"/>
+          <w:sz w:val="21"/>
+          <w:szCs w:val="21"/>
+          <w:lang w:eastAsia="es-ES"/>
+        </w:rPr>
+        <w:t>    }</w:t>
+      </w:r>
+    </w:p>
+    <w:p>
+      <w:pPr>
+        <w:spacing w:after="0" w:line="285" w:lineRule="atLeast"/>
+        <w:rPr>
+          <w:rFonts w:ascii="Consolas" w:eastAsia="Times New Roman" w:hAnsi="Consolas" w:cs="Times New Roman"/>
+          <w:b/>
+          <w:color w:val="CCCCCC"/>
+          <w:sz w:val="21"/>
+          <w:szCs w:val="21"/>
+          <w:lang w:eastAsia="es-ES"/>
+        </w:rPr>
+      </w:pPr>
+      <w:r>
+        <w:rPr>
+          <w:rFonts w:ascii="Consolas" w:eastAsia="Times New Roman" w:hAnsi="Consolas" w:cs="Times New Roman"/>
+          <w:b/>
+          <w:color w:val="CCCCCC"/>
+          <w:sz w:val="21"/>
+          <w:szCs w:val="21"/>
+          <w:lang w:eastAsia="es-ES"/>
+        </w:rPr>
+        <w:t>}</w:t>
+      </w:r>
+    </w:p>
+    <w:p>
+      <w:pPr>
+        <w:rPr>
+          <w:sz w:val="24"/>
+          <w:szCs w:val="26"/>
+        </w:rPr>
+      </w:pPr>
+      <w:r>
+        <w:rPr>
+          <w:sz w:val="24"/>
+          <w:szCs w:val="26"/>
+        </w:rPr>
+        <w:t>Al duplicar n, el tiempo se multiplica por 4.</w:t>
+      </w:r>
+    </w:p>
+    <w:p>
+      <w:pPr>
+        <w:rPr>
+          <w:b/>
+          <w:sz w:val="26"/>
+          <w:szCs w:val="26"/>
+        </w:rPr>
+      </w:pPr>
+      <w:r>
+        <w:rPr>
+          <w:b/>
+          <w:sz w:val="26"/>
+          <w:szCs w:val="26"/>
+        </w:rPr>
+        <w:t>Implementar una clase Division5.java con una complejidad O(n</w:t>
+      </w:r>
+      <w:r>
+        <w:rPr>
+          <w:b/>
+          <w:sz w:val="26"/>
+          <w:szCs w:val="26"/>
+          <w:vertAlign w:val="superscript"/>
+        </w:rPr>
+        <w:t>2</w:t>
+      </w:r>
+      <w:r>
+        <w:rPr>
+          <w:b/>
+          <w:sz w:val="26"/>
+          <w:szCs w:val="26"/>
+        </w:rPr>
+        <w:t>) (con a&gt;</w:t>
+      </w:r>
+      <w:proofErr w:type="spellStart"/>
+      <w:r>
+        <w:rPr>
+          <w:b/>
+          <w:sz w:val="26"/>
+          <w:szCs w:val="26"/>
+        </w:rPr>
+        <w:t>b</w:t>
+      </w:r>
+      <w:r>
+        <w:rPr>
+          <w:b/>
+          <w:sz w:val="26"/>
+          <w:szCs w:val="26"/>
+          <w:vertAlign w:val="superscript"/>
+        </w:rPr>
+        <w:t>k</w:t>
+      </w:r>
+      <w:proofErr w:type="spellEnd"/>
+      <w:r>
+        <w:rPr>
+          <w:b/>
+          <w:sz w:val="26"/>
+          <w:szCs w:val="26"/>
+        </w:rPr>
+        <w:t xml:space="preserve">) y la pertinente toma de tiempos. Después rellenar una tabla en la que se muestre el tiempo (en milisg.) para n=1000, 2000, 4000, 8000, … (hasta </w:t>
+      </w:r>
+      <w:proofErr w:type="spellStart"/>
+      <w:r>
+        <w:rPr>
+          <w:b/>
+          <w:sz w:val="26"/>
+          <w:szCs w:val="26"/>
+        </w:rPr>
+        <w:t>FdT</w:t>
+      </w:r>
+      <w:proofErr w:type="spellEnd"/>
+      <w:r>
+        <w:rPr>
+          <w:b/>
+          <w:sz w:val="26"/>
+          <w:szCs w:val="26"/>
+        </w:rPr>
+        <w:t>).</w:t>
+      </w:r>
+    </w:p>
+    <w:p>
+      <w:pPr>
+        <w:spacing w:after="0" w:line="285" w:lineRule="atLeast"/>
+        <w:rPr>
+          <w:rFonts w:ascii="Consolas" w:eastAsia="Times New Roman" w:hAnsi="Consolas" w:cs="Times New Roman"/>
+          <w:b/>
+          <w:color w:val="CCCCCC"/>
+          <w:sz w:val="21"/>
+          <w:szCs w:val="21"/>
+          <w:lang w:eastAsia="es-ES"/>
+        </w:rPr>
+      </w:pPr>
+      <w:r>
+        <w:rPr>
+          <w:rFonts w:ascii="Consolas" w:eastAsia="Times New Roman" w:hAnsi="Consolas" w:cs="Times New Roman"/>
+          <w:b/>
+          <w:color w:val="569CD6"/>
+          <w:sz w:val="21"/>
+          <w:szCs w:val="21"/>
+          <w:lang w:eastAsia="es-ES"/>
+        </w:rPr>
+        <w:t>public</w:t>
+      </w:r>
+      <w:r>
+        <w:rPr>
+          <w:rFonts w:ascii="Consolas" w:eastAsia="Times New Roman" w:hAnsi="Consolas" w:cs="Times New Roman"/>
+          <w:b/>
+          <w:color w:val="CCCCCC"/>
+          <w:sz w:val="21"/>
+          <w:szCs w:val="21"/>
+          <w:lang w:eastAsia="es-ES"/>
+        </w:rPr>
+        <w:t xml:space="preserve"> </w:t>
+      </w:r>
+      <w:r>
+        <w:rPr>
+          <w:rFonts w:ascii="Consolas" w:eastAsia="Times New Roman" w:hAnsi="Consolas" w:cs="Times New Roman"/>
+          <w:b/>
+          <w:color w:val="569CD6"/>
+          <w:sz w:val="21"/>
+          <w:szCs w:val="21"/>
+          <w:lang w:eastAsia="es-ES"/>
+        </w:rPr>
+        <w:t>static</w:t>
+      </w:r>
+      <w:r>
+        <w:rPr>
+          <w:rFonts w:ascii="Consolas" w:eastAsia="Times New Roman" w:hAnsi="Consolas" w:cs="Times New Roman"/>
+          <w:b/>
+          <w:color w:val="CCCCCC"/>
+          <w:sz w:val="21"/>
+          <w:szCs w:val="21"/>
+          <w:lang w:eastAsia="es-ES"/>
+        </w:rPr>
+        <w:t xml:space="preserve"> </w:t>
+      </w:r>
+      <w:r>
+        <w:rPr>
+          <w:rFonts w:ascii="Consolas" w:eastAsia="Times New Roman" w:hAnsi="Consolas" w:cs="Times New Roman"/>
+          <w:b/>
+          <w:color w:val="4EC9B0"/>
+          <w:sz w:val="21"/>
+          <w:szCs w:val="21"/>
+          <w:lang w:eastAsia="es-ES"/>
+        </w:rPr>
+        <w:t>void</w:t>
+      </w:r>
+      <w:r>
+        <w:rPr>
+          <w:rFonts w:ascii="Consolas" w:eastAsia="Times New Roman" w:hAnsi="Consolas" w:cs="Times New Roman"/>
+          <w:b/>
+          <w:color w:val="CCCCCC"/>
+          <w:sz w:val="21"/>
+          <w:szCs w:val="21"/>
+          <w:lang w:eastAsia="es-ES"/>
+        </w:rPr>
+        <w:t xml:space="preserve"> </w:t>
+      </w:r>
+      <w:r>
+        <w:rPr>
+          <w:rFonts w:ascii="Consolas" w:eastAsia="Times New Roman" w:hAnsi="Consolas" w:cs="Times New Roman"/>
+          <w:b/>
+          <w:color w:val="DCDCAA"/>
+          <w:sz w:val="21"/>
+          <w:szCs w:val="21"/>
+          <w:lang w:eastAsia="es-ES"/>
+        </w:rPr>
+        <w:t>rec5</w:t>
+      </w:r>
+      <w:r>
+        <w:rPr>
+          <w:rFonts w:ascii="Consolas" w:eastAsia="Times New Roman" w:hAnsi="Consolas" w:cs="Times New Roman"/>
+          <w:b/>
+          <w:color w:val="CCCCCC"/>
+          <w:sz w:val="21"/>
+          <w:szCs w:val="21"/>
+          <w:lang w:eastAsia="es-ES"/>
+        </w:rPr>
+        <w:t xml:space="preserve"> (</w:t>
+      </w:r>
+      <w:r>
+        <w:rPr>
+          <w:rFonts w:ascii="Consolas" w:eastAsia="Times New Roman" w:hAnsi="Consolas" w:cs="Times New Roman"/>
+          <w:b/>
+          <w:color w:val="4EC9B0"/>
+          <w:sz w:val="21"/>
+          <w:szCs w:val="21"/>
+          <w:lang w:eastAsia="es-ES"/>
+        </w:rPr>
+        <w:t>int</w:t>
+      </w:r>
+      <w:r>
+        <w:rPr>
+          <w:rFonts w:ascii="Consolas" w:eastAsia="Times New Roman" w:hAnsi="Consolas" w:cs="Times New Roman"/>
+          <w:b/>
+          <w:color w:val="CCCCCC"/>
+          <w:sz w:val="21"/>
+          <w:szCs w:val="21"/>
+          <w:lang w:eastAsia="es-ES"/>
+        </w:rPr>
+        <w:t xml:space="preserve"> </w:t>
+      </w:r>
+      <w:r>
+        <w:rPr>
+          <w:rFonts w:ascii="Consolas" w:eastAsia="Times New Roman" w:hAnsi="Consolas" w:cs="Times New Roman"/>
+          <w:b/>
+          <w:color w:val="9CDCFE"/>
+          <w:sz w:val="21"/>
+          <w:szCs w:val="21"/>
+          <w:lang w:eastAsia="es-ES"/>
+        </w:rPr>
+        <w:t>n</w:t>
+      </w:r>
+      <w:r>
+        <w:rPr>
+          <w:rFonts w:ascii="Consolas" w:eastAsia="Times New Roman" w:hAnsi="Consolas" w:cs="Times New Roman"/>
+          <w:b/>
+          <w:color w:val="CCCCCC"/>
+          <w:sz w:val="21"/>
+          <w:szCs w:val="21"/>
+          <w:lang w:eastAsia="es-ES"/>
+        </w:rPr>
+        <w:t>)</w:t>
+      </w:r>
+    </w:p>
+    <w:p>
+      <w:pPr>
+        <w:spacing w:after="0" w:line="285" w:lineRule="atLeast"/>
+        <w:rPr>
+          <w:rFonts w:ascii="Consolas" w:eastAsia="Times New Roman" w:hAnsi="Consolas" w:cs="Times New Roman"/>
+          <w:b/>
+          <w:color w:val="CCCCCC"/>
+          <w:sz w:val="21"/>
+          <w:szCs w:val="21"/>
+          <w:lang w:eastAsia="es-ES"/>
+        </w:rPr>
+      </w:pPr>
+      <w:r>
+        <w:rPr>
+          <w:rFonts w:ascii="Consolas" w:eastAsia="Times New Roman" w:hAnsi="Consolas" w:cs="Times New Roman"/>
+          <w:b/>
+          <w:color w:val="CCCCCC"/>
+          <w:sz w:val="21"/>
+          <w:szCs w:val="21"/>
+          <w:lang w:eastAsia="es-ES"/>
+        </w:rPr>
+        <w:t>{</w:t>
+      </w:r>
+    </w:p>
+    <w:p>
+      <w:pPr>
+        <w:spacing w:after="0" w:line="285" w:lineRule="atLeast"/>
+        <w:rPr>
+          <w:rFonts w:ascii="Consolas" w:eastAsia="Times New Roman" w:hAnsi="Consolas" w:cs="Times New Roman"/>
+          <w:b/>
+          <w:color w:val="CCCCCC"/>
+          <w:sz w:val="21"/>
+          <w:szCs w:val="21"/>
+          <w:lang w:eastAsia="es-ES"/>
+        </w:rPr>
+      </w:pPr>
+      <w:r>
+        <w:rPr>
+          <w:rFonts w:ascii="Consolas" w:eastAsia="Times New Roman" w:hAnsi="Consolas" w:cs="Times New Roman"/>
+          <w:b/>
+          <w:color w:val="CCCCCC"/>
+          <w:sz w:val="21"/>
+          <w:szCs w:val="21"/>
+          <w:lang w:eastAsia="es-ES"/>
+        </w:rPr>
+        <w:t xml:space="preserve">    </w:t>
+      </w:r>
+      <w:r>
+        <w:rPr>
+          <w:rFonts w:ascii="Consolas" w:eastAsia="Times New Roman" w:hAnsi="Consolas" w:cs="Times New Roman"/>
+          <w:b/>
+          <w:color w:val="C586C0"/>
+          <w:sz w:val="21"/>
+          <w:szCs w:val="21"/>
+          <w:lang w:eastAsia="es-ES"/>
+        </w:rPr>
+        <w:t>if</w:t>
+      </w:r>
+      <w:r>
+        <w:rPr>
+          <w:rFonts w:ascii="Consolas" w:eastAsia="Times New Roman" w:hAnsi="Consolas" w:cs="Times New Roman"/>
+          <w:b/>
+          <w:color w:val="CCCCCC"/>
+          <w:sz w:val="21"/>
+          <w:szCs w:val="21"/>
+          <w:lang w:eastAsia="es-ES"/>
+        </w:rPr>
+        <w:t xml:space="preserve"> (n</w:t>
+      </w:r>
+      <w:r>
+        <w:rPr>
+          <w:rFonts w:ascii="Consolas" w:eastAsia="Times New Roman" w:hAnsi="Consolas" w:cs="Times New Roman"/>
+          <w:b/>
+          <w:color w:val="D4D4D4"/>
+          <w:sz w:val="21"/>
+          <w:szCs w:val="21"/>
+          <w:lang w:eastAsia="es-ES"/>
+        </w:rPr>
+        <w:t>&lt;=</w:t>
+      </w:r>
+      <w:r>
+        <w:rPr>
+          <w:rFonts w:ascii="Consolas" w:eastAsia="Times New Roman" w:hAnsi="Consolas" w:cs="Times New Roman"/>
+          <w:b/>
+          <w:color w:val="B5CEA8"/>
+          <w:sz w:val="21"/>
+          <w:szCs w:val="21"/>
+          <w:lang w:eastAsia="es-ES"/>
+        </w:rPr>
+        <w:t>0</w:t>
+      </w:r>
+      <w:r>
+        <w:rPr>
+          <w:rFonts w:ascii="Consolas" w:eastAsia="Times New Roman" w:hAnsi="Consolas" w:cs="Times New Roman"/>
+          <w:b/>
+          <w:color w:val="CCCCCC"/>
+          <w:sz w:val="21"/>
+          <w:szCs w:val="21"/>
+          <w:lang w:eastAsia="es-ES"/>
+        </w:rPr>
+        <w:t xml:space="preserve">) </w:t>
+      </w:r>
+    </w:p>
+    <w:p>
+      <w:pPr>
+        <w:spacing w:after="0" w:line="285" w:lineRule="atLeast"/>
+        <w:rPr>
+          <w:rFonts w:ascii="Consolas" w:eastAsia="Times New Roman" w:hAnsi="Consolas" w:cs="Times New Roman"/>
+          <w:b/>
+          <w:color w:val="CCCCCC"/>
+          <w:sz w:val="21"/>
+          <w:szCs w:val="21"/>
+          <w:lang w:eastAsia="es-ES"/>
+        </w:rPr>
+      </w:pPr>
+      <w:r>
+        <w:rPr>
+          <w:rFonts w:ascii="Consolas" w:eastAsia="Times New Roman" w:hAnsi="Consolas" w:cs="Times New Roman"/>
+          <w:b/>
+          <w:color w:val="CCCCCC"/>
+          <w:sz w:val="21"/>
+          <w:szCs w:val="21"/>
+          <w:lang w:eastAsia="es-ES"/>
+        </w:rPr>
+        <w:t>        cont</w:t>
+      </w:r>
+      <w:r>
+        <w:rPr>
+          <w:rFonts w:ascii="Consolas" w:eastAsia="Times New Roman" w:hAnsi="Consolas" w:cs="Times New Roman"/>
+          <w:b/>
+          <w:color w:val="D4D4D4"/>
+          <w:sz w:val="21"/>
+          <w:szCs w:val="21"/>
+          <w:lang w:eastAsia="es-ES"/>
+        </w:rPr>
+        <w:t>++</w:t>
+      </w:r>
+      <w:r>
+        <w:rPr>
+          <w:rFonts w:ascii="Consolas" w:eastAsia="Times New Roman" w:hAnsi="Consolas" w:cs="Times New Roman"/>
+          <w:b/>
+          <w:color w:val="CCCCCC"/>
+          <w:sz w:val="21"/>
+          <w:szCs w:val="21"/>
+          <w:lang w:eastAsia="es-ES"/>
+        </w:rPr>
+        <w:t>;</w:t>
+      </w:r>
+    </w:p>
+    <w:p>
+      <w:pPr>
+        <w:spacing w:after="0" w:line="285" w:lineRule="atLeast"/>
+        <w:rPr>
+          <w:rFonts w:ascii="Consolas" w:eastAsia="Times New Roman" w:hAnsi="Consolas" w:cs="Times New Roman"/>
+          <w:b/>
+          <w:color w:val="CCCCCC"/>
+          <w:sz w:val="21"/>
+          <w:szCs w:val="21"/>
+          <w:lang w:eastAsia="es-ES"/>
+        </w:rPr>
+      </w:pPr>
+      <w:r>
+        <w:rPr>
+          <w:rFonts w:ascii="Consolas" w:eastAsia="Times New Roman" w:hAnsi="Consolas" w:cs="Times New Roman"/>
+          <w:b/>
+          <w:color w:val="CCCCCC"/>
+          <w:sz w:val="21"/>
+          <w:szCs w:val="21"/>
+          <w:lang w:eastAsia="es-ES"/>
+        </w:rPr>
+        <w:t xml:space="preserve">    </w:t>
+      </w:r>
+      <w:r>
+        <w:rPr>
+          <w:rFonts w:ascii="Consolas" w:eastAsia="Times New Roman" w:hAnsi="Consolas" w:cs="Times New Roman"/>
+          <w:b/>
+          <w:color w:val="C586C0"/>
+          <w:sz w:val="21"/>
+          <w:szCs w:val="21"/>
+          <w:lang w:eastAsia="es-ES"/>
+        </w:rPr>
+        <w:t>else</w:t>
+      </w:r>
+    </w:p>
+    <w:p>
+      <w:pPr>
+        <w:spacing w:after="0" w:line="285" w:lineRule="atLeast"/>
+        <w:rPr>
+          <w:rFonts w:ascii="Consolas" w:eastAsia="Times New Roman" w:hAnsi="Consolas" w:cs="Times New Roman"/>
+          <w:b/>
+          <w:color w:val="CCCCCC"/>
+          <w:sz w:val="21"/>
+          <w:szCs w:val="21"/>
+          <w:lang w:eastAsia="es-ES"/>
+        </w:rPr>
+      </w:pPr>
+      <w:r>
+        <w:rPr>
+          <w:rFonts w:ascii="Consolas" w:eastAsia="Times New Roman" w:hAnsi="Consolas" w:cs="Times New Roman"/>
+          <w:b/>
+          <w:color w:val="CCCCCC"/>
+          <w:sz w:val="21"/>
+          <w:szCs w:val="21"/>
+          <w:lang w:eastAsia="es-ES"/>
+        </w:rPr>
+        <w:t xml:space="preserve">    { </w:t>
+      </w:r>
+    </w:p>
+    <w:p>
+      <w:pPr>
+        <w:spacing w:after="0" w:line="285" w:lineRule="atLeast"/>
+        <w:rPr>
+          <w:rFonts w:ascii="Consolas" w:eastAsia="Times New Roman" w:hAnsi="Consolas" w:cs="Times New Roman"/>
+          <w:b/>
+          <w:color w:val="CCCCCC"/>
+          <w:sz w:val="21"/>
+          <w:szCs w:val="21"/>
+          <w:lang w:eastAsia="es-ES"/>
+        </w:rPr>
+      </w:pPr>
+      <w:r>
+        <w:rPr>
+          <w:rFonts w:ascii="Consolas" w:eastAsia="Times New Roman" w:hAnsi="Consolas" w:cs="Times New Roman"/>
+          <w:b/>
+          <w:color w:val="CCCCCC"/>
+          <w:sz w:val="21"/>
+          <w:szCs w:val="21"/>
+          <w:lang w:eastAsia="es-ES"/>
+        </w:rPr>
+        <w:lastRenderedPageBreak/>
+        <w:t>        cont</w:t>
+      </w:r>
+      <w:r>
+        <w:rPr>
+          <w:rFonts w:ascii="Consolas" w:eastAsia="Times New Roman" w:hAnsi="Consolas" w:cs="Times New Roman"/>
+          <w:b/>
+          <w:color w:val="D4D4D4"/>
+          <w:sz w:val="21"/>
+          <w:szCs w:val="21"/>
+          <w:lang w:eastAsia="es-ES"/>
+        </w:rPr>
+        <w:t>++</w:t>
+      </w:r>
+      <w:r>
+        <w:rPr>
+          <w:rFonts w:ascii="Consolas" w:eastAsia="Times New Roman" w:hAnsi="Consolas" w:cs="Times New Roman"/>
+          <w:b/>
+          <w:color w:val="CCCCCC"/>
+          <w:sz w:val="21"/>
+          <w:szCs w:val="21"/>
+          <w:lang w:eastAsia="es-ES"/>
+        </w:rPr>
+        <w:t xml:space="preserve"> ; </w:t>
+      </w:r>
+      <w:r>
+        <w:rPr>
+          <w:rFonts w:ascii="Consolas" w:eastAsia="Times New Roman" w:hAnsi="Consolas" w:cs="Times New Roman"/>
+          <w:b/>
+          <w:color w:val="6A9955"/>
+          <w:sz w:val="21"/>
+          <w:szCs w:val="21"/>
+          <w:lang w:eastAsia="es-ES"/>
+        </w:rPr>
+        <w:t>// O(1)    </w:t>
+      </w:r>
+    </w:p>
+    <w:p>
+      <w:pPr>
+        <w:spacing w:after="0" w:line="285" w:lineRule="atLeast"/>
+        <w:rPr>
+          <w:rFonts w:ascii="Consolas" w:eastAsia="Times New Roman" w:hAnsi="Consolas" w:cs="Times New Roman"/>
+          <w:b/>
+          <w:color w:val="CCCCCC"/>
+          <w:sz w:val="21"/>
+          <w:szCs w:val="21"/>
+          <w:lang w:eastAsia="es-ES"/>
+        </w:rPr>
+      </w:pPr>
+      <w:r>
+        <w:rPr>
+          <w:rFonts w:ascii="Consolas" w:eastAsia="Times New Roman" w:hAnsi="Consolas" w:cs="Times New Roman"/>
+          <w:b/>
+          <w:color w:val="CCCCCC"/>
+          <w:sz w:val="21"/>
+          <w:szCs w:val="21"/>
+          <w:lang w:eastAsia="es-ES"/>
+        </w:rPr>
+        <w:t xml:space="preserve">        </w:t>
+      </w:r>
+      <w:r>
+        <w:rPr>
+          <w:rFonts w:ascii="Consolas" w:eastAsia="Times New Roman" w:hAnsi="Consolas" w:cs="Times New Roman"/>
+          <w:b/>
+          <w:color w:val="DCDCAA"/>
+          <w:sz w:val="21"/>
+          <w:szCs w:val="21"/>
+          <w:lang w:eastAsia="es-ES"/>
+        </w:rPr>
+        <w:t>rec3</w:t>
+      </w:r>
+      <w:r>
+        <w:rPr>
+          <w:rFonts w:ascii="Consolas" w:eastAsia="Times New Roman" w:hAnsi="Consolas" w:cs="Times New Roman"/>
+          <w:b/>
+          <w:color w:val="CCCCCC"/>
+          <w:sz w:val="21"/>
+          <w:szCs w:val="21"/>
+          <w:lang w:eastAsia="es-ES"/>
+        </w:rPr>
+        <w:t xml:space="preserve"> (n</w:t>
+      </w:r>
+      <w:r>
+        <w:rPr>
+          <w:rFonts w:ascii="Consolas" w:eastAsia="Times New Roman" w:hAnsi="Consolas" w:cs="Times New Roman"/>
+          <w:b/>
+          <w:color w:val="D4D4D4"/>
+          <w:sz w:val="21"/>
+          <w:szCs w:val="21"/>
+          <w:lang w:eastAsia="es-ES"/>
+        </w:rPr>
+        <w:t>/</w:t>
+      </w:r>
+      <w:r>
+        <w:rPr>
+          <w:rFonts w:ascii="Consolas" w:eastAsia="Times New Roman" w:hAnsi="Consolas" w:cs="Times New Roman"/>
+          <w:b/>
+          <w:color w:val="B5CEA8"/>
+          <w:sz w:val="21"/>
+          <w:szCs w:val="21"/>
+          <w:lang w:eastAsia="es-ES"/>
+        </w:rPr>
+        <w:t>2</w:t>
+      </w:r>
+      <w:r>
+        <w:rPr>
+          <w:rFonts w:ascii="Consolas" w:eastAsia="Times New Roman" w:hAnsi="Consolas" w:cs="Times New Roman"/>
+          <w:b/>
+          <w:color w:val="CCCCCC"/>
+          <w:sz w:val="21"/>
+          <w:szCs w:val="21"/>
+          <w:lang w:eastAsia="es-ES"/>
+        </w:rPr>
+        <w:t>);</w:t>
+      </w:r>
+    </w:p>
+    <w:p>
+      <w:pPr>
+        <w:spacing w:after="0" w:line="285" w:lineRule="atLeast"/>
+        <w:rPr>
+          <w:rFonts w:ascii="Consolas" w:eastAsia="Times New Roman" w:hAnsi="Consolas" w:cs="Times New Roman"/>
+          <w:b/>
+          <w:color w:val="CCCCCC"/>
+          <w:sz w:val="21"/>
+          <w:szCs w:val="21"/>
+          <w:lang w:eastAsia="es-ES"/>
+        </w:rPr>
+      </w:pPr>
+      <w:r>
+        <w:rPr>
+          <w:rFonts w:ascii="Consolas" w:eastAsia="Times New Roman" w:hAnsi="Consolas" w:cs="Times New Roman"/>
+          <w:b/>
+          <w:color w:val="CCCCCC"/>
+          <w:sz w:val="21"/>
+          <w:szCs w:val="21"/>
+          <w:lang w:eastAsia="es-ES"/>
+        </w:rPr>
+        <w:t xml:space="preserve">        </w:t>
+      </w:r>
+      <w:r>
+        <w:rPr>
+          <w:rFonts w:ascii="Consolas" w:eastAsia="Times New Roman" w:hAnsi="Consolas" w:cs="Times New Roman"/>
+          <w:b/>
+          <w:color w:val="DCDCAA"/>
+          <w:sz w:val="21"/>
+          <w:szCs w:val="21"/>
+          <w:lang w:eastAsia="es-ES"/>
+        </w:rPr>
+        <w:t>rec3</w:t>
+      </w:r>
+      <w:r>
+        <w:rPr>
+          <w:rFonts w:ascii="Consolas" w:eastAsia="Times New Roman" w:hAnsi="Consolas" w:cs="Times New Roman"/>
+          <w:b/>
+          <w:color w:val="CCCCCC"/>
+          <w:sz w:val="21"/>
+          <w:szCs w:val="21"/>
+          <w:lang w:eastAsia="es-ES"/>
+        </w:rPr>
+        <w:t xml:space="preserve"> (n</w:t>
+      </w:r>
+      <w:r>
+        <w:rPr>
+          <w:rFonts w:ascii="Consolas" w:eastAsia="Times New Roman" w:hAnsi="Consolas" w:cs="Times New Roman"/>
+          <w:b/>
+          <w:color w:val="D4D4D4"/>
+          <w:sz w:val="21"/>
+          <w:szCs w:val="21"/>
+          <w:lang w:eastAsia="es-ES"/>
+        </w:rPr>
+        <w:t>/</w:t>
+      </w:r>
+      <w:r>
+        <w:rPr>
+          <w:rFonts w:ascii="Consolas" w:eastAsia="Times New Roman" w:hAnsi="Consolas" w:cs="Times New Roman"/>
+          <w:b/>
+          <w:color w:val="B5CEA8"/>
+          <w:sz w:val="21"/>
+          <w:szCs w:val="21"/>
+          <w:lang w:eastAsia="es-ES"/>
+        </w:rPr>
+        <w:t>2</w:t>
+      </w:r>
+      <w:r>
+        <w:rPr>
+          <w:rFonts w:ascii="Consolas" w:eastAsia="Times New Roman" w:hAnsi="Consolas" w:cs="Times New Roman"/>
+          <w:b/>
+          <w:color w:val="CCCCCC"/>
+          <w:sz w:val="21"/>
+          <w:szCs w:val="21"/>
+          <w:lang w:eastAsia="es-ES"/>
+        </w:rPr>
+        <w:t>);</w:t>
+      </w:r>
+    </w:p>
+    <w:p>
+      <w:pPr>
+        <w:spacing w:after="0" w:line="285" w:lineRule="atLeast"/>
+        <w:rPr>
+          <w:rFonts w:ascii="Consolas" w:eastAsia="Times New Roman" w:hAnsi="Consolas" w:cs="Times New Roman"/>
+          <w:b/>
+          <w:color w:val="CCCCCC"/>
+          <w:sz w:val="21"/>
+          <w:szCs w:val="21"/>
+          <w:lang w:eastAsia="es-ES"/>
+        </w:rPr>
+      </w:pPr>
+      <w:r>
+        <w:rPr>
+          <w:rFonts w:ascii="Consolas" w:eastAsia="Times New Roman" w:hAnsi="Consolas" w:cs="Times New Roman"/>
+          <w:b/>
+          <w:color w:val="CCCCCC"/>
+          <w:sz w:val="21"/>
+          <w:szCs w:val="21"/>
+          <w:lang w:eastAsia="es-ES"/>
+        </w:rPr>
+        <w:t xml:space="preserve">        </w:t>
+      </w:r>
+      <w:r>
+        <w:rPr>
+          <w:rFonts w:ascii="Consolas" w:eastAsia="Times New Roman" w:hAnsi="Consolas" w:cs="Times New Roman"/>
+          <w:b/>
+          <w:color w:val="DCDCAA"/>
+          <w:sz w:val="21"/>
+          <w:szCs w:val="21"/>
+          <w:lang w:eastAsia="es-ES"/>
+        </w:rPr>
+        <w:t>rec3</w:t>
+      </w:r>
+      <w:r>
+        <w:rPr>
+          <w:rFonts w:ascii="Consolas" w:eastAsia="Times New Roman" w:hAnsi="Consolas" w:cs="Times New Roman"/>
+          <w:b/>
+          <w:color w:val="CCCCCC"/>
+          <w:sz w:val="21"/>
+          <w:szCs w:val="21"/>
+          <w:lang w:eastAsia="es-ES"/>
+        </w:rPr>
+        <w:t xml:space="preserve"> (n</w:t>
+      </w:r>
+      <w:r>
+        <w:rPr>
+          <w:rFonts w:ascii="Consolas" w:eastAsia="Times New Roman" w:hAnsi="Consolas" w:cs="Times New Roman"/>
+          <w:b/>
+          <w:color w:val="D4D4D4"/>
+          <w:sz w:val="21"/>
+          <w:szCs w:val="21"/>
+          <w:lang w:eastAsia="es-ES"/>
+        </w:rPr>
+        <w:t>/</w:t>
+      </w:r>
+      <w:r>
+        <w:rPr>
+          <w:rFonts w:ascii="Consolas" w:eastAsia="Times New Roman" w:hAnsi="Consolas" w:cs="Times New Roman"/>
+          <w:b/>
+          <w:color w:val="B5CEA8"/>
+          <w:sz w:val="21"/>
+          <w:szCs w:val="21"/>
+          <w:lang w:eastAsia="es-ES"/>
+        </w:rPr>
+        <w:t>2</w:t>
+      </w:r>
+      <w:r>
+        <w:rPr>
+          <w:rFonts w:ascii="Consolas" w:eastAsia="Times New Roman" w:hAnsi="Consolas" w:cs="Times New Roman"/>
+          <w:b/>
+          <w:color w:val="CCCCCC"/>
+          <w:sz w:val="21"/>
+          <w:szCs w:val="21"/>
+          <w:lang w:eastAsia="es-ES"/>
+        </w:rPr>
+        <w:t>);</w:t>
+      </w:r>
+    </w:p>
+    <w:p>
+      <w:pPr>
+        <w:spacing w:after="0" w:line="285" w:lineRule="atLeast"/>
+        <w:rPr>
+          <w:rFonts w:ascii="Consolas" w:eastAsia="Times New Roman" w:hAnsi="Consolas" w:cs="Times New Roman"/>
+          <w:b/>
+          <w:color w:val="CCCCCC"/>
+          <w:sz w:val="21"/>
+          <w:szCs w:val="21"/>
+          <w:lang w:eastAsia="es-ES"/>
+        </w:rPr>
+      </w:pPr>
+      <w:r>
+        <w:rPr>
+          <w:rFonts w:ascii="Consolas" w:eastAsia="Times New Roman" w:hAnsi="Consolas" w:cs="Times New Roman"/>
+          <w:b/>
+          <w:color w:val="CCCCCC"/>
+          <w:sz w:val="21"/>
+          <w:szCs w:val="21"/>
+          <w:lang w:eastAsia="es-ES"/>
+        </w:rPr>
+        <w:t xml:space="preserve">        </w:t>
+      </w:r>
+      <w:r>
+        <w:rPr>
+          <w:rFonts w:ascii="Consolas" w:eastAsia="Times New Roman" w:hAnsi="Consolas" w:cs="Times New Roman"/>
+          <w:b/>
+          <w:color w:val="DCDCAA"/>
+          <w:sz w:val="21"/>
+          <w:szCs w:val="21"/>
+          <w:lang w:eastAsia="es-ES"/>
+        </w:rPr>
+        <w:t>rec3</w:t>
+      </w:r>
+      <w:r>
+        <w:rPr>
+          <w:rFonts w:ascii="Consolas" w:eastAsia="Times New Roman" w:hAnsi="Consolas" w:cs="Times New Roman"/>
+          <w:b/>
+          <w:color w:val="CCCCCC"/>
+          <w:sz w:val="21"/>
+          <w:szCs w:val="21"/>
+          <w:lang w:eastAsia="es-ES"/>
+        </w:rPr>
+        <w:t xml:space="preserve"> (n</w:t>
+      </w:r>
+      <w:r>
+        <w:rPr>
+          <w:rFonts w:ascii="Consolas" w:eastAsia="Times New Roman" w:hAnsi="Consolas" w:cs="Times New Roman"/>
+          <w:b/>
+          <w:color w:val="D4D4D4"/>
+          <w:sz w:val="21"/>
+          <w:szCs w:val="21"/>
+          <w:lang w:eastAsia="es-ES"/>
+        </w:rPr>
+        <w:t>/</w:t>
+      </w:r>
+      <w:r>
+        <w:rPr>
+          <w:rFonts w:ascii="Consolas" w:eastAsia="Times New Roman" w:hAnsi="Consolas" w:cs="Times New Roman"/>
+          <w:b/>
+          <w:color w:val="B5CEA8"/>
+          <w:sz w:val="21"/>
+          <w:szCs w:val="21"/>
+          <w:lang w:eastAsia="es-ES"/>
+        </w:rPr>
+        <w:t>2</w:t>
+      </w:r>
+      <w:r>
+        <w:rPr>
+          <w:rFonts w:ascii="Consolas" w:eastAsia="Times New Roman" w:hAnsi="Consolas" w:cs="Times New Roman"/>
+          <w:b/>
+          <w:color w:val="CCCCCC"/>
+          <w:sz w:val="21"/>
+          <w:szCs w:val="21"/>
+          <w:lang w:eastAsia="es-ES"/>
+        </w:rPr>
+        <w:t>);</w:t>
+      </w:r>
+    </w:p>
+    <w:p>
+      <w:pPr>
+        <w:spacing w:after="0" w:line="285" w:lineRule="atLeast"/>
+        <w:rPr>
+          <w:rFonts w:ascii="Consolas" w:eastAsia="Times New Roman" w:hAnsi="Consolas" w:cs="Times New Roman"/>
+          <w:b/>
+          <w:color w:val="CCCCCC"/>
+          <w:sz w:val="21"/>
+          <w:szCs w:val="21"/>
+          <w:lang w:eastAsia="es-ES"/>
+        </w:rPr>
+      </w:pPr>
+      <w:r>
+        <w:rPr>
+          <w:rFonts w:ascii="Consolas" w:eastAsia="Times New Roman" w:hAnsi="Consolas" w:cs="Times New Roman"/>
+          <w:b/>
+          <w:color w:val="CCCCCC"/>
+          <w:sz w:val="21"/>
+          <w:szCs w:val="21"/>
+          <w:lang w:eastAsia="es-ES"/>
+        </w:rPr>
+        <w:t>    }</w:t>
+      </w:r>
+    </w:p>
+    <w:p>
+      <w:pPr>
+        <w:spacing w:after="0" w:line="285" w:lineRule="atLeast"/>
+        <w:rPr>
+          <w:rFonts w:ascii="Consolas" w:eastAsia="Times New Roman" w:hAnsi="Consolas" w:cs="Times New Roman"/>
+          <w:b/>
+          <w:color w:val="CCCCCC"/>
+          <w:sz w:val="21"/>
+          <w:szCs w:val="21"/>
+          <w:lang w:eastAsia="es-ES"/>
+        </w:rPr>
+      </w:pPr>
+      <w:r>
+        <w:rPr>
+          <w:rFonts w:ascii="Consolas" w:eastAsia="Times New Roman" w:hAnsi="Consolas" w:cs="Times New Roman"/>
+          <w:b/>
+          <w:color w:val="CCCCCC"/>
+          <w:sz w:val="21"/>
+          <w:szCs w:val="21"/>
+          <w:lang w:eastAsia="es-ES"/>
+        </w:rPr>
+        <w:t xml:space="preserve">        </w:t>
+      </w:r>
+    </w:p>
+    <w:p>
+      <w:pPr>
+        <w:spacing w:after="0" w:line="285" w:lineRule="atLeast"/>
+        <w:rPr>
+          <w:rFonts w:ascii="Consolas" w:eastAsia="Times New Roman" w:hAnsi="Consolas" w:cs="Times New Roman"/>
+          <w:b/>
+          <w:color w:val="CCCCCC"/>
+          <w:sz w:val="21"/>
+          <w:szCs w:val="21"/>
+          <w:lang w:eastAsia="es-ES"/>
+        </w:rPr>
+      </w:pPr>
+      <w:r>
+        <w:rPr>
+          <w:rFonts w:ascii="Consolas" w:eastAsia="Times New Roman" w:hAnsi="Consolas" w:cs="Times New Roman"/>
+          <w:b/>
+          <w:color w:val="CCCCCC"/>
+          <w:sz w:val="21"/>
+          <w:szCs w:val="21"/>
+          <w:lang w:eastAsia="es-ES"/>
+        </w:rPr>
+        <w:t>}</w:t>
+      </w:r>
     </w:p>
     <w:p>
       <w:pPr>
@@ -18390,162 +21479,608 @@
     <w:p>
       <w:pPr>
         <w:rPr>
-          <w:b/>
-          <w:sz w:val="26"/>
+          <w:sz w:val="24"/>
           <w:szCs w:val="26"/>
         </w:rPr>
       </w:pPr>
       <w:r>
         <w:rPr>
-          <w:b/>
-          <w:sz w:val="26"/>
-          <w:szCs w:val="26"/>
-        </w:rPr>
-        <w:t xml:space="preserve">SE LE PIDE: </w:t>
-      </w:r>
-      <w:r>
-        <w:rPr>
-          <w:b/>
-          <w:sz w:val="26"/>
-          <w:szCs w:val="26"/>
-        </w:rPr>
-        <w:t>Tras analizar la complejidad de las tres clases anter</w:t>
-      </w:r>
-      <w:r>
-        <w:rPr>
-          <w:b/>
-          <w:sz w:val="26"/>
-          <w:szCs w:val="26"/>
-        </w:rPr>
-        <w:t xml:space="preserve">iores, no se le pide hacer sus </w:t>
-      </w:r>
-      <w:r>
-        <w:rPr>
-          <w:b/>
-          <w:sz w:val="26"/>
-          <w:szCs w:val="26"/>
-        </w:rPr>
-        <w:t xml:space="preserve">tablas de tiempos, pero sí razonar si los tiempos coinciden o no </w:t>
-      </w:r>
-      <w:r>
-        <w:rPr>
-          <w:b/>
-          <w:sz w:val="26"/>
-          <w:szCs w:val="26"/>
-        </w:rPr>
-        <w:t xml:space="preserve">la complejidad </w:t>
-      </w:r>
-      <w:r>
-        <w:rPr>
-          <w:b/>
-          <w:sz w:val="26"/>
-          <w:szCs w:val="26"/>
-        </w:rPr>
-        <w:t>temporal de cada algoritmo.</w:t>
+          <w:sz w:val="24"/>
+          <w:szCs w:val="26"/>
+        </w:rPr>
+        <w:t>Al duplicar n, el tiempo se multiplica por 4 (un poco mas)</w:t>
       </w:r>
     </w:p>
     <w:p>
       <w:pPr>
         <w:rPr>
-          <w:sz w:val="24"/>
-          <w:szCs w:val="26"/>
+          <w:b/>
+          <w:sz w:val="26"/>
+          <w:szCs w:val="26"/>
+        </w:rPr>
+      </w:pPr>
+      <w:r>
+        <w:rPr>
+          <w:b/>
+          <w:sz w:val="26"/>
+          <w:szCs w:val="26"/>
+        </w:rPr>
+        <w:t xml:space="preserve">SE LE PIDE: </w:t>
+      </w:r>
+      <w:r>
+        <w:rPr>
+          <w:b/>
+          <w:sz w:val="26"/>
+          <w:szCs w:val="26"/>
+        </w:rPr>
+        <w:t>Tras analizar la complejidad de los diversos algoritmos que hay dentro de las dos clases, ejecutarlas y tras poner en una tabla los tiempos obtenidos, comparar la eficiencia de cada algoritmo.</w:t>
+      </w:r>
+    </w:p>
+    <w:p>
+      <w:pPr>
+        <w:rPr>
+          <w:sz w:val="24"/>
+          <w:szCs w:val="26"/>
+        </w:rPr>
+      </w:pPr>
+      <w:r>
+        <w:rPr>
+          <w:sz w:val="24"/>
+          <w:szCs w:val="26"/>
+        </w:rPr>
+        <w:t>Ambos ejecutados con parámetro 5.</w:t>
+      </w:r>
+    </w:p>
+    <w:tbl>
+      <w:tblPr>
+        <w:tblStyle w:val="Tablaconcuadrcula"/>
+        <w:tblW w:w="0" w:type="auto"/>
+        <w:tblLook w:val="04A0" w:firstRow="1" w:lastRow="0" w:firstColumn="1" w:lastColumn="0" w:noHBand="0" w:noVBand="1"/>
+      </w:tblPr>
+      <w:tblGrid>
+        <w:gridCol w:w="1698"/>
+        <w:gridCol w:w="1699"/>
+        <w:gridCol w:w="1699"/>
+      </w:tblGrid>
+      <w:tr>
+        <w:tc>
+          <w:tcPr>
+            <w:tcW w:w="1698" w:type="dxa"/>
+          </w:tcPr>
+          <w:p>
+            <w:pPr>
+              <w:rPr>
+                <w:b/>
+                <w:sz w:val="26"/>
+                <w:szCs w:val="26"/>
+              </w:rPr>
+            </w:pPr>
+            <w:r>
+              <w:rPr>
+                <w:b/>
+                <w:sz w:val="26"/>
+                <w:szCs w:val="26"/>
+              </w:rPr>
+              <w:t>n</w:t>
+            </w:r>
+          </w:p>
+        </w:tc>
+        <w:tc>
+          <w:tcPr>
+            <w:tcW w:w="1699" w:type="dxa"/>
+          </w:tcPr>
+          <w:p>
+            <w:pPr>
+              <w:rPr>
+                <w:b/>
+                <w:sz w:val="26"/>
+                <w:szCs w:val="26"/>
+              </w:rPr>
+            </w:pPr>
+            <w:r>
+              <w:rPr>
+                <w:b/>
+                <w:sz w:val="26"/>
+                <w:szCs w:val="26"/>
+              </w:rPr>
+              <w:t>Division4</w:t>
+            </w:r>
+          </w:p>
+        </w:tc>
+        <w:tc>
+          <w:tcPr>
+            <w:tcW w:w="1699" w:type="dxa"/>
+          </w:tcPr>
+          <w:p>
+            <w:pPr>
+              <w:rPr>
+                <w:b/>
+                <w:sz w:val="26"/>
+                <w:szCs w:val="26"/>
+              </w:rPr>
+            </w:pPr>
+            <w:r>
+              <w:rPr>
+                <w:b/>
+                <w:sz w:val="26"/>
+                <w:szCs w:val="26"/>
+              </w:rPr>
+              <w:t>Division5</w:t>
+            </w:r>
+          </w:p>
+        </w:tc>
+      </w:tr>
+      <w:tr>
+        <w:tc>
+          <w:tcPr>
+            <w:tcW w:w="1698" w:type="dxa"/>
+          </w:tcPr>
+          <w:p>
+            <w:pPr>
+              <w:rPr>
+                <w:color w:val="4472C4" w:themeColor="accent5"/>
+                <w:sz w:val="26"/>
+                <w:szCs w:val="26"/>
+              </w:rPr>
+            </w:pPr>
+            <w:r>
+              <w:rPr>
+                <w:color w:val="4472C4" w:themeColor="accent5"/>
+                <w:sz w:val="26"/>
+                <w:szCs w:val="26"/>
+              </w:rPr>
+              <w:t>100</w:t>
+            </w:r>
+            <w:r>
+              <w:rPr>
+                <w:color w:val="4472C4" w:themeColor="accent5"/>
+                <w:sz w:val="26"/>
+                <w:szCs w:val="26"/>
+              </w:rPr>
+              <w:t>00</w:t>
+            </w:r>
+          </w:p>
+        </w:tc>
+        <w:tc>
+          <w:tcPr>
+            <w:tcW w:w="1699" w:type="dxa"/>
+          </w:tcPr>
+          <w:p>
+            <w:pPr>
+              <w:rPr>
+                <w:sz w:val="26"/>
+                <w:szCs w:val="26"/>
+              </w:rPr>
+            </w:pPr>
+            <w:r>
+              <w:rPr>
+                <w:sz w:val="26"/>
+                <w:szCs w:val="26"/>
+              </w:rPr>
+              <w:t>37</w:t>
+            </w:r>
+          </w:p>
+        </w:tc>
+        <w:tc>
+          <w:tcPr>
+            <w:tcW w:w="1699" w:type="dxa"/>
+          </w:tcPr>
+          <w:p>
+            <w:pPr>
+              <w:rPr>
+                <w:sz w:val="26"/>
+                <w:szCs w:val="26"/>
+              </w:rPr>
+            </w:pPr>
+            <w:r>
+              <w:rPr>
+                <w:sz w:val="26"/>
+                <w:szCs w:val="26"/>
+              </w:rPr>
+              <w:t>123</w:t>
+            </w:r>
+          </w:p>
+        </w:tc>
+      </w:tr>
+      <w:tr>
+        <w:tc>
+          <w:tcPr>
+            <w:tcW w:w="1698" w:type="dxa"/>
+          </w:tcPr>
+          <w:p>
+            <w:pPr>
+              <w:rPr>
+                <w:color w:val="4472C4" w:themeColor="accent5"/>
+                <w:sz w:val="26"/>
+                <w:szCs w:val="26"/>
+              </w:rPr>
+            </w:pPr>
+            <w:r>
+              <w:rPr>
+                <w:color w:val="4472C4" w:themeColor="accent5"/>
+                <w:sz w:val="26"/>
+                <w:szCs w:val="26"/>
+              </w:rPr>
+              <w:t>200</w:t>
+            </w:r>
+            <w:r>
+              <w:rPr>
+                <w:color w:val="4472C4" w:themeColor="accent5"/>
+                <w:sz w:val="26"/>
+                <w:szCs w:val="26"/>
+              </w:rPr>
+              <w:t>00</w:t>
+            </w:r>
+          </w:p>
+        </w:tc>
+        <w:tc>
+          <w:tcPr>
+            <w:tcW w:w="1699" w:type="dxa"/>
+          </w:tcPr>
+          <w:p>
+            <w:pPr>
+              <w:rPr>
+                <w:sz w:val="26"/>
+                <w:szCs w:val="26"/>
+              </w:rPr>
+            </w:pPr>
+            <w:r>
+              <w:rPr>
+                <w:sz w:val="26"/>
+                <w:szCs w:val="26"/>
+              </w:rPr>
+              <w:t>154</w:t>
+            </w:r>
+          </w:p>
+        </w:tc>
+        <w:tc>
+          <w:tcPr>
+            <w:tcW w:w="1699" w:type="dxa"/>
+          </w:tcPr>
+          <w:p>
+            <w:pPr>
+              <w:rPr>
+                <w:sz w:val="26"/>
+                <w:szCs w:val="26"/>
+              </w:rPr>
+            </w:pPr>
+            <w:r>
+              <w:rPr>
+                <w:sz w:val="26"/>
+                <w:szCs w:val="26"/>
+              </w:rPr>
+              <w:t>497</w:t>
+            </w:r>
+          </w:p>
+        </w:tc>
+      </w:tr>
+      <w:tr>
+        <w:tc>
+          <w:tcPr>
+            <w:tcW w:w="1698" w:type="dxa"/>
+          </w:tcPr>
+          <w:p>
+            <w:pPr>
+              <w:rPr>
+                <w:color w:val="4472C4" w:themeColor="accent5"/>
+                <w:sz w:val="26"/>
+                <w:szCs w:val="26"/>
+              </w:rPr>
+            </w:pPr>
+            <w:r>
+              <w:rPr>
+                <w:color w:val="4472C4" w:themeColor="accent5"/>
+                <w:sz w:val="26"/>
+                <w:szCs w:val="26"/>
+              </w:rPr>
+              <w:t>400</w:t>
+            </w:r>
+            <w:r>
+              <w:rPr>
+                <w:color w:val="4472C4" w:themeColor="accent5"/>
+                <w:sz w:val="26"/>
+                <w:szCs w:val="26"/>
+              </w:rPr>
+              <w:t>00</w:t>
+            </w:r>
+          </w:p>
+        </w:tc>
+        <w:tc>
+          <w:tcPr>
+            <w:tcW w:w="1699" w:type="dxa"/>
+          </w:tcPr>
+          <w:p>
+            <w:pPr>
+              <w:rPr>
+                <w:sz w:val="26"/>
+                <w:szCs w:val="26"/>
+              </w:rPr>
+            </w:pPr>
+            <w:r>
+              <w:rPr>
+                <w:sz w:val="26"/>
+                <w:szCs w:val="26"/>
+              </w:rPr>
+              <w:t>587</w:t>
+            </w:r>
+          </w:p>
+        </w:tc>
+        <w:tc>
+          <w:tcPr>
+            <w:tcW w:w="1699" w:type="dxa"/>
+          </w:tcPr>
+          <w:p>
+            <w:pPr>
+              <w:rPr>
+                <w:sz w:val="26"/>
+                <w:szCs w:val="26"/>
+              </w:rPr>
+            </w:pPr>
+            <w:r>
+              <w:rPr>
+                <w:sz w:val="26"/>
+                <w:szCs w:val="26"/>
+              </w:rPr>
+              <w:t>2070</w:t>
+            </w:r>
+          </w:p>
+        </w:tc>
+      </w:tr>
+      <w:tr>
+        <w:tc>
+          <w:tcPr>
+            <w:tcW w:w="1698" w:type="dxa"/>
+          </w:tcPr>
+          <w:p>
+            <w:pPr>
+              <w:rPr>
+                <w:color w:val="4472C4" w:themeColor="accent5"/>
+                <w:sz w:val="26"/>
+                <w:szCs w:val="26"/>
+              </w:rPr>
+            </w:pPr>
+            <w:r>
+              <w:rPr>
+                <w:color w:val="4472C4" w:themeColor="accent5"/>
+                <w:sz w:val="26"/>
+                <w:szCs w:val="26"/>
+              </w:rPr>
+              <w:t>800</w:t>
+            </w:r>
+            <w:r>
+              <w:rPr>
+                <w:color w:val="4472C4" w:themeColor="accent5"/>
+                <w:sz w:val="26"/>
+                <w:szCs w:val="26"/>
+              </w:rPr>
+              <w:t>00</w:t>
+            </w:r>
+          </w:p>
+        </w:tc>
+        <w:tc>
+          <w:tcPr>
+            <w:tcW w:w="1699" w:type="dxa"/>
+          </w:tcPr>
+          <w:p>
+            <w:pPr>
+              <w:rPr>
+                <w:sz w:val="26"/>
+                <w:szCs w:val="26"/>
+              </w:rPr>
+            </w:pPr>
+            <w:r>
+              <w:rPr>
+                <w:sz w:val="26"/>
+                <w:szCs w:val="26"/>
+              </w:rPr>
+              <w:t>2377</w:t>
+            </w:r>
+          </w:p>
+        </w:tc>
+        <w:tc>
+          <w:tcPr>
+            <w:tcW w:w="1699" w:type="dxa"/>
+          </w:tcPr>
+          <w:p>
+            <w:pPr>
+              <w:rPr>
+                <w:sz w:val="26"/>
+                <w:szCs w:val="26"/>
+              </w:rPr>
+            </w:pPr>
+            <w:r>
+              <w:rPr>
+                <w:sz w:val="26"/>
+                <w:szCs w:val="26"/>
+              </w:rPr>
+              <w:t>15317</w:t>
+            </w:r>
+          </w:p>
+        </w:tc>
+      </w:tr>
+      <w:tr>
+        <w:tc>
+          <w:tcPr>
+            <w:tcW w:w="1698" w:type="dxa"/>
+          </w:tcPr>
+          <w:p>
+            <w:pPr>
+              <w:rPr>
+                <w:color w:val="4472C4" w:themeColor="accent5"/>
+                <w:sz w:val="26"/>
+                <w:szCs w:val="26"/>
+              </w:rPr>
+            </w:pPr>
+            <w:r>
+              <w:rPr>
+                <w:color w:val="4472C4" w:themeColor="accent5"/>
+                <w:sz w:val="26"/>
+                <w:szCs w:val="26"/>
+              </w:rPr>
+              <w:t>1600</w:t>
+            </w:r>
+            <w:r>
+              <w:rPr>
+                <w:color w:val="4472C4" w:themeColor="accent5"/>
+                <w:sz w:val="26"/>
+                <w:szCs w:val="26"/>
+              </w:rPr>
+              <w:t>00</w:t>
+            </w:r>
+          </w:p>
+        </w:tc>
+        <w:tc>
+          <w:tcPr>
+            <w:tcW w:w="1699" w:type="dxa"/>
+          </w:tcPr>
+          <w:p>
+            <w:pPr>
+              <w:rPr>
+                <w:sz w:val="26"/>
+                <w:szCs w:val="26"/>
+              </w:rPr>
+            </w:pPr>
+            <w:r>
+              <w:rPr>
+                <w:sz w:val="26"/>
+                <w:szCs w:val="26"/>
+              </w:rPr>
+              <w:t>24470</w:t>
+            </w:r>
+          </w:p>
+        </w:tc>
+        <w:tc>
+          <w:tcPr>
+            <w:tcW w:w="1699" w:type="dxa"/>
+          </w:tcPr>
+          <w:p>
+            <w:pPr>
+              <w:rPr>
+                <w:sz w:val="26"/>
+                <w:szCs w:val="26"/>
+              </w:rPr>
+            </w:pPr>
+            <w:r>
+              <w:rPr>
+                <w:sz w:val="26"/>
+                <w:szCs w:val="26"/>
+              </w:rPr>
+              <w:t>48609</w:t>
+            </w:r>
+          </w:p>
+        </w:tc>
+      </w:tr>
+    </w:tbl>
+    <w:p>
+      <w:pPr>
+        <w:rPr>
+          <w:sz w:val="2"/>
+          <w:szCs w:val="2"/>
         </w:rPr>
       </w:pPr>
     </w:p>
     <w:p>
       <w:pPr>
         <w:rPr>
-          <w:b/>
-          <w:sz w:val="26"/>
+          <w:sz w:val="24"/>
           <w:szCs w:val="26"/>
         </w:rPr>
       </w:pPr>
       <w:r>
         <w:rPr>
-          <w:b/>
-          <w:sz w:val="26"/>
-          <w:szCs w:val="26"/>
-        </w:rPr>
-        <w:t>Implementar una clase Division</w:t>
-      </w:r>
-      <w:r>
-        <w:rPr>
-          <w:b/>
-          <w:sz w:val="26"/>
-          <w:szCs w:val="26"/>
-        </w:rPr>
-        <w:t>4.java con una complejidad O(n2) (con a&lt;</w:t>
-      </w:r>
-      <w:proofErr w:type="spellStart"/>
-      <w:r>
-        <w:rPr>
-          <w:b/>
-          <w:sz w:val="26"/>
-          <w:szCs w:val="26"/>
-        </w:rPr>
-        <w:t>bk</w:t>
-      </w:r>
-      <w:proofErr w:type="spellEnd"/>
-      <w:r>
-        <w:rPr>
-          <w:b/>
-          <w:sz w:val="26"/>
-          <w:szCs w:val="26"/>
-        </w:rPr>
-        <w:t xml:space="preserve">) y la </w:t>
-      </w:r>
-      <w:r>
-        <w:rPr>
-          <w:b/>
-          <w:sz w:val="26"/>
-          <w:szCs w:val="26"/>
-        </w:rPr>
-        <w:t>pertinente toma de tiempos. Después rellenar una</w:t>
-      </w:r>
-      <w:r>
-        <w:rPr>
-          <w:b/>
-          <w:sz w:val="26"/>
-          <w:szCs w:val="26"/>
-        </w:rPr>
-        <w:t xml:space="preserve"> tabla en la que se muestre el </w:t>
-      </w:r>
-      <w:r>
-        <w:rPr>
-          <w:b/>
-          <w:sz w:val="26"/>
-          <w:szCs w:val="26"/>
-        </w:rPr>
-        <w:t>tiempo (en milisg.) para n=1000, 2000, 4000, 8000, … (hasta FdT).</w:t>
+          <w:sz w:val="24"/>
+          <w:szCs w:val="26"/>
+        </w:rPr>
+        <w:t xml:space="preserve">Los tiempos de Division4 </w:t>
+      </w:r>
+      <w:r>
+        <w:rPr>
+          <w:sz w:val="24"/>
+          <w:szCs w:val="26"/>
+        </w:rPr>
+        <w:t>dan</w:t>
+      </w:r>
+      <w:r>
+        <w:rPr>
+          <w:sz w:val="24"/>
+          <w:szCs w:val="26"/>
+        </w:rPr>
+        <w:t xml:space="preserve"> un crecimiento </w:t>
+      </w:r>
+      <w:r>
+        <w:rPr>
+          <w:sz w:val="24"/>
+          <w:szCs w:val="26"/>
+        </w:rPr>
+        <w:t>de</w:t>
+      </w:r>
+      <w:r>
+        <w:rPr>
+          <w:sz w:val="24"/>
+          <w:szCs w:val="26"/>
+        </w:rPr>
+        <w:t xml:space="preserve"> un factor </w:t>
+      </w:r>
+      <w:r>
+        <w:rPr>
+          <w:sz w:val="24"/>
+          <w:szCs w:val="26"/>
+        </w:rPr>
+        <w:t xml:space="preserve">por </w:t>
+      </w:r>
+      <w:r>
+        <w:rPr>
+          <w:sz w:val="24"/>
+          <w:szCs w:val="26"/>
+        </w:rPr>
+        <w:t xml:space="preserve">4 al duplicar n, lo que </w:t>
+      </w:r>
+      <w:r>
+        <w:rPr>
+          <w:sz w:val="24"/>
+          <w:szCs w:val="26"/>
+        </w:rPr>
+        <w:t>concuerda con la complejidad cuadrática O</w:t>
+      </w:r>
+      <w:r>
+        <w:rPr>
+          <w:sz w:val="24"/>
+          <w:szCs w:val="26"/>
+        </w:rPr>
+        <w:t>(n²). En cambio, Division5 presenta tiempos significativamente mayores</w:t>
+      </w:r>
+      <w:r>
+        <w:rPr>
+          <w:sz w:val="24"/>
+          <w:szCs w:val="26"/>
+        </w:rPr>
+        <w:t xml:space="preserve"> pese a que tienen la misma complejidad</w:t>
+      </w:r>
+      <w:bookmarkStart w:id="0" w:name="_GoBack"/>
+      <w:bookmarkEnd w:id="0"/>
+      <w:r>
+        <w:rPr>
+          <w:sz w:val="24"/>
+          <w:szCs w:val="26"/>
+        </w:rPr>
+        <w:t>, lo que indica menor eficiencia.</w:t>
       </w:r>
     </w:p>
     <w:p>
       <w:pPr>
         <w:rPr>
-          <w:sz w:val="24"/>
+          <w:b/>
+          <w:sz w:val="26"/>
           <w:szCs w:val="26"/>
         </w:rPr>
       </w:pPr>
       <w:r>
         <w:rPr>
-          <w:sz w:val="24"/>
-          <w:szCs w:val="26"/>
-        </w:rPr>
-        <w:t xml:space="preserve">Al duplicar </w:t>
-      </w:r>
-      <w:r>
-        <w:rPr>
-          <w:sz w:val="24"/>
-          <w:szCs w:val="26"/>
-        </w:rPr>
-        <w:t>n, el tiempo se multiplica por 4</w:t>
-      </w:r>
-      <w:r>
-        <w:rPr>
-          <w:sz w:val="24"/>
-          <w:szCs w:val="26"/>
-        </w:rPr>
-        <w:t>.</w:t>
+          <w:b/>
+          <w:sz w:val="26"/>
+          <w:szCs w:val="26"/>
+        </w:rPr>
+        <w:t>SE LE PIDE:</w:t>
       </w:r>
     </w:p>
     <w:p>
@@ -18554,6 +22089,7 @@
           <w:b/>
           <w:sz w:val="26"/>
           <w:szCs w:val="26"/>
+          <w:u w:val="single"/>
         </w:rPr>
       </w:pPr>
       <w:r>
@@ -18561,147 +22097,765 @@
           <w:b/>
           <w:sz w:val="26"/>
           <w:szCs w:val="26"/>
-        </w:rPr>
-        <w:t>Implementar una clase Division</w:t>
-      </w:r>
-      <w:r>
-        <w:rPr>
-          <w:b/>
-          <w:sz w:val="26"/>
-          <w:szCs w:val="26"/>
-        </w:rPr>
-        <w:t>5.java con una complejidad O(n2) (con a&gt;</w:t>
-      </w:r>
-      <w:proofErr w:type="spellStart"/>
-      <w:r>
-        <w:rPr>
-          <w:b/>
-          <w:sz w:val="26"/>
-          <w:szCs w:val="26"/>
-        </w:rPr>
-        <w:t>bk</w:t>
-      </w:r>
-      <w:proofErr w:type="spellEnd"/>
-      <w:r>
-        <w:rPr>
-          <w:b/>
-          <w:sz w:val="26"/>
-          <w:szCs w:val="26"/>
-        </w:rPr>
-        <w:t xml:space="preserve">) y la </w:t>
-      </w:r>
-      <w:r>
-        <w:rPr>
-          <w:b/>
-          <w:sz w:val="26"/>
-          <w:szCs w:val="26"/>
-        </w:rPr>
-        <w:t>pertinente toma de tiempos. Después rellenar una</w:t>
-      </w:r>
-      <w:r>
-        <w:rPr>
-          <w:b/>
-          <w:sz w:val="26"/>
-          <w:szCs w:val="26"/>
-        </w:rPr>
-        <w:t xml:space="preserve"> tabla en la que se muestre el </w:t>
-      </w:r>
-      <w:r>
-        <w:rPr>
-          <w:b/>
-          <w:sz w:val="26"/>
-          <w:szCs w:val="26"/>
-        </w:rPr>
-        <w:t>tiempo (en milisg.) para n=1000, 2000, 4000, 8000, … (hasta FdT).</w:t>
+          <w:u w:val="single"/>
+        </w:rPr>
+        <w:t>PRIMERA PARTE</w:t>
       </w:r>
     </w:p>
     <w:p>
       <w:pPr>
         <w:rPr>
-          <w:sz w:val="24"/>
+          <w:b/>
+          <w:sz w:val="26"/>
           <w:szCs w:val="26"/>
         </w:rPr>
       </w:pPr>
       <w:r>
         <w:rPr>
-          <w:sz w:val="24"/>
-          <w:szCs w:val="26"/>
-        </w:rPr>
-        <w:t>Al duplicar n</w:t>
-      </w:r>
-      <w:r>
-        <w:rPr>
-          <w:sz w:val="24"/>
-          <w:szCs w:val="26"/>
-        </w:rPr>
-        <w:t>, el tiempo se multiplica por 4 (un poco mas)</w:t>
+          <w:b/>
+          <w:sz w:val="26"/>
+          <w:szCs w:val="26"/>
+        </w:rPr>
+        <w:t>Resolver el problema mediante un algoritmo trivial con una clase p3p.PuntosTrivial.java, que calcule la solución calculando la distancia entre todo par de puntos diferentes, para así saber al final el par de puntos buscado y su distancia mínima.</w:t>
       </w:r>
     </w:p>
     <w:p>
       <w:pPr>
         <w:rPr>
-          <w:sz w:val="24"/>
-          <w:szCs w:val="26"/>
-          <w:vertAlign w:val="superscript"/>
+          <w:b/>
+          <w:sz w:val="26"/>
+          <w:szCs w:val="26"/>
         </w:rPr>
       </w:pPr>
-      <w:proofErr w:type="spellStart"/>
-      <w:r>
-        <w:rPr>
-          <w:sz w:val="24"/>
-          <w:szCs w:val="26"/>
-        </w:rPr>
-        <w:t>Div</w:t>
-      </w:r>
-      <w:proofErr w:type="spellEnd"/>
-      <w:r>
-        <w:rPr>
-          <w:sz w:val="24"/>
-          <w:szCs w:val="26"/>
-        </w:rPr>
-        <w:t xml:space="preserve"> 5 log en base b que al tener a, de dos, es </w:t>
-      </w:r>
-      <w:proofErr w:type="spellStart"/>
-      <w:r>
-        <w:rPr>
-          <w:sz w:val="24"/>
-          <w:szCs w:val="26"/>
-        </w:rPr>
-        <w:t>n</w:t>
-      </w:r>
-      <w:r>
-        <w:rPr>
-          <w:sz w:val="24"/>
-          <w:szCs w:val="26"/>
-          <w:vertAlign w:val="superscript"/>
-        </w:rPr>
-        <w:t>logba</w:t>
-      </w:r>
-      <w:proofErr w:type="spellEnd"/>
+      <w:r>
+        <w:rPr>
+          <w:b/>
+          <w:sz w:val="26"/>
+          <w:szCs w:val="26"/>
+        </w:rPr>
+        <w:t>Ejecutar la clase metiendo como parámetro cada uno de los nombres de los ficheros aportados, para comprobar el buen funcionamiento del algoritmo implementado:</w:t>
+      </w:r>
     </w:p>
     <w:p>
       <w:pPr>
         <w:rPr>
-          <w:sz w:val="24"/>
+          <w:b/>
+          <w:sz w:val="26"/>
           <w:szCs w:val="26"/>
         </w:rPr>
       </w:pPr>
       <w:r>
         <w:rPr>
-          <w:sz w:val="24"/>
-          <w:szCs w:val="26"/>
-        </w:rPr>
-        <w:t>K =0, b=2, a=2</w:t>
+          <w:b/>
+          <w:sz w:val="26"/>
+          <w:szCs w:val="26"/>
+        </w:rPr>
+        <w:t>java p3p.PuntosTrivial nombreFichero // [datos32.txt</w:t>
+      </w:r>
+      <w:proofErr w:type="gramStart"/>
+      <w:r>
+        <w:rPr>
+          <w:b/>
+          <w:sz w:val="26"/>
+          <w:szCs w:val="26"/>
+        </w:rPr>
+        <w:t xml:space="preserve"> ..</w:t>
+      </w:r>
+      <w:proofErr w:type="gramEnd"/>
+      <w:r>
+        <w:rPr>
+          <w:b/>
+          <w:sz w:val="26"/>
+          <w:szCs w:val="26"/>
+        </w:rPr>
+        <w:t xml:space="preserve"> datos8192.txt]</w:t>
       </w:r>
     </w:p>
     <w:p>
       <w:pPr>
         <w:rPr>
           <w:b/>
-          <w:sz w:val="24"/>
+          <w:sz w:val="26"/>
           <w:szCs w:val="26"/>
         </w:rPr>
       </w:pPr>
+      <w:r>
+        <w:rPr>
+          <w:b/>
+          <w:sz w:val="26"/>
+          <w:szCs w:val="26"/>
+        </w:rPr>
+        <w:t>Hacer una clase p3p.PuntosTrivialTiempos.java que tras generar de forma aleatoria los n puntos, posteriormente calcule el tiempo de ejecución del algoritmo trivial:</w:t>
+      </w:r>
+    </w:p>
+    <w:tbl>
+      <w:tblPr>
+        <w:tblStyle w:val="Tablaconcuadrcula"/>
+        <w:tblW w:w="0" w:type="auto"/>
+        <w:tblLook w:val="04A0" w:firstRow="1" w:lastRow="0" w:firstColumn="1" w:lastColumn="0" w:noHBand="0" w:noVBand="1"/>
+      </w:tblPr>
+      <w:tblGrid>
+        <w:gridCol w:w="1698"/>
+        <w:gridCol w:w="1699"/>
+      </w:tblGrid>
+      <w:tr>
+        <w:tc>
+          <w:tcPr>
+            <w:tcW w:w="1698" w:type="dxa"/>
+          </w:tcPr>
+          <w:p>
+            <w:pPr>
+              <w:rPr>
+                <w:b/>
+                <w:sz w:val="24"/>
+                <w:szCs w:val="26"/>
+              </w:rPr>
+            </w:pPr>
+            <w:r>
+              <w:rPr>
+                <w:b/>
+                <w:sz w:val="24"/>
+                <w:szCs w:val="26"/>
+              </w:rPr>
+              <w:lastRenderedPageBreak/>
+              <w:t>n</w:t>
+            </w:r>
+          </w:p>
+        </w:tc>
+        <w:tc>
+          <w:tcPr>
+            <w:tcW w:w="1699" w:type="dxa"/>
+          </w:tcPr>
+          <w:p>
+            <w:pPr>
+              <w:rPr>
+                <w:b/>
+                <w:i/>
+                <w:sz w:val="24"/>
+                <w:szCs w:val="26"/>
+              </w:rPr>
+            </w:pPr>
+            <w:r>
+              <w:rPr>
+                <w:b/>
+                <w:i/>
+                <w:sz w:val="24"/>
+                <w:szCs w:val="26"/>
+              </w:rPr>
+              <w:t>tiempo</w:t>
+            </w:r>
+          </w:p>
+        </w:tc>
+      </w:tr>
+      <w:tr>
+        <w:tc>
+          <w:tcPr>
+            <w:tcW w:w="1698" w:type="dxa"/>
+          </w:tcPr>
+          <w:p>
+            <w:pPr>
+              <w:rPr>
+                <w:color w:val="4472C4" w:themeColor="accent5"/>
+                <w:sz w:val="26"/>
+                <w:szCs w:val="26"/>
+              </w:rPr>
+            </w:pPr>
+            <w:r>
+              <w:rPr>
+                <w:color w:val="4472C4" w:themeColor="accent5"/>
+                <w:sz w:val="26"/>
+                <w:szCs w:val="26"/>
+              </w:rPr>
+              <w:t>1024</w:t>
+            </w:r>
+          </w:p>
+        </w:tc>
+        <w:tc>
+          <w:tcPr>
+            <w:tcW w:w="1699" w:type="dxa"/>
+          </w:tcPr>
+          <w:p>
+            <w:pPr>
+              <w:rPr>
+                <w:sz w:val="26"/>
+                <w:szCs w:val="26"/>
+              </w:rPr>
+            </w:pPr>
+          </w:p>
+        </w:tc>
+      </w:tr>
+      <w:tr>
+        <w:tc>
+          <w:tcPr>
+            <w:tcW w:w="1698" w:type="dxa"/>
+          </w:tcPr>
+          <w:p>
+            <w:pPr>
+              <w:rPr>
+                <w:color w:val="4472C4" w:themeColor="accent5"/>
+                <w:sz w:val="26"/>
+                <w:szCs w:val="26"/>
+              </w:rPr>
+            </w:pPr>
+            <w:r>
+              <w:rPr>
+                <w:color w:val="4472C4" w:themeColor="accent5"/>
+                <w:sz w:val="26"/>
+                <w:szCs w:val="26"/>
+              </w:rPr>
+              <w:t>2048</w:t>
+            </w:r>
+          </w:p>
+        </w:tc>
+        <w:tc>
+          <w:tcPr>
+            <w:tcW w:w="1699" w:type="dxa"/>
+          </w:tcPr>
+          <w:p>
+            <w:pPr>
+              <w:rPr>
+                <w:sz w:val="26"/>
+                <w:szCs w:val="26"/>
+              </w:rPr>
+            </w:pPr>
+          </w:p>
+        </w:tc>
+      </w:tr>
+      <w:tr>
+        <w:tc>
+          <w:tcPr>
+            <w:tcW w:w="1698" w:type="dxa"/>
+          </w:tcPr>
+          <w:p>
+            <w:pPr>
+              <w:rPr>
+                <w:color w:val="4472C4" w:themeColor="accent5"/>
+                <w:sz w:val="26"/>
+                <w:szCs w:val="26"/>
+              </w:rPr>
+            </w:pPr>
+            <w:r>
+              <w:rPr>
+                <w:color w:val="4472C4" w:themeColor="accent5"/>
+                <w:sz w:val="26"/>
+                <w:szCs w:val="26"/>
+              </w:rPr>
+              <w:t>4096</w:t>
+            </w:r>
+          </w:p>
+        </w:tc>
+        <w:tc>
+          <w:tcPr>
+            <w:tcW w:w="1699" w:type="dxa"/>
+          </w:tcPr>
+          <w:p>
+            <w:pPr>
+              <w:rPr>
+                <w:sz w:val="26"/>
+                <w:szCs w:val="26"/>
+              </w:rPr>
+            </w:pPr>
+          </w:p>
+        </w:tc>
+      </w:tr>
+    </w:tbl>
+    <w:p>
+      <w:pPr>
+        <w:rPr>
+          <w:sz w:val="2"/>
+          <w:szCs w:val="2"/>
+        </w:rPr>
+      </w:pPr>
+    </w:p>
+    <w:p>
+      <w:pPr>
+        <w:rPr>
+          <w:b/>
+          <w:sz w:val="26"/>
+          <w:szCs w:val="26"/>
+        </w:rPr>
+      </w:pPr>
+      <w:r>
+        <w:rPr>
+          <w:b/>
+          <w:sz w:val="26"/>
+          <w:szCs w:val="26"/>
+        </w:rPr>
+        <w:t>Razonar si sintonizan los tiempos obtenidos con la complejidad del algoritmo.</w:t>
+      </w:r>
+    </w:p>
+    <w:p>
+      <w:pPr>
+        <w:rPr>
+          <w:b/>
+          <w:sz w:val="26"/>
+          <w:szCs w:val="26"/>
+        </w:rPr>
+      </w:pPr>
+    </w:p>
+    <w:p>
+      <w:pPr>
+        <w:rPr>
+          <w:b/>
+          <w:sz w:val="26"/>
+          <w:szCs w:val="26"/>
+        </w:rPr>
+      </w:pPr>
+      <w:r>
+        <w:rPr>
+          <w:b/>
+          <w:sz w:val="26"/>
+          <w:szCs w:val="26"/>
+        </w:rPr>
+        <w:t>SEGUNDA PARTE</w:t>
+      </w:r>
+    </w:p>
+    <w:p>
+      <w:pPr>
+        <w:rPr>
+          <w:b/>
+          <w:sz w:val="26"/>
+          <w:szCs w:val="26"/>
+        </w:rPr>
+      </w:pPr>
+      <w:r>
+        <w:rPr>
+          <w:b/>
+          <w:sz w:val="26"/>
+          <w:szCs w:val="26"/>
+        </w:rPr>
+        <w:t xml:space="preserve">Resolver el problema mediante un algoritmo Divide y Vencerás con una clase p3p.PuntosDyV.java que permita, dividiendo el problema en </w:t>
+      </w:r>
+      <w:proofErr w:type="spellStart"/>
+      <w:r>
+        <w:rPr>
+          <w:b/>
+          <w:sz w:val="26"/>
+          <w:szCs w:val="26"/>
+        </w:rPr>
+        <w:t>subproblemas</w:t>
+      </w:r>
+      <w:proofErr w:type="spellEnd"/>
+      <w:r>
+        <w:rPr>
+          <w:b/>
+          <w:sz w:val="26"/>
+          <w:szCs w:val="26"/>
+        </w:rPr>
+        <w:t>, saber al final el par de puntos buscado y su distancia mínima.</w:t>
+      </w:r>
+    </w:p>
+    <w:p>
+      <w:pPr>
+        <w:rPr>
+          <w:b/>
+          <w:sz w:val="26"/>
+          <w:szCs w:val="26"/>
+        </w:rPr>
+      </w:pPr>
+      <w:r>
+        <w:rPr>
+          <w:b/>
+          <w:sz w:val="26"/>
+          <w:szCs w:val="26"/>
+        </w:rPr>
+        <w:t>Ejecutar la clase metiendo como parámetro cada uno de los nombres de los ficheros aportados para comprobar el buen funcionamiento del algoritmo implementado:</w:t>
+      </w:r>
+    </w:p>
+    <w:p>
+      <w:pPr>
+        <w:rPr>
+          <w:b/>
+          <w:sz w:val="26"/>
+          <w:szCs w:val="26"/>
+        </w:rPr>
+      </w:pPr>
+      <w:r>
+        <w:rPr>
+          <w:b/>
+          <w:sz w:val="26"/>
+          <w:szCs w:val="26"/>
+        </w:rPr>
+        <w:t>java p3p.PuntosDyV nombreFichero // datos32.txt, …, datos2048.txt</w:t>
+      </w:r>
+    </w:p>
+    <w:p>
+      <w:pPr>
+        <w:rPr>
+          <w:b/>
+          <w:sz w:val="26"/>
+          <w:szCs w:val="26"/>
+        </w:rPr>
+      </w:pPr>
+      <w:r>
+        <w:rPr>
+          <w:b/>
+          <w:sz w:val="26"/>
+          <w:szCs w:val="26"/>
+        </w:rPr>
+        <w:t xml:space="preserve">Hacer una clase p3p.PuntosDyVTiempos.java que tras generar de forma aleatoria los n puntos, posteriormente calcule el tiempo de ejecución del algoritmo </w:t>
+      </w:r>
+      <w:proofErr w:type="spellStart"/>
+      <w:r>
+        <w:rPr>
+          <w:b/>
+          <w:sz w:val="26"/>
+          <w:szCs w:val="26"/>
+        </w:rPr>
+        <w:t>DyV</w:t>
+      </w:r>
+      <w:proofErr w:type="spellEnd"/>
+      <w:r>
+        <w:rPr>
+          <w:b/>
+          <w:sz w:val="26"/>
+          <w:szCs w:val="26"/>
+        </w:rPr>
+        <w:t>:</w:t>
+      </w:r>
+    </w:p>
+    <w:tbl>
+      <w:tblPr>
+        <w:tblStyle w:val="Tablaconcuadrcula"/>
+        <w:tblW w:w="0" w:type="auto"/>
+        <w:tblLook w:val="04A0" w:firstRow="1" w:lastRow="0" w:firstColumn="1" w:lastColumn="0" w:noHBand="0" w:noVBand="1"/>
+      </w:tblPr>
+      <w:tblGrid>
+        <w:gridCol w:w="1698"/>
+        <w:gridCol w:w="1699"/>
+      </w:tblGrid>
+      <w:tr>
+        <w:tc>
+          <w:tcPr>
+            <w:tcW w:w="1698" w:type="dxa"/>
+          </w:tcPr>
+          <w:p>
+            <w:pPr>
+              <w:rPr>
+                <w:b/>
+                <w:sz w:val="24"/>
+                <w:szCs w:val="26"/>
+              </w:rPr>
+            </w:pPr>
+            <w:r>
+              <w:rPr>
+                <w:b/>
+                <w:sz w:val="24"/>
+                <w:szCs w:val="26"/>
+              </w:rPr>
+              <w:t>n</w:t>
+            </w:r>
+          </w:p>
+        </w:tc>
+        <w:tc>
+          <w:tcPr>
+            <w:tcW w:w="1699" w:type="dxa"/>
+          </w:tcPr>
+          <w:p>
+            <w:pPr>
+              <w:rPr>
+                <w:b/>
+                <w:i/>
+                <w:sz w:val="24"/>
+                <w:szCs w:val="26"/>
+              </w:rPr>
+            </w:pPr>
+            <w:r>
+              <w:rPr>
+                <w:b/>
+                <w:i/>
+                <w:sz w:val="24"/>
+                <w:szCs w:val="26"/>
+              </w:rPr>
+              <w:t>tiempo</w:t>
+            </w:r>
+          </w:p>
+        </w:tc>
+      </w:tr>
+      <w:tr>
+        <w:tc>
+          <w:tcPr>
+            <w:tcW w:w="1698" w:type="dxa"/>
+          </w:tcPr>
+          <w:p>
+            <w:pPr>
+              <w:rPr>
+                <w:color w:val="4472C4" w:themeColor="accent5"/>
+                <w:sz w:val="26"/>
+                <w:szCs w:val="26"/>
+              </w:rPr>
+            </w:pPr>
+            <w:r>
+              <w:rPr>
+                <w:color w:val="4472C4" w:themeColor="accent5"/>
+                <w:sz w:val="26"/>
+                <w:szCs w:val="26"/>
+              </w:rPr>
+              <w:t>1024</w:t>
+            </w:r>
+          </w:p>
+        </w:tc>
+        <w:tc>
+          <w:tcPr>
+            <w:tcW w:w="1699" w:type="dxa"/>
+          </w:tcPr>
+          <w:p>
+            <w:pPr>
+              <w:rPr>
+                <w:sz w:val="26"/>
+                <w:szCs w:val="26"/>
+              </w:rPr>
+            </w:pPr>
+          </w:p>
+        </w:tc>
+      </w:tr>
+      <w:tr>
+        <w:tc>
+          <w:tcPr>
+            <w:tcW w:w="1698" w:type="dxa"/>
+          </w:tcPr>
+          <w:p>
+            <w:pPr>
+              <w:rPr>
+                <w:color w:val="4472C4" w:themeColor="accent5"/>
+                <w:sz w:val="26"/>
+                <w:szCs w:val="26"/>
+              </w:rPr>
+            </w:pPr>
+            <w:r>
+              <w:rPr>
+                <w:color w:val="4472C4" w:themeColor="accent5"/>
+                <w:sz w:val="26"/>
+                <w:szCs w:val="26"/>
+              </w:rPr>
+              <w:t>2048</w:t>
+            </w:r>
+          </w:p>
+        </w:tc>
+        <w:tc>
+          <w:tcPr>
+            <w:tcW w:w="1699" w:type="dxa"/>
+          </w:tcPr>
+          <w:p>
+            <w:pPr>
+              <w:rPr>
+                <w:sz w:val="26"/>
+                <w:szCs w:val="26"/>
+              </w:rPr>
+            </w:pPr>
+          </w:p>
+        </w:tc>
+      </w:tr>
+      <w:tr>
+        <w:tc>
+          <w:tcPr>
+            <w:tcW w:w="1698" w:type="dxa"/>
+          </w:tcPr>
+          <w:p>
+            <w:pPr>
+              <w:rPr>
+                <w:color w:val="4472C4" w:themeColor="accent5"/>
+                <w:sz w:val="26"/>
+                <w:szCs w:val="26"/>
+              </w:rPr>
+            </w:pPr>
+            <w:r>
+              <w:rPr>
+                <w:color w:val="4472C4" w:themeColor="accent5"/>
+                <w:sz w:val="26"/>
+                <w:szCs w:val="26"/>
+              </w:rPr>
+              <w:t>4096</w:t>
+            </w:r>
+          </w:p>
+        </w:tc>
+        <w:tc>
+          <w:tcPr>
+            <w:tcW w:w="1699" w:type="dxa"/>
+          </w:tcPr>
+          <w:p>
+            <w:pPr>
+              <w:rPr>
+                <w:sz w:val="26"/>
+                <w:szCs w:val="26"/>
+              </w:rPr>
+            </w:pPr>
+          </w:p>
+        </w:tc>
+      </w:tr>
+    </w:tbl>
+    <w:p>
+      <w:pPr>
+        <w:rPr>
+          <w:sz w:val="2"/>
+          <w:szCs w:val="2"/>
+        </w:rPr>
+      </w:pPr>
+    </w:p>
+    <w:p>
+      <w:pPr>
+        <w:rPr>
+          <w:b/>
+          <w:sz w:val="26"/>
+          <w:szCs w:val="26"/>
+        </w:rPr>
+      </w:pPr>
+      <w:r>
+        <w:rPr>
+          <w:b/>
+          <w:sz w:val="26"/>
+          <w:szCs w:val="26"/>
+        </w:rPr>
+        <w:t>Razone</w:t>
+      </w:r>
+      <w:r>
+        <w:rPr>
+          <w:b/>
+          <w:sz w:val="26"/>
+          <w:szCs w:val="26"/>
+        </w:rPr>
+        <w:t xml:space="preserve"> si sintonizan los tiempos obtenidos con la complejidad del algoritmo.</w:t>
+      </w:r>
+    </w:p>
+    <w:p>
+      <w:pPr>
+        <w:rPr>
+          <w:b/>
+          <w:sz w:val="26"/>
+          <w:szCs w:val="26"/>
+        </w:rPr>
+      </w:pPr>
+    </w:p>
+    <w:p>
+      <w:pPr>
+        <w:rPr>
+          <w:b/>
+          <w:sz w:val="26"/>
+          <w:szCs w:val="26"/>
+        </w:rPr>
+      </w:pPr>
+      <w:r>
+        <w:rPr>
+          <w:b/>
+          <w:sz w:val="26"/>
+          <w:szCs w:val="26"/>
+        </w:rPr>
+        <w:t>O</w:t>
+      </w:r>
+      <w:r>
+        <w:rPr>
+          <w:b/>
+          <w:sz w:val="26"/>
+          <w:szCs w:val="26"/>
+        </w:rPr>
+        <w:t>pcional, hacer una clase p3p.PuntosTodosDyV.java que resuelva el problema planteado para cualquier número de puntos n&gt;=3.</w:t>
+      </w:r>
+    </w:p>
+    <w:p>
+      <w:pPr>
+        <w:rPr>
+          <w:b/>
+          <w:sz w:val="26"/>
+          <w:szCs w:val="26"/>
+        </w:rPr>
+      </w:pPr>
+      <w:r>
+        <w:rPr>
+          <w:b/>
+          <w:sz w:val="26"/>
+          <w:szCs w:val="26"/>
+        </w:rPr>
+        <w:t>Pruebe el buen funcionamiento de p3p.PuntosTodosDyV.java para: “datos100.txt</w:t>
+      </w:r>
+      <w:proofErr w:type="gramStart"/>
+      <w:r>
+        <w:rPr>
+          <w:b/>
+          <w:sz w:val="26"/>
+          <w:szCs w:val="26"/>
+        </w:rPr>
+        <w:t>” :</w:t>
+      </w:r>
+      <w:proofErr w:type="gramEnd"/>
+      <w:r>
+        <w:rPr>
+          <w:b/>
+          <w:sz w:val="26"/>
+          <w:szCs w:val="26"/>
+        </w:rPr>
+        <w:t xml:space="preserve"> para este caso la solución ha de ser: PUNTOS MÁS CERCANOS: [40.203173, 17.809812] [39.518531, 18.864816] SU DISTANCIA MÍNIMA= 1.257684</w:t>
+      </w:r>
+    </w:p>
+    <w:p>
+      <w:pPr>
+        <w:rPr>
+          <w:b/>
+          <w:sz w:val="26"/>
+          <w:szCs w:val="26"/>
+        </w:rPr>
+      </w:pPr>
+      <w:r>
+        <w:rPr>
+          <w:b/>
+          <w:sz w:val="26"/>
+          <w:szCs w:val="26"/>
+        </w:rPr>
+        <w:t>“datos1000.txt</w:t>
+      </w:r>
+      <w:proofErr w:type="gramStart"/>
+      <w:r>
+        <w:rPr>
+          <w:b/>
+          <w:sz w:val="26"/>
+          <w:szCs w:val="26"/>
+        </w:rPr>
+        <w:t>” :</w:t>
+      </w:r>
+      <w:proofErr w:type="gramEnd"/>
+      <w:r>
+        <w:rPr>
+          <w:b/>
+          <w:sz w:val="26"/>
+          <w:szCs w:val="26"/>
+        </w:rPr>
+        <w:t xml:space="preserve"> para este caso la solución ha de ser: PUNTOS MÁS CERCANOS: [8.036015, 65.015139] [8.005602, 64.992083] SU DISTANCIA MÍNIMA= 0.038165</w:t>
+      </w:r>
+    </w:p>
+    <w:p>
+      <w:pPr>
+        <w:rPr>
+          <w:b/>
+          <w:sz w:val="26"/>
+          <w:szCs w:val="26"/>
+        </w:rPr>
+      </w:pPr>
+      <w:r>
+        <w:rPr>
+          <w:b/>
+          <w:sz w:val="26"/>
+          <w:szCs w:val="26"/>
+        </w:rPr>
+        <w:lastRenderedPageBreak/>
+        <w:t>“datos10000.txt</w:t>
+      </w:r>
+      <w:proofErr w:type="gramStart"/>
+      <w:r>
+        <w:rPr>
+          <w:b/>
+          <w:sz w:val="26"/>
+          <w:szCs w:val="26"/>
+        </w:rPr>
+        <w:t>” :</w:t>
+      </w:r>
+      <w:proofErr w:type="gramEnd"/>
+      <w:r>
+        <w:rPr>
+          <w:b/>
+          <w:sz w:val="26"/>
+          <w:szCs w:val="26"/>
+        </w:rPr>
+        <w:t xml:space="preserve"> para este caso la solución ha de ser: PUNTOS MÁS CERCANOS: [73.085395, 31.480901] [73.085113, 31.479733] SU DISTANCIA MÍNIMA= 0.001202</w:t>
+      </w:r>
     </w:p>
     <w:sectPr>
       <w:pgSz w:w="11906" w:h="16838"/>
@@ -19106,7 +23260,28 @@
   <w:style w:type="paragraph" w:default="1" w:styleId="Normal">
     <w:name w:val="Normal"/>
     <w:qFormat/>
-    <w:rsid w:val="001333D3"/>
+    <w:rsid w:val="00B75DC9"/>
+  </w:style>
+  <w:style w:type="paragraph" w:styleId="Ttulo1">
+    <w:name w:val="heading 1"/>
+    <w:basedOn w:val="Normal"/>
+    <w:next w:val="Normal"/>
+    <w:link w:val="Ttulo1Car"/>
+    <w:uiPriority w:val="9"/>
+    <w:qFormat/>
+    <w:rsid w:val="00183700"/>
+    <w:pPr>
+      <w:keepNext/>
+      <w:keepLines/>
+      <w:spacing w:before="240" w:after="0"/>
+      <w:outlineLvl w:val="0"/>
+    </w:pPr>
+    <w:rPr>
+      <w:rFonts w:asciiTheme="majorHAnsi" w:eastAsiaTheme="majorEastAsia" w:hAnsiTheme="majorHAnsi" w:cstheme="majorBidi"/>
+      <w:color w:val="2E74B5" w:themeColor="accent1" w:themeShade="BF"/>
+      <w:sz w:val="32"/>
+      <w:szCs w:val="32"/>
+    </w:rPr>
   </w:style>
   <w:style w:type="character" w:default="1" w:styleId="Fuentedeprrafopredeter">
     <w:name w:val="Default Paragraph Font"/>
@@ -19176,6 +23351,134 @@
     <w:rPr>
       <w:color w:val="808080"/>
     </w:rPr>
+  </w:style>
+  <w:style w:type="character" w:customStyle="1" w:styleId="Ttulo1Car">
+    <w:name w:val="Título 1 Car"/>
+    <w:basedOn w:val="Fuentedeprrafopredeter"/>
+    <w:link w:val="Ttulo1"/>
+    <w:uiPriority w:val="9"/>
+    <w:rsid w:val="00183700"/>
+    <w:rPr>
+      <w:rFonts w:asciiTheme="majorHAnsi" w:eastAsiaTheme="majorEastAsia" w:hAnsiTheme="majorHAnsi" w:cstheme="majorBidi"/>
+      <w:color w:val="2E74B5" w:themeColor="accent1" w:themeShade="BF"/>
+      <w:sz w:val="32"/>
+      <w:szCs w:val="32"/>
+    </w:rPr>
+  </w:style>
+  <w:style w:type="paragraph" w:styleId="Lista">
+    <w:name w:val="List"/>
+    <w:basedOn w:val="Normal"/>
+    <w:uiPriority w:val="99"/>
+    <w:unhideWhenUsed/>
+    <w:rsid w:val="00183700"/>
+    <w:pPr>
+      <w:ind w:left="283" w:hanging="283"/>
+      <w:contextualSpacing/>
+    </w:pPr>
+  </w:style>
+  <w:style w:type="paragraph" w:styleId="Lista2">
+    <w:name w:val="List 2"/>
+    <w:basedOn w:val="Normal"/>
+    <w:uiPriority w:val="99"/>
+    <w:unhideWhenUsed/>
+    <w:rsid w:val="00183700"/>
+    <w:pPr>
+      <w:ind w:left="566" w:hanging="283"/>
+      <w:contextualSpacing/>
+    </w:pPr>
+  </w:style>
+  <w:style w:type="paragraph" w:styleId="Saludo">
+    <w:name w:val="Salutation"/>
+    <w:basedOn w:val="Normal"/>
+    <w:next w:val="Normal"/>
+    <w:link w:val="SaludoCar"/>
+    <w:uiPriority w:val="99"/>
+    <w:unhideWhenUsed/>
+    <w:rsid w:val="00183700"/>
+  </w:style>
+  <w:style w:type="character" w:customStyle="1" w:styleId="SaludoCar">
+    <w:name w:val="Saludo Car"/>
+    <w:basedOn w:val="Fuentedeprrafopredeter"/>
+    <w:link w:val="Saludo"/>
+    <w:uiPriority w:val="99"/>
+    <w:rsid w:val="00183700"/>
+  </w:style>
+  <w:style w:type="paragraph" w:styleId="Textoindependiente">
+    <w:name w:val="Body Text"/>
+    <w:basedOn w:val="Normal"/>
+    <w:link w:val="TextoindependienteCar"/>
+    <w:uiPriority w:val="99"/>
+    <w:unhideWhenUsed/>
+    <w:rsid w:val="00183700"/>
+    <w:pPr>
+      <w:spacing w:after="120"/>
+    </w:pPr>
+  </w:style>
+  <w:style w:type="character" w:customStyle="1" w:styleId="TextoindependienteCar">
+    <w:name w:val="Texto independiente Car"/>
+    <w:basedOn w:val="Fuentedeprrafopredeter"/>
+    <w:link w:val="Textoindependiente"/>
+    <w:uiPriority w:val="99"/>
+    <w:rsid w:val="00183700"/>
+  </w:style>
+  <w:style w:type="paragraph" w:styleId="Textoindependienteprimerasangra">
+    <w:name w:val="Body Text First Indent"/>
+    <w:basedOn w:val="Textoindependiente"/>
+    <w:link w:val="TextoindependienteprimerasangraCar"/>
+    <w:uiPriority w:val="99"/>
+    <w:unhideWhenUsed/>
+    <w:rsid w:val="00183700"/>
+    <w:pPr>
+      <w:spacing w:after="160"/>
+      <w:ind w:firstLine="360"/>
+    </w:pPr>
+  </w:style>
+  <w:style w:type="character" w:customStyle="1" w:styleId="TextoindependienteprimerasangraCar">
+    <w:name w:val="Texto independiente primera sangría Car"/>
+    <w:basedOn w:val="TextoindependienteCar"/>
+    <w:link w:val="Textoindependienteprimerasangra"/>
+    <w:uiPriority w:val="99"/>
+    <w:rsid w:val="00183700"/>
+  </w:style>
+  <w:style w:type="paragraph" w:styleId="Sangradetextonormal">
+    <w:name w:val="Body Text Indent"/>
+    <w:basedOn w:val="Normal"/>
+    <w:link w:val="SangradetextonormalCar"/>
+    <w:uiPriority w:val="99"/>
+    <w:semiHidden/>
+    <w:unhideWhenUsed/>
+    <w:rsid w:val="00183700"/>
+    <w:pPr>
+      <w:spacing w:after="120"/>
+      <w:ind w:left="283"/>
+    </w:pPr>
+  </w:style>
+  <w:style w:type="character" w:customStyle="1" w:styleId="SangradetextonormalCar">
+    <w:name w:val="Sangría de texto normal Car"/>
+    <w:basedOn w:val="Fuentedeprrafopredeter"/>
+    <w:link w:val="Sangradetextonormal"/>
+    <w:uiPriority w:val="99"/>
+    <w:semiHidden/>
+    <w:rsid w:val="00183700"/>
+  </w:style>
+  <w:style w:type="paragraph" w:styleId="Textoindependienteprimerasangra2">
+    <w:name w:val="Body Text First Indent 2"/>
+    <w:basedOn w:val="Sangradetextonormal"/>
+    <w:link w:val="Textoindependienteprimerasangra2Car"/>
+    <w:uiPriority w:val="99"/>
+    <w:unhideWhenUsed/>
+    <w:rsid w:val="00183700"/>
+    <w:pPr>
+      <w:spacing w:after="160"/>
+      <w:ind w:left="360" w:firstLine="360"/>
+    </w:pPr>
+  </w:style>
+  <w:style w:type="character" w:customStyle="1" w:styleId="Textoindependienteprimerasangra2Car">
+    <w:name w:val="Texto independiente primera sangría 2 Car"/>
+    <w:basedOn w:val="SangradetextonormalCar"/>
+    <w:link w:val="Textoindependienteprimerasangra2"/>
+    <w:uiPriority w:val="99"/>
+    <w:rsid w:val="00183700"/>
   </w:style>
 </w:styles>
 </file>
@@ -19446,7 +23749,7 @@
 </file>
 
 <file path=customXml/itemProps1.xml><?xml version="1.0" encoding="utf-8"?>
-<ds:datastoreItem xmlns:ds="http://schemas.openxmlformats.org/officeDocument/2006/customXml" ds:itemID="{208FEA57-BFDB-4244-B78D-DFE43CBAA8C6}">
+<ds:datastoreItem xmlns:ds="http://schemas.openxmlformats.org/officeDocument/2006/customXml" ds:itemID="{DA67FB12-3875-4394-9C2A-97A590AB83F2}">
   <ds:schemaRefs>
     <ds:schemaRef ds:uri="http://schemas.openxmlformats.org/officeDocument/2006/bibliography"/>
   </ds:schemaRefs>
